--- a/Github Action/C#_app_with_GitHub_Actions.docx
+++ b/Github Action/C#_app_with_GitHub_Actions.docx
@@ -203,96 +203,6 @@
         <w:t>Reading and editing a GitHub Actions workflow file</w:t>
       </w:r>
     </w:p>
-    <w:p>
-      <w:pPr>
-        <w:pStyle w:val="Heading2"/>
-      </w:pPr>
-      <w:r>
-        <w:t>Suggested timing</w:t>
-      </w:r>
-      <w:r>
-        <w:t xml:space="preserve"> </w:t>
-      </w:r>
-      <w:r>
-        <w:t>60–90 minute</w:t>
-      </w:r>
-      <w:r>
-        <w:t>:</w:t>
-      </w:r>
-    </w:p>
-    <w:p>
-      <w:pPr>
-        <w:numPr>
-          <w:ilvl w:val="0"/>
-          <w:numId w:val="2"/>
-        </w:numPr>
-      </w:pPr>
-      <w:r>
-        <w:rPr>
-          <w:b/>
-          <w:bCs/>
-        </w:rPr>
-        <w:t>Part 1 (20–25 min):</w:t>
-      </w:r>
-      <w:r>
-        <w:t xml:space="preserve"> Create the app and domain logic</w:t>
-      </w:r>
-    </w:p>
-    <w:p>
-      <w:pPr>
-        <w:numPr>
-          <w:ilvl w:val="0"/>
-          <w:numId w:val="2"/>
-        </w:numPr>
-      </w:pPr>
-      <w:r>
-        <w:rPr>
-          <w:b/>
-          <w:bCs/>
-        </w:rPr>
-        <w:t>Part 2 (10–15 min):</w:t>
-      </w:r>
-      <w:r>
-        <w:t xml:space="preserve"> Add tests and verify locally</w:t>
-      </w:r>
-    </w:p>
-    <w:p>
-      <w:pPr>
-        <w:numPr>
-          <w:ilvl w:val="0"/>
-          <w:numId w:val="2"/>
-        </w:numPr>
-      </w:pPr>
-      <w:r>
-        <w:rPr>
-          <w:b/>
-          <w:bCs/>
-        </w:rPr>
-        <w:t>Part 3 (20–25 min):</w:t>
-      </w:r>
-      <w:r>
-        <w:t xml:space="preserve"> Push to GitHub and add CI workflow</w:t>
-      </w:r>
-    </w:p>
-    <w:p>
-      <w:pPr>
-        <w:numPr>
-          <w:ilvl w:val="0"/>
-          <w:numId w:val="2"/>
-        </w:numPr>
-      </w:pPr>
-      <w:r>
-        <w:rPr>
-          <w:b/>
-          <w:bCs/>
-        </w:rPr>
-        <w:t>Part 4 (15–20 min):</w:t>
-      </w:r>
-      <w:r>
-        <w:t xml:space="preserve"> Extensions (matrix builds, status badge, failing build demo)</w:t>
-      </w:r>
-    </w:p>
-    <w:p/>
     <w:p>
       <w:pPr>
         <w:pStyle w:val="Heading3"/>
@@ -521,7 +431,6 @@
         </w:rPr>
         <w:t xml:space="preserve"> called </w:t>
       </w:r>
-      <w:proofErr w:type="spellStart"/>
       <w:r>
         <w:rPr>
           <w:rFonts w:ascii="Courier New" w:hAnsi="Courier New" w:cs="Courier New"/>
@@ -540,7 +449,6 @@
         </w:rPr>
         <w:t>.App</w:t>
       </w:r>
-      <w:proofErr w:type="spellEnd"/>
     </w:p>
     <w:p>
       <w:pPr>
@@ -573,7 +481,6 @@
           <w:bCs/>
         </w:rPr>
       </w:pPr>
-      <w:proofErr w:type="spellStart"/>
       <w:r>
         <w:rPr>
           <w:rFonts w:ascii="Courier New" w:hAnsi="Courier New" w:cs="Courier New"/>
@@ -581,28 +488,16 @@
           <w:bCs/>
           <w:color w:val="0070C0"/>
         </w:rPr>
-        <w:t>mkdir</w:t>
-      </w:r>
-      <w:proofErr w:type="spellEnd"/>
+        <w:t xml:space="preserve">mkdir </w:t>
+      </w:r>
       <w:r>
         <w:rPr>
           <w:rFonts w:ascii="Courier New" w:hAnsi="Courier New" w:cs="Courier New"/>
           <w:b/>
           <w:bCs/>
-          <w:color w:val="0070C0"/>
-        </w:rPr>
-        <w:t xml:space="preserve"> </w:t>
-      </w:r>
-      <w:proofErr w:type="spellStart"/>
-      <w:r>
-        <w:rPr>
-          <w:rFonts w:ascii="Courier New" w:hAnsi="Courier New" w:cs="Courier New"/>
-          <w:b/>
-          <w:bCs/>
         </w:rPr>
         <w:t>SubscriptionMetrics</w:t>
       </w:r>
-      <w:proofErr w:type="spellEnd"/>
     </w:p>
     <w:p>
       <w:pPr>
@@ -624,7 +519,6 @@
         </w:rPr>
         <w:t xml:space="preserve">cd </w:t>
       </w:r>
-      <w:proofErr w:type="spellStart"/>
       <w:r>
         <w:rPr>
           <w:rFonts w:ascii="Courier New" w:hAnsi="Courier New" w:cs="Courier New"/>
@@ -633,7 +527,6 @@
         </w:rPr>
         <w:t>SubscriptionMetrics</w:t>
       </w:r>
-      <w:proofErr w:type="spellEnd"/>
     </w:p>
     <w:p>
       <w:pPr>
@@ -663,36 +556,8 @@
           <w:b/>
           <w:bCs/>
         </w:rPr>
-        <w:t xml:space="preserve">new </w:t>
-      </w:r>
-      <w:proofErr w:type="spellStart"/>
-      <w:r>
-        <w:rPr>
-          <w:rFonts w:ascii="Courier New" w:hAnsi="Courier New" w:cs="Courier New"/>
-          <w:b/>
-          <w:bCs/>
-        </w:rPr>
-        <w:t>sln</w:t>
-      </w:r>
-      <w:proofErr w:type="spellEnd"/>
-      <w:r>
-        <w:rPr>
-          <w:rFonts w:ascii="Courier New" w:hAnsi="Courier New" w:cs="Courier New"/>
-          <w:b/>
-          <w:bCs/>
-        </w:rPr>
-        <w:t xml:space="preserve"> -n </w:t>
-      </w:r>
-      <w:proofErr w:type="spellStart"/>
-      <w:r>
-        <w:rPr>
-          <w:rFonts w:ascii="Courier New" w:hAnsi="Courier New" w:cs="Courier New"/>
-          <w:b/>
-          <w:bCs/>
-        </w:rPr>
-        <w:t>SubscriptionMetrics</w:t>
-      </w:r>
-      <w:proofErr w:type="spellEnd"/>
+        <w:t>new sln -n SubscriptionMetrics</w:t>
+      </w:r>
       <w:r>
         <w:rPr>
           <w:rFonts w:ascii="Courier New" w:hAnsi="Courier New" w:cs="Courier New"/>
@@ -759,51 +624,30 @@
           <w:b/>
           <w:bCs/>
         </w:rPr>
-        <w:t xml:space="preserve">new console -n </w:t>
-      </w:r>
-      <w:proofErr w:type="spellStart"/>
+        <w:t>new console -n SubscriptionMetrics.App</w:t>
+      </w:r>
+    </w:p>
+    <w:p>
+      <w:pPr>
+        <w:ind w:left="1440"/>
+      </w:pPr>
       <w:r>
         <w:rPr>
           <w:rFonts w:ascii="Courier New" w:hAnsi="Courier New" w:cs="Courier New"/>
           <w:b/>
           <w:bCs/>
-        </w:rPr>
-        <w:t>SubscriptionMetrics.App</w:t>
-      </w:r>
-      <w:proofErr w:type="spellEnd"/>
-    </w:p>
-    <w:p>
-      <w:pPr>
-        <w:ind w:left="1440"/>
-      </w:pPr>
+          <w:color w:val="0070C0"/>
+        </w:rPr>
+        <w:t xml:space="preserve">dotnet </w:t>
+      </w:r>
       <w:r>
         <w:rPr>
           <w:rFonts w:ascii="Courier New" w:hAnsi="Courier New" w:cs="Courier New"/>
           <w:b/>
           <w:bCs/>
-          <w:color w:val="0070C0"/>
-        </w:rPr>
-        <w:t xml:space="preserve">dotnet </w:t>
-      </w:r>
-      <w:proofErr w:type="spellStart"/>
-      <w:r>
-        <w:rPr>
-          <w:rFonts w:ascii="Courier New" w:hAnsi="Courier New" w:cs="Courier New"/>
-          <w:b/>
-          <w:bCs/>
-        </w:rPr>
-        <w:t>sln</w:t>
-      </w:r>
-      <w:proofErr w:type="spellEnd"/>
-      <w:r>
-        <w:rPr>
-          <w:rFonts w:ascii="Courier New" w:hAnsi="Courier New" w:cs="Courier New"/>
-          <w:b/>
-          <w:bCs/>
-        </w:rPr>
-        <w:t xml:space="preserve"> add </w:t>
-      </w:r>
-      <w:proofErr w:type="spellStart"/>
+        </w:rPr>
+        <w:t xml:space="preserve">sln add </w:t>
+      </w:r>
       <w:r>
         <w:rPr>
           <w:rFonts w:ascii="Courier New" w:hAnsi="Courier New" w:cs="Courier New"/>
@@ -812,31 +656,8 @@
           <w:sz w:val="16"/>
           <w:szCs w:val="16"/>
         </w:rPr>
-        <w:t>SubscriptionMetrics.App</w:t>
-      </w:r>
-      <w:proofErr w:type="spellEnd"/>
-      <w:r>
-        <w:rPr>
-          <w:rFonts w:ascii="Courier New" w:hAnsi="Courier New" w:cs="Courier New"/>
-          <w:b/>
-          <w:bCs/>
-          <w:sz w:val="16"/>
-          <w:szCs w:val="16"/>
-        </w:rPr>
-        <w:t>/</w:t>
-      </w:r>
-      <w:proofErr w:type="spellStart"/>
-      <w:r>
-        <w:rPr>
-          <w:rFonts w:ascii="Courier New" w:hAnsi="Courier New" w:cs="Courier New"/>
-          <w:b/>
-          <w:bCs/>
-          <w:sz w:val="16"/>
-          <w:szCs w:val="16"/>
-        </w:rPr>
-        <w:t>SubscriptionMetrics.App.csproj</w:t>
-      </w:r>
-      <w:proofErr w:type="spellEnd"/>
+        <w:t>SubscriptionMetrics.App/SubscriptionMetrics.App.csproj</w:t>
+      </w:r>
       <w:r>
         <w:rPr>
           <w:rFonts w:ascii="Courier New" w:hAnsi="Courier New" w:cs="Courier New"/>
@@ -895,7 +716,6 @@
         </w:rPr>
         <w:t xml:space="preserve">cd </w:t>
       </w:r>
-      <w:proofErr w:type="spellStart"/>
       <w:r>
         <w:rPr>
           <w:rFonts w:ascii="Courier New" w:hAnsi="Courier New" w:cs="Courier New"/>
@@ -904,7 +724,6 @@
         </w:rPr>
         <w:t>SubscriptionMetrics.App</w:t>
       </w:r>
-      <w:proofErr w:type="spellEnd"/>
     </w:p>
     <w:p>
       <w:pPr>
@@ -1037,7 +856,6 @@
         </w:rPr>
         <w:t xml:space="preserve"> by creating a new files called </w:t>
       </w:r>
-      <w:proofErr w:type="spellStart"/>
       <w:r>
         <w:rPr>
           <w:b/>
@@ -1046,7 +864,6 @@
         </w:rPr>
         <w:t>CustomerSubscription.cs</w:t>
       </w:r>
-      <w:proofErr w:type="spellEnd"/>
       <w:r>
         <w:t xml:space="preserve"> </w:t>
       </w:r>
@@ -1059,37 +876,12 @@
       <w:r>
         <w:t xml:space="preserve">  </w:t>
       </w:r>
-      <w:proofErr w:type="spellStart"/>
-      <w:r>
-        <w:rPr>
-          <w:b/>
-          <w:bCs/>
-        </w:rPr>
-        <w:t>SubscriptionMetrics.App</w:t>
-      </w:r>
-      <w:proofErr w:type="spellEnd"/>
-      <w:r>
-        <w:rPr>
-          <w:b/>
-          <w:bCs/>
-        </w:rPr>
-        <w:t>/</w:t>
-      </w:r>
-      <w:proofErr w:type="spellStart"/>
-      <w:r>
-        <w:rPr>
-          <w:b/>
-          <w:bCs/>
-        </w:rPr>
-        <w:t>CustomerSubscription.cs</w:t>
-      </w:r>
-      <w:proofErr w:type="spellEnd"/>
-      <w:r>
-        <w:rPr>
-          <w:b/>
-          <w:bCs/>
-        </w:rPr>
-        <w:t>:</w:t>
+      <w:r>
+        <w:rPr>
+          <w:b/>
+          <w:bCs/>
+        </w:rPr>
+        <w:t>SubscriptionMetrics.App/CustomerSubscription.cs:</w:t>
       </w:r>
     </w:p>
     <w:p>
@@ -1116,21 +908,12 @@
         </w:rPr>
         <w:t xml:space="preserve">namespace </w:t>
       </w:r>
-      <w:proofErr w:type="spellStart"/>
-      <w:r>
-        <w:rPr>
-          <w:b/>
-          <w:bCs/>
-        </w:rPr>
-        <w:t>SubscriptionMetrics.App</w:t>
-      </w:r>
-      <w:proofErr w:type="spellEnd"/>
-      <w:r>
-        <w:rPr>
-          <w:b/>
-          <w:bCs/>
-        </w:rPr>
-        <w:t>;</w:t>
+      <w:r>
+        <w:rPr>
+          <w:b/>
+          <w:bCs/>
+        </w:rPr>
+        <w:t>SubscriptionMetrics.App;</w:t>
       </w:r>
     </w:p>
     <w:p>
@@ -1209,7 +992,6 @@
         </w:rPr>
         <w:t xml:space="preserve"> </w:t>
       </w:r>
-      <w:proofErr w:type="spellStart"/>
       <w:r>
         <w:rPr>
           <w:rFonts w:ascii="Cascadia Mono" w:hAnsi="Cascadia Mono" w:cs="Cascadia Mono"/>
@@ -1223,7 +1005,6 @@
         </w:rPr>
         <w:t>CustomerSubscription</w:t>
       </w:r>
-      <w:proofErr w:type="spellEnd"/>
     </w:p>
     <w:p>
       <w:pPr>
@@ -1336,35 +1117,7 @@
           <w:highlight w:val="white"/>
           <w:lang w:eastAsia="en-US"/>
         </w:rPr>
-        <w:t xml:space="preserve"> </w:t>
-      </w:r>
-      <w:proofErr w:type="spellStart"/>
-      <w:r>
-        <w:rPr>
-          <w:rFonts w:ascii="Cascadia Mono" w:hAnsi="Cascadia Mono" w:cs="Cascadia Mono"/>
-          <w:b/>
-          <w:bCs/>
-          <w:color w:val="000000"/>
-          <w:sz w:val="19"/>
-          <w:szCs w:val="19"/>
-          <w:highlight w:val="white"/>
-          <w:lang w:eastAsia="en-US"/>
-        </w:rPr>
-        <w:t>CustomerId</w:t>
-      </w:r>
-      <w:proofErr w:type="spellEnd"/>
-      <w:r>
-        <w:rPr>
-          <w:rFonts w:ascii="Cascadia Mono" w:hAnsi="Cascadia Mono" w:cs="Cascadia Mono"/>
-          <w:b/>
-          <w:bCs/>
-          <w:color w:val="000000"/>
-          <w:sz w:val="19"/>
-          <w:szCs w:val="19"/>
-          <w:highlight w:val="white"/>
-          <w:lang w:eastAsia="en-US"/>
-        </w:rPr>
-        <w:t xml:space="preserve"> { </w:t>
+        <w:t xml:space="preserve"> CustomerId { </w:t>
       </w:r>
       <w:r>
         <w:rPr>
@@ -1473,35 +1226,7 @@
           <w:highlight w:val="white"/>
           <w:lang w:eastAsia="en-US"/>
         </w:rPr>
-        <w:t xml:space="preserve"> </w:t>
-      </w:r>
-      <w:proofErr w:type="spellStart"/>
-      <w:r>
-        <w:rPr>
-          <w:rFonts w:ascii="Cascadia Mono" w:hAnsi="Cascadia Mono" w:cs="Cascadia Mono"/>
-          <w:b/>
-          <w:bCs/>
-          <w:color w:val="000000"/>
-          <w:sz w:val="19"/>
-          <w:szCs w:val="19"/>
-          <w:highlight w:val="white"/>
-          <w:lang w:eastAsia="en-US"/>
-        </w:rPr>
-        <w:t>MonthlyAmount</w:t>
-      </w:r>
-      <w:proofErr w:type="spellEnd"/>
-      <w:r>
-        <w:rPr>
-          <w:rFonts w:ascii="Cascadia Mono" w:hAnsi="Cascadia Mono" w:cs="Cascadia Mono"/>
-          <w:b/>
-          <w:bCs/>
-          <w:color w:val="000000"/>
-          <w:sz w:val="19"/>
-          <w:szCs w:val="19"/>
-          <w:highlight w:val="white"/>
-          <w:lang w:eastAsia="en-US"/>
-        </w:rPr>
-        <w:t xml:space="preserve"> { </w:t>
+        <w:t xml:space="preserve"> MonthlyAmount { </w:t>
       </w:r>
       <w:r>
         <w:rPr>
@@ -1610,35 +1335,7 @@
           <w:highlight w:val="white"/>
           <w:lang w:eastAsia="en-US"/>
         </w:rPr>
-        <w:t xml:space="preserve"> </w:t>
-      </w:r>
-      <w:proofErr w:type="spellStart"/>
-      <w:r>
-        <w:rPr>
-          <w:rFonts w:ascii="Cascadia Mono" w:hAnsi="Cascadia Mono" w:cs="Cascadia Mono"/>
-          <w:b/>
-          <w:bCs/>
-          <w:color w:val="000000"/>
-          <w:sz w:val="19"/>
-          <w:szCs w:val="19"/>
-          <w:highlight w:val="white"/>
-          <w:lang w:eastAsia="en-US"/>
-        </w:rPr>
-        <w:t>IsActive</w:t>
-      </w:r>
-      <w:proofErr w:type="spellEnd"/>
-      <w:r>
-        <w:rPr>
-          <w:rFonts w:ascii="Cascadia Mono" w:hAnsi="Cascadia Mono" w:cs="Cascadia Mono"/>
-          <w:b/>
-          <w:bCs/>
-          <w:color w:val="000000"/>
-          <w:sz w:val="19"/>
-          <w:szCs w:val="19"/>
-          <w:highlight w:val="white"/>
-          <w:lang w:eastAsia="en-US"/>
-        </w:rPr>
-        <w:t xml:space="preserve"> { </w:t>
+        <w:t xml:space="preserve"> IsActive { </w:t>
       </w:r>
       <w:r>
         <w:rPr>
@@ -1741,7 +1438,6 @@
         </w:rPr>
         <w:t xml:space="preserve"> </w:t>
       </w:r>
-      <w:proofErr w:type="spellStart"/>
       <w:r>
         <w:rPr>
           <w:rFonts w:ascii="Cascadia Mono" w:hAnsi="Cascadia Mono" w:cs="Cascadia Mono"/>
@@ -1755,7 +1451,6 @@
         </w:rPr>
         <w:t>CustomerSubscription</w:t>
       </w:r>
-      <w:proofErr w:type="spellEnd"/>
       <w:r>
         <w:rPr>
           <w:rFonts w:ascii="Cascadia Mono" w:hAnsi="Cascadia Mono" w:cs="Cascadia Mono"/>
@@ -1793,35 +1488,7 @@
           <w:highlight w:val="white"/>
           <w:lang w:eastAsia="en-US"/>
         </w:rPr>
-        <w:t xml:space="preserve"> </w:t>
-      </w:r>
-      <w:proofErr w:type="spellStart"/>
-      <w:r>
-        <w:rPr>
-          <w:rFonts w:ascii="Cascadia Mono" w:hAnsi="Cascadia Mono" w:cs="Cascadia Mono"/>
-          <w:b/>
-          <w:bCs/>
-          <w:color w:val="000000"/>
-          <w:sz w:val="19"/>
-          <w:szCs w:val="19"/>
-          <w:highlight w:val="white"/>
-          <w:lang w:eastAsia="en-US"/>
-        </w:rPr>
-        <w:t>customerId</w:t>
-      </w:r>
-      <w:proofErr w:type="spellEnd"/>
-      <w:r>
-        <w:rPr>
-          <w:rFonts w:ascii="Cascadia Mono" w:hAnsi="Cascadia Mono" w:cs="Cascadia Mono"/>
-          <w:b/>
-          <w:bCs/>
-          <w:color w:val="000000"/>
-          <w:sz w:val="19"/>
-          <w:szCs w:val="19"/>
-          <w:highlight w:val="white"/>
-          <w:lang w:eastAsia="en-US"/>
-        </w:rPr>
-        <w:t xml:space="preserve">, </w:t>
+        <w:t xml:space="preserve"> customerId, </w:t>
       </w:r>
       <w:r>
         <w:rPr>
@@ -1847,35 +1514,7 @@
           <w:highlight w:val="white"/>
           <w:lang w:eastAsia="en-US"/>
         </w:rPr>
-        <w:t xml:space="preserve"> </w:t>
-      </w:r>
-      <w:proofErr w:type="spellStart"/>
-      <w:r>
-        <w:rPr>
-          <w:rFonts w:ascii="Cascadia Mono" w:hAnsi="Cascadia Mono" w:cs="Cascadia Mono"/>
-          <w:b/>
-          <w:bCs/>
-          <w:color w:val="000000"/>
-          <w:sz w:val="19"/>
-          <w:szCs w:val="19"/>
-          <w:highlight w:val="white"/>
-          <w:lang w:eastAsia="en-US"/>
-        </w:rPr>
-        <w:t>monthlyAmount</w:t>
-      </w:r>
-      <w:proofErr w:type="spellEnd"/>
-      <w:r>
-        <w:rPr>
-          <w:rFonts w:ascii="Cascadia Mono" w:hAnsi="Cascadia Mono" w:cs="Cascadia Mono"/>
-          <w:b/>
-          <w:bCs/>
-          <w:color w:val="000000"/>
-          <w:sz w:val="19"/>
-          <w:szCs w:val="19"/>
-          <w:highlight w:val="white"/>
-          <w:lang w:eastAsia="en-US"/>
-        </w:rPr>
-        <w:t xml:space="preserve">, </w:t>
+        <w:t xml:space="preserve"> monthlyAmount, </w:t>
       </w:r>
       <w:r>
         <w:rPr>
@@ -2018,35 +1657,7 @@
           <w:highlight w:val="white"/>
           <w:lang w:eastAsia="en-US"/>
         </w:rPr>
-        <w:t xml:space="preserve"> </w:t>
-      </w:r>
-      <w:proofErr w:type="spellStart"/>
-      <w:r>
-        <w:rPr>
-          <w:rFonts w:ascii="Cascadia Mono" w:hAnsi="Cascadia Mono" w:cs="Cascadia Mono"/>
-          <w:b/>
-          <w:bCs/>
-          <w:color w:val="000000"/>
-          <w:sz w:val="19"/>
-          <w:szCs w:val="19"/>
-          <w:highlight w:val="white"/>
-          <w:lang w:eastAsia="en-US"/>
-        </w:rPr>
-        <w:t>isActive</w:t>
-      </w:r>
-      <w:proofErr w:type="spellEnd"/>
-      <w:r>
-        <w:rPr>
-          <w:rFonts w:ascii="Cascadia Mono" w:hAnsi="Cascadia Mono" w:cs="Cascadia Mono"/>
-          <w:b/>
-          <w:bCs/>
-          <w:color w:val="000000"/>
-          <w:sz w:val="19"/>
-          <w:szCs w:val="19"/>
-          <w:highlight w:val="white"/>
-          <w:lang w:eastAsia="en-US"/>
-        </w:rPr>
-        <w:t>)</w:t>
+        <w:t xml:space="preserve"> isActive)</w:t>
       </w:r>
     </w:p>
     <w:p>
@@ -2136,7 +1747,6 @@
         </w:rPr>
         <w:t xml:space="preserve"> (</w:t>
       </w:r>
-      <w:proofErr w:type="spellStart"/>
       <w:r>
         <w:rPr>
           <w:rFonts w:ascii="Cascadia Mono" w:hAnsi="Cascadia Mono" w:cs="Cascadia Mono"/>
@@ -2161,49 +1771,7 @@
           <w:highlight w:val="white"/>
           <w:lang w:eastAsia="en-US"/>
         </w:rPr>
-        <w:t>.IsNullOrWhiteSpace</w:t>
-      </w:r>
-      <w:proofErr w:type="spellEnd"/>
-      <w:r>
-        <w:rPr>
-          <w:rFonts w:ascii="Cascadia Mono" w:hAnsi="Cascadia Mono" w:cs="Cascadia Mono"/>
-          <w:b/>
-          <w:bCs/>
-          <w:color w:val="000000"/>
-          <w:sz w:val="19"/>
-          <w:szCs w:val="19"/>
-          <w:highlight w:val="white"/>
-          <w:lang w:eastAsia="en-US"/>
-        </w:rPr>
-        <w:t>(</w:t>
-      </w:r>
-      <w:proofErr w:type="spellStart"/>
-      <w:r>
-        <w:rPr>
-          <w:rFonts w:ascii="Cascadia Mono" w:hAnsi="Cascadia Mono" w:cs="Cascadia Mono"/>
-          <w:b/>
-          <w:bCs/>
-          <w:color w:val="000000"/>
-          <w:sz w:val="19"/>
-          <w:szCs w:val="19"/>
-          <w:highlight w:val="white"/>
-          <w:lang w:eastAsia="en-US"/>
-        </w:rPr>
-        <w:t>customerId</w:t>
-      </w:r>
-      <w:proofErr w:type="spellEnd"/>
-      <w:r>
-        <w:rPr>
-          <w:rFonts w:ascii="Cascadia Mono" w:hAnsi="Cascadia Mono" w:cs="Cascadia Mono"/>
-          <w:b/>
-          <w:bCs/>
-          <w:color w:val="000000"/>
-          <w:sz w:val="19"/>
-          <w:szCs w:val="19"/>
-          <w:highlight w:val="white"/>
-          <w:lang w:eastAsia="en-US"/>
-        </w:rPr>
-        <w:t>))</w:t>
+        <w:t>.IsNullOrWhiteSpace(customerId))</w:t>
       </w:r>
     </w:p>
     <w:p>
@@ -2288,7 +1856,6 @@
         </w:rPr>
         <w:t xml:space="preserve"> </w:t>
       </w:r>
-      <w:proofErr w:type="spellStart"/>
       <w:r>
         <w:rPr>
           <w:rFonts w:ascii="Cascadia Mono" w:hAnsi="Cascadia Mono" w:cs="Cascadia Mono"/>
@@ -2302,7 +1869,6 @@
         </w:rPr>
         <w:t>ArgumentException</w:t>
       </w:r>
-      <w:proofErr w:type="spellEnd"/>
       <w:r>
         <w:rPr>
           <w:rFonts w:ascii="Cascadia Mono" w:hAnsi="Cascadia Mono" w:cs="Cascadia Mono"/>
@@ -2327,35 +1893,7 @@
           <w:highlight w:val="white"/>
           <w:lang w:eastAsia="en-US"/>
         </w:rPr>
-        <w:t>"</w:t>
-      </w:r>
-      <w:proofErr w:type="spellStart"/>
-      <w:r>
-        <w:rPr>
-          <w:rFonts w:ascii="Cascadia Mono" w:hAnsi="Cascadia Mono" w:cs="Cascadia Mono"/>
-          <w:b/>
-          <w:bCs/>
-          <w:color w:val="A31515"/>
-          <w:sz w:val="19"/>
-          <w:szCs w:val="19"/>
-          <w:highlight w:val="white"/>
-          <w:lang w:eastAsia="en-US"/>
-        </w:rPr>
-        <w:t>CustomerId</w:t>
-      </w:r>
-      <w:proofErr w:type="spellEnd"/>
-      <w:r>
-        <w:rPr>
-          <w:rFonts w:ascii="Cascadia Mono" w:hAnsi="Cascadia Mono" w:cs="Cascadia Mono"/>
-          <w:b/>
-          <w:bCs/>
-          <w:color w:val="A31515"/>
-          <w:sz w:val="19"/>
-          <w:szCs w:val="19"/>
-          <w:highlight w:val="white"/>
-          <w:lang w:eastAsia="en-US"/>
-        </w:rPr>
-        <w:t xml:space="preserve"> is required"</w:t>
+        <w:t>"CustomerId is required"</w:t>
       </w:r>
       <w:r>
         <w:rPr>
@@ -2500,7 +2038,6 @@
         </w:rPr>
         <w:tab/>
       </w:r>
-      <w:proofErr w:type="spellStart"/>
       <w:r>
         <w:rPr>
           <w:rFonts w:ascii="Cascadia Mono" w:hAnsi="Cascadia Mono" w:cs="Cascadia Mono"/>
@@ -2514,47 +2051,18 @@
         </w:rPr>
         <w:t>nameof</w:t>
       </w:r>
-      <w:proofErr w:type="spellEnd"/>
-      <w:r>
-        <w:rPr>
-          <w:rFonts w:ascii="Cascadia Mono" w:hAnsi="Cascadia Mono" w:cs="Cascadia Mono"/>
-          <w:b/>
-          <w:bCs/>
-          <w:color w:val="000000"/>
-          <w:sz w:val="19"/>
-          <w:szCs w:val="19"/>
-          <w:highlight w:val="white"/>
-          <w:lang w:eastAsia="en-US"/>
-        </w:rPr>
-        <w:t>(</w:t>
-      </w:r>
-      <w:proofErr w:type="spellStart"/>
-      <w:r>
-        <w:rPr>
-          <w:rFonts w:ascii="Cascadia Mono" w:hAnsi="Cascadia Mono" w:cs="Cascadia Mono"/>
-          <w:b/>
-          <w:bCs/>
-          <w:color w:val="000000"/>
-          <w:sz w:val="19"/>
-          <w:szCs w:val="19"/>
-          <w:highlight w:val="white"/>
-          <w:lang w:eastAsia="en-US"/>
-        </w:rPr>
-        <w:t>customerId</w:t>
-      </w:r>
-      <w:proofErr w:type="spellEnd"/>
-      <w:r>
-        <w:rPr>
-          <w:rFonts w:ascii="Cascadia Mono" w:hAnsi="Cascadia Mono" w:cs="Cascadia Mono"/>
-          <w:b/>
-          <w:bCs/>
-          <w:color w:val="000000"/>
-          <w:sz w:val="19"/>
-          <w:szCs w:val="19"/>
-          <w:highlight w:val="white"/>
-          <w:lang w:eastAsia="en-US"/>
-        </w:rPr>
-        <w:t>));</w:t>
+      <w:r>
+        <w:rPr>
+          <w:rFonts w:ascii="Cascadia Mono" w:hAnsi="Cascadia Mono" w:cs="Cascadia Mono"/>
+          <w:b/>
+          <w:bCs/>
+          <w:color w:val="000000"/>
+          <w:sz w:val="19"/>
+          <w:szCs w:val="19"/>
+          <w:highlight w:val="white"/>
+          <w:lang w:eastAsia="en-US"/>
+        </w:rPr>
+        <w:t>(customerId));</w:t>
       </w:r>
     </w:p>
     <w:p>
@@ -2629,35 +2137,7 @@
           <w:highlight w:val="white"/>
           <w:lang w:eastAsia="en-US"/>
         </w:rPr>
-        <w:t xml:space="preserve"> (</w:t>
-      </w:r>
-      <w:proofErr w:type="spellStart"/>
-      <w:r>
-        <w:rPr>
-          <w:rFonts w:ascii="Cascadia Mono" w:hAnsi="Cascadia Mono" w:cs="Cascadia Mono"/>
-          <w:b/>
-          <w:bCs/>
-          <w:color w:val="000000"/>
-          <w:sz w:val="19"/>
-          <w:szCs w:val="19"/>
-          <w:highlight w:val="white"/>
-          <w:lang w:eastAsia="en-US"/>
-        </w:rPr>
-        <w:t>monthlyAmount</w:t>
-      </w:r>
-      <w:proofErr w:type="spellEnd"/>
-      <w:r>
-        <w:rPr>
-          <w:rFonts w:ascii="Cascadia Mono" w:hAnsi="Cascadia Mono" w:cs="Cascadia Mono"/>
-          <w:b/>
-          <w:bCs/>
-          <w:color w:val="000000"/>
-          <w:sz w:val="19"/>
-          <w:szCs w:val="19"/>
-          <w:highlight w:val="white"/>
-          <w:lang w:eastAsia="en-US"/>
-        </w:rPr>
-        <w:t xml:space="preserve"> &lt; 0)</w:t>
+        <w:t xml:space="preserve"> (monthlyAmount &lt; 0)</w:t>
       </w:r>
     </w:p>
     <w:p>
@@ -2742,7 +2222,6 @@
         </w:rPr>
         <w:t xml:space="preserve"> </w:t>
       </w:r>
-      <w:proofErr w:type="spellStart"/>
       <w:r>
         <w:rPr>
           <w:rFonts w:ascii="Cascadia Mono" w:hAnsi="Cascadia Mono" w:cs="Cascadia Mono"/>
@@ -2756,7 +2235,6 @@
         </w:rPr>
         <w:t>ArgumentException</w:t>
       </w:r>
-      <w:proofErr w:type="spellEnd"/>
       <w:r>
         <w:rPr>
           <w:rFonts w:ascii="Cascadia Mono" w:hAnsi="Cascadia Mono" w:cs="Cascadia Mono"/>
@@ -2913,7 +2391,6 @@
         </w:rPr>
         <w:tab/>
       </w:r>
-      <w:proofErr w:type="spellStart"/>
       <w:r>
         <w:rPr>
           <w:rFonts w:ascii="Cascadia Mono" w:hAnsi="Cascadia Mono" w:cs="Cascadia Mono"/>
@@ -2927,47 +2404,18 @@
         </w:rPr>
         <w:t>nameof</w:t>
       </w:r>
-      <w:proofErr w:type="spellEnd"/>
-      <w:r>
-        <w:rPr>
-          <w:rFonts w:ascii="Cascadia Mono" w:hAnsi="Cascadia Mono" w:cs="Cascadia Mono"/>
-          <w:b/>
-          <w:bCs/>
-          <w:color w:val="000000"/>
-          <w:sz w:val="19"/>
-          <w:szCs w:val="19"/>
-          <w:highlight w:val="white"/>
-          <w:lang w:eastAsia="en-US"/>
-        </w:rPr>
-        <w:t>(</w:t>
-      </w:r>
-      <w:proofErr w:type="spellStart"/>
-      <w:r>
-        <w:rPr>
-          <w:rFonts w:ascii="Cascadia Mono" w:hAnsi="Cascadia Mono" w:cs="Cascadia Mono"/>
-          <w:b/>
-          <w:bCs/>
-          <w:color w:val="000000"/>
-          <w:sz w:val="19"/>
-          <w:szCs w:val="19"/>
-          <w:highlight w:val="white"/>
-          <w:lang w:eastAsia="en-US"/>
-        </w:rPr>
-        <w:t>monthlyAmount</w:t>
-      </w:r>
-      <w:proofErr w:type="spellEnd"/>
-      <w:r>
-        <w:rPr>
-          <w:rFonts w:ascii="Cascadia Mono" w:hAnsi="Cascadia Mono" w:cs="Cascadia Mono"/>
-          <w:b/>
-          <w:bCs/>
-          <w:color w:val="000000"/>
-          <w:sz w:val="19"/>
-          <w:szCs w:val="19"/>
-          <w:highlight w:val="white"/>
-          <w:lang w:eastAsia="en-US"/>
-        </w:rPr>
-        <w:t>));</w:t>
+      <w:r>
+        <w:rPr>
+          <w:rFonts w:ascii="Cascadia Mono" w:hAnsi="Cascadia Mono" w:cs="Cascadia Mono"/>
+          <w:b/>
+          <w:bCs/>
+          <w:color w:val="000000"/>
+          <w:sz w:val="19"/>
+          <w:szCs w:val="19"/>
+          <w:highlight w:val="white"/>
+          <w:lang w:eastAsia="en-US"/>
+        </w:rPr>
+        <w:t>(monthlyAmount));</w:t>
       </w:r>
     </w:p>
     <w:p>
@@ -3016,63 +2464,7 @@
           <w:highlight w:val="white"/>
           <w:lang w:eastAsia="en-US"/>
         </w:rPr>
-        <w:t xml:space="preserve">        </w:t>
-      </w:r>
-      <w:proofErr w:type="spellStart"/>
-      <w:r>
-        <w:rPr>
-          <w:rFonts w:ascii="Cascadia Mono" w:hAnsi="Cascadia Mono" w:cs="Cascadia Mono"/>
-          <w:b/>
-          <w:bCs/>
-          <w:color w:val="000000"/>
-          <w:sz w:val="19"/>
-          <w:szCs w:val="19"/>
-          <w:highlight w:val="white"/>
-          <w:lang w:eastAsia="en-US"/>
-        </w:rPr>
-        <w:t>CustomerId</w:t>
-      </w:r>
-      <w:proofErr w:type="spellEnd"/>
-      <w:r>
-        <w:rPr>
-          <w:rFonts w:ascii="Cascadia Mono" w:hAnsi="Cascadia Mono" w:cs="Cascadia Mono"/>
-          <w:b/>
-          <w:bCs/>
-          <w:color w:val="000000"/>
-          <w:sz w:val="19"/>
-          <w:szCs w:val="19"/>
-          <w:highlight w:val="white"/>
-          <w:lang w:eastAsia="en-US"/>
-        </w:rPr>
-        <w:t xml:space="preserve"> = </w:t>
-      </w:r>
-      <w:proofErr w:type="spellStart"/>
-      <w:r>
-        <w:rPr>
-          <w:rFonts w:ascii="Cascadia Mono" w:hAnsi="Cascadia Mono" w:cs="Cascadia Mono"/>
-          <w:b/>
-          <w:bCs/>
-          <w:color w:val="000000"/>
-          <w:sz w:val="19"/>
-          <w:szCs w:val="19"/>
-          <w:highlight w:val="white"/>
-          <w:lang w:eastAsia="en-US"/>
-        </w:rPr>
-        <w:t>customerId</w:t>
-      </w:r>
-      <w:proofErr w:type="spellEnd"/>
-      <w:r>
-        <w:rPr>
-          <w:rFonts w:ascii="Cascadia Mono" w:hAnsi="Cascadia Mono" w:cs="Cascadia Mono"/>
-          <w:b/>
-          <w:bCs/>
-          <w:color w:val="000000"/>
-          <w:sz w:val="19"/>
-          <w:szCs w:val="19"/>
-          <w:highlight w:val="white"/>
-          <w:lang w:eastAsia="en-US"/>
-        </w:rPr>
-        <w:t>;</w:t>
+        <w:t xml:space="preserve">        CustomerId = customerId;</w:t>
       </w:r>
     </w:p>
     <w:p>
@@ -3103,63 +2495,7 @@
           <w:highlight w:val="white"/>
           <w:lang w:eastAsia="en-US"/>
         </w:rPr>
-        <w:t xml:space="preserve">        </w:t>
-      </w:r>
-      <w:proofErr w:type="spellStart"/>
-      <w:r>
-        <w:rPr>
-          <w:rFonts w:ascii="Cascadia Mono" w:hAnsi="Cascadia Mono" w:cs="Cascadia Mono"/>
-          <w:b/>
-          <w:bCs/>
-          <w:color w:val="000000"/>
-          <w:sz w:val="19"/>
-          <w:szCs w:val="19"/>
-          <w:highlight w:val="white"/>
-          <w:lang w:eastAsia="en-US"/>
-        </w:rPr>
-        <w:t>MonthlyAmount</w:t>
-      </w:r>
-      <w:proofErr w:type="spellEnd"/>
-      <w:r>
-        <w:rPr>
-          <w:rFonts w:ascii="Cascadia Mono" w:hAnsi="Cascadia Mono" w:cs="Cascadia Mono"/>
-          <w:b/>
-          <w:bCs/>
-          <w:color w:val="000000"/>
-          <w:sz w:val="19"/>
-          <w:szCs w:val="19"/>
-          <w:highlight w:val="white"/>
-          <w:lang w:eastAsia="en-US"/>
-        </w:rPr>
-        <w:t xml:space="preserve"> = </w:t>
-      </w:r>
-      <w:proofErr w:type="spellStart"/>
-      <w:r>
-        <w:rPr>
-          <w:rFonts w:ascii="Cascadia Mono" w:hAnsi="Cascadia Mono" w:cs="Cascadia Mono"/>
-          <w:b/>
-          <w:bCs/>
-          <w:color w:val="000000"/>
-          <w:sz w:val="19"/>
-          <w:szCs w:val="19"/>
-          <w:highlight w:val="white"/>
-          <w:lang w:eastAsia="en-US"/>
-        </w:rPr>
-        <w:t>monthlyAmount</w:t>
-      </w:r>
-      <w:proofErr w:type="spellEnd"/>
-      <w:r>
-        <w:rPr>
-          <w:rFonts w:ascii="Cascadia Mono" w:hAnsi="Cascadia Mono" w:cs="Cascadia Mono"/>
-          <w:b/>
-          <w:bCs/>
-          <w:color w:val="000000"/>
-          <w:sz w:val="19"/>
-          <w:szCs w:val="19"/>
-          <w:highlight w:val="white"/>
-          <w:lang w:eastAsia="en-US"/>
-        </w:rPr>
-        <w:t>;</w:t>
+        <w:t xml:space="preserve">        MonthlyAmount = monthlyAmount;</w:t>
       </w:r>
     </w:p>
     <w:p>
@@ -3190,63 +2526,7 @@
           <w:highlight w:val="white"/>
           <w:lang w:eastAsia="en-US"/>
         </w:rPr>
-        <w:t xml:space="preserve">        </w:t>
-      </w:r>
-      <w:proofErr w:type="spellStart"/>
-      <w:r>
-        <w:rPr>
-          <w:rFonts w:ascii="Cascadia Mono" w:hAnsi="Cascadia Mono" w:cs="Cascadia Mono"/>
-          <w:b/>
-          <w:bCs/>
-          <w:color w:val="000000"/>
-          <w:sz w:val="19"/>
-          <w:szCs w:val="19"/>
-          <w:highlight w:val="white"/>
-          <w:lang w:eastAsia="en-US"/>
-        </w:rPr>
-        <w:t>IsActive</w:t>
-      </w:r>
-      <w:proofErr w:type="spellEnd"/>
-      <w:r>
-        <w:rPr>
-          <w:rFonts w:ascii="Cascadia Mono" w:hAnsi="Cascadia Mono" w:cs="Cascadia Mono"/>
-          <w:b/>
-          <w:bCs/>
-          <w:color w:val="000000"/>
-          <w:sz w:val="19"/>
-          <w:szCs w:val="19"/>
-          <w:highlight w:val="white"/>
-          <w:lang w:eastAsia="en-US"/>
-        </w:rPr>
-        <w:t xml:space="preserve"> = </w:t>
-      </w:r>
-      <w:proofErr w:type="spellStart"/>
-      <w:r>
-        <w:rPr>
-          <w:rFonts w:ascii="Cascadia Mono" w:hAnsi="Cascadia Mono" w:cs="Cascadia Mono"/>
-          <w:b/>
-          <w:bCs/>
-          <w:color w:val="000000"/>
-          <w:sz w:val="19"/>
-          <w:szCs w:val="19"/>
-          <w:highlight w:val="white"/>
-          <w:lang w:eastAsia="en-US"/>
-        </w:rPr>
-        <w:t>isActive</w:t>
-      </w:r>
-      <w:proofErr w:type="spellEnd"/>
-      <w:r>
-        <w:rPr>
-          <w:rFonts w:ascii="Cascadia Mono" w:hAnsi="Cascadia Mono" w:cs="Cascadia Mono"/>
-          <w:b/>
-          <w:bCs/>
-          <w:color w:val="000000"/>
-          <w:sz w:val="19"/>
-          <w:szCs w:val="19"/>
-          <w:highlight w:val="white"/>
-          <w:lang w:eastAsia="en-US"/>
-        </w:rPr>
-        <w:t>;</w:t>
+        <w:t xml:space="preserve">        IsActive = isActive;</w:t>
       </w:r>
     </w:p>
     <w:p>
@@ -3343,34 +2623,14 @@
       <w:r>
         <w:t xml:space="preserve">In </w:t>
       </w:r>
-      <w:proofErr w:type="spellStart"/>
       <w:r>
         <w:rPr>
           <w:b/>
           <w:bCs/>
           <w:color w:val="77206D" w:themeColor="accent5" w:themeShade="BF"/>
         </w:rPr>
-        <w:t>SubscriptionMetrics.App</w:t>
-      </w:r>
-      <w:proofErr w:type="spellEnd"/>
-      <w:r>
-        <w:rPr>
-          <w:b/>
-          <w:bCs/>
-          <w:color w:val="77206D" w:themeColor="accent5" w:themeShade="BF"/>
-        </w:rPr>
-        <w:t>/</w:t>
-      </w:r>
-      <w:proofErr w:type="spellStart"/>
-      <w:r>
-        <w:rPr>
-          <w:b/>
-          <w:bCs/>
-          <w:color w:val="77206D" w:themeColor="accent5" w:themeShade="BF"/>
-        </w:rPr>
-        <w:t>RevenueCalculator.cs</w:t>
-      </w:r>
-      <w:proofErr w:type="spellEnd"/>
+        <w:t>SubscriptionMetrics.App/RevenueCalculator.cs</w:t>
+      </w:r>
       <w:r>
         <w:t>:</w:t>
       </w:r>
@@ -3415,31 +2675,7 @@
           <w:highlight w:val="white"/>
           <w:lang w:eastAsia="en-US"/>
         </w:rPr>
-        <w:t xml:space="preserve"> </w:t>
-      </w:r>
-      <w:proofErr w:type="spellStart"/>
-      <w:r>
-        <w:rPr>
-          <w:rFonts w:ascii="Cascadia Mono" w:hAnsi="Cascadia Mono" w:cs="Cascadia Mono"/>
-          <w:color w:val="000000"/>
-          <w:sz w:val="19"/>
-          <w:szCs w:val="19"/>
-          <w:highlight w:val="white"/>
-          <w:lang w:eastAsia="en-US"/>
-        </w:rPr>
-        <w:t>SubscriptionMetrics.App</w:t>
-      </w:r>
-      <w:proofErr w:type="spellEnd"/>
-      <w:r>
-        <w:rPr>
-          <w:rFonts w:ascii="Cascadia Mono" w:hAnsi="Cascadia Mono" w:cs="Cascadia Mono"/>
-          <w:color w:val="000000"/>
-          <w:sz w:val="19"/>
-          <w:szCs w:val="19"/>
-          <w:highlight w:val="white"/>
-          <w:lang w:eastAsia="en-US"/>
-        </w:rPr>
-        <w:t>;</w:t>
+        <w:t xml:space="preserve"> SubscriptionMetrics.App;</w:t>
       </w:r>
     </w:p>
     <w:p>
@@ -3521,7 +2757,6 @@
         </w:rPr>
         <w:t xml:space="preserve"> </w:t>
       </w:r>
-      <w:proofErr w:type="spellStart"/>
       <w:r>
         <w:rPr>
           <w:rFonts w:ascii="Cascadia Mono" w:hAnsi="Cascadia Mono" w:cs="Cascadia Mono"/>
@@ -3533,7 +2768,6 @@
         </w:rPr>
         <w:t>RevenueSummary</w:t>
       </w:r>
-      <w:proofErr w:type="spellEnd"/>
     </w:p>
     <w:p>
       <w:pPr>
@@ -3634,31 +2868,7 @@
           <w:highlight w:val="white"/>
           <w:lang w:eastAsia="en-US"/>
         </w:rPr>
-        <w:t xml:space="preserve"> </w:t>
-      </w:r>
-      <w:proofErr w:type="spellStart"/>
-      <w:r>
-        <w:rPr>
-          <w:rFonts w:ascii="Cascadia Mono" w:hAnsi="Cascadia Mono" w:cs="Cascadia Mono"/>
-          <w:color w:val="000000"/>
-          <w:sz w:val="19"/>
-          <w:szCs w:val="19"/>
-          <w:highlight w:val="white"/>
-          <w:lang w:eastAsia="en-US"/>
-        </w:rPr>
-        <w:t>ActiveMrr</w:t>
-      </w:r>
-      <w:proofErr w:type="spellEnd"/>
-      <w:r>
-        <w:rPr>
-          <w:rFonts w:ascii="Cascadia Mono" w:hAnsi="Cascadia Mono" w:cs="Cascadia Mono"/>
-          <w:color w:val="000000"/>
-          <w:sz w:val="19"/>
-          <w:szCs w:val="19"/>
-          <w:highlight w:val="white"/>
-          <w:lang w:eastAsia="en-US"/>
-        </w:rPr>
-        <w:t xml:space="preserve"> { </w:t>
+        <w:t xml:space="preserve"> ActiveMrr { </w:t>
       </w:r>
       <w:r>
         <w:rPr>
@@ -3753,31 +2963,7 @@
           <w:highlight w:val="white"/>
           <w:lang w:eastAsia="en-US"/>
         </w:rPr>
-        <w:t xml:space="preserve"> </w:t>
-      </w:r>
-      <w:proofErr w:type="spellStart"/>
-      <w:r>
-        <w:rPr>
-          <w:rFonts w:ascii="Cascadia Mono" w:hAnsi="Cascadia Mono" w:cs="Cascadia Mono"/>
-          <w:color w:val="000000"/>
-          <w:sz w:val="19"/>
-          <w:szCs w:val="19"/>
-          <w:highlight w:val="white"/>
-          <w:lang w:eastAsia="en-US"/>
-        </w:rPr>
-        <w:t>ChurnedRevenue</w:t>
-      </w:r>
-      <w:proofErr w:type="spellEnd"/>
-      <w:r>
-        <w:rPr>
-          <w:rFonts w:ascii="Cascadia Mono" w:hAnsi="Cascadia Mono" w:cs="Cascadia Mono"/>
-          <w:color w:val="000000"/>
-          <w:sz w:val="19"/>
-          <w:szCs w:val="19"/>
-          <w:highlight w:val="white"/>
-          <w:lang w:eastAsia="en-US"/>
-        </w:rPr>
-        <w:t xml:space="preserve"> { </w:t>
+        <w:t xml:space="preserve"> ChurnedRevenue { </w:t>
       </w:r>
       <w:r>
         <w:rPr>
@@ -3872,79 +3058,7 @@
           <w:highlight w:val="white"/>
           <w:lang w:eastAsia="en-US"/>
         </w:rPr>
-        <w:t xml:space="preserve"> </w:t>
-      </w:r>
-      <w:proofErr w:type="spellStart"/>
-      <w:r>
-        <w:rPr>
-          <w:rFonts w:ascii="Cascadia Mono" w:hAnsi="Cascadia Mono" w:cs="Cascadia Mono"/>
-          <w:color w:val="000000"/>
-          <w:sz w:val="19"/>
-          <w:szCs w:val="19"/>
-          <w:highlight w:val="white"/>
-          <w:lang w:eastAsia="en-US"/>
-        </w:rPr>
-        <w:t>NetMrr</w:t>
-      </w:r>
-      <w:proofErr w:type="spellEnd"/>
-      <w:r>
-        <w:rPr>
-          <w:rFonts w:ascii="Cascadia Mono" w:hAnsi="Cascadia Mono" w:cs="Cascadia Mono"/>
-          <w:color w:val="000000"/>
-          <w:sz w:val="19"/>
-          <w:szCs w:val="19"/>
-          <w:highlight w:val="white"/>
-          <w:lang w:eastAsia="en-US"/>
-        </w:rPr>
-        <w:t xml:space="preserve"> =&gt; </w:t>
-      </w:r>
-      <w:proofErr w:type="spellStart"/>
-      <w:r>
-        <w:rPr>
-          <w:rFonts w:ascii="Cascadia Mono" w:hAnsi="Cascadia Mono" w:cs="Cascadia Mono"/>
-          <w:color w:val="000000"/>
-          <w:sz w:val="19"/>
-          <w:szCs w:val="19"/>
-          <w:highlight w:val="white"/>
-          <w:lang w:eastAsia="en-US"/>
-        </w:rPr>
-        <w:t>ActiveMrr</w:t>
-      </w:r>
-      <w:proofErr w:type="spellEnd"/>
-      <w:r>
-        <w:rPr>
-          <w:rFonts w:ascii="Cascadia Mono" w:hAnsi="Cascadia Mono" w:cs="Cascadia Mono"/>
-          <w:color w:val="000000"/>
-          <w:sz w:val="19"/>
-          <w:szCs w:val="19"/>
-          <w:highlight w:val="white"/>
-          <w:lang w:eastAsia="en-US"/>
-        </w:rPr>
-        <w:t xml:space="preserve"> - </w:t>
-      </w:r>
-      <w:proofErr w:type="spellStart"/>
-      <w:r>
-        <w:rPr>
-          <w:rFonts w:ascii="Cascadia Mono" w:hAnsi="Cascadia Mono" w:cs="Cascadia Mono"/>
-          <w:color w:val="000000"/>
-          <w:sz w:val="19"/>
-          <w:szCs w:val="19"/>
-          <w:highlight w:val="white"/>
-          <w:lang w:eastAsia="en-US"/>
-        </w:rPr>
-        <w:t>ChurnedRevenue</w:t>
-      </w:r>
-      <w:proofErr w:type="spellEnd"/>
-      <w:r>
-        <w:rPr>
-          <w:rFonts w:ascii="Cascadia Mono" w:hAnsi="Cascadia Mono" w:cs="Cascadia Mono"/>
-          <w:color w:val="000000"/>
-          <w:sz w:val="19"/>
-          <w:szCs w:val="19"/>
-          <w:highlight w:val="white"/>
-          <w:lang w:eastAsia="en-US"/>
-        </w:rPr>
-        <w:t>;</w:t>
+        <w:t xml:space="preserve"> NetMrr =&gt; ActiveMrr - ChurnedRevenue;</w:t>
       </w:r>
     </w:p>
     <w:p>
@@ -4015,7 +3129,6 @@
         </w:rPr>
         <w:t xml:space="preserve"> </w:t>
       </w:r>
-      <w:proofErr w:type="spellStart"/>
       <w:r>
         <w:rPr>
           <w:rFonts w:ascii="Cascadia Mono" w:hAnsi="Cascadia Mono" w:cs="Cascadia Mono"/>
@@ -4027,7 +3140,6 @@
         </w:rPr>
         <w:t>RevenueSummary</w:t>
       </w:r>
-      <w:proofErr w:type="spellEnd"/>
       <w:r>
         <w:rPr>
           <w:rFonts w:ascii="Cascadia Mono" w:hAnsi="Cascadia Mono" w:cs="Cascadia Mono"/>
@@ -4059,31 +3171,7 @@
           <w:highlight w:val="white"/>
           <w:lang w:eastAsia="en-US"/>
         </w:rPr>
-        <w:t xml:space="preserve"> </w:t>
-      </w:r>
-      <w:proofErr w:type="spellStart"/>
-      <w:r>
-        <w:rPr>
-          <w:rFonts w:ascii="Cascadia Mono" w:hAnsi="Cascadia Mono" w:cs="Cascadia Mono"/>
-          <w:color w:val="000000"/>
-          <w:sz w:val="19"/>
-          <w:szCs w:val="19"/>
-          <w:highlight w:val="white"/>
-          <w:lang w:eastAsia="en-US"/>
-        </w:rPr>
-        <w:t>activeMrr</w:t>
-      </w:r>
-      <w:proofErr w:type="spellEnd"/>
-      <w:r>
-        <w:rPr>
-          <w:rFonts w:ascii="Cascadia Mono" w:hAnsi="Cascadia Mono" w:cs="Cascadia Mono"/>
-          <w:color w:val="000000"/>
-          <w:sz w:val="19"/>
-          <w:szCs w:val="19"/>
-          <w:highlight w:val="white"/>
-          <w:lang w:eastAsia="en-US"/>
-        </w:rPr>
-        <w:t xml:space="preserve">, </w:t>
+        <w:t xml:space="preserve"> activeMrr, </w:t>
       </w:r>
       <w:r>
         <w:rPr>
@@ -4105,31 +3193,7 @@
           <w:highlight w:val="white"/>
           <w:lang w:eastAsia="en-US"/>
         </w:rPr>
-        <w:t xml:space="preserve"> </w:t>
-      </w:r>
-      <w:proofErr w:type="spellStart"/>
-      <w:r>
-        <w:rPr>
-          <w:rFonts w:ascii="Cascadia Mono" w:hAnsi="Cascadia Mono" w:cs="Cascadia Mono"/>
-          <w:color w:val="000000"/>
-          <w:sz w:val="19"/>
-          <w:szCs w:val="19"/>
-          <w:highlight w:val="white"/>
-          <w:lang w:eastAsia="en-US"/>
-        </w:rPr>
-        <w:t>churnedRevenue</w:t>
-      </w:r>
-      <w:proofErr w:type="spellEnd"/>
-      <w:r>
-        <w:rPr>
-          <w:rFonts w:ascii="Cascadia Mono" w:hAnsi="Cascadia Mono" w:cs="Cascadia Mono"/>
-          <w:color w:val="000000"/>
-          <w:sz w:val="19"/>
-          <w:szCs w:val="19"/>
-          <w:highlight w:val="white"/>
-          <w:lang w:eastAsia="en-US"/>
-        </w:rPr>
-        <w:t>)</w:t>
+        <w:t xml:space="preserve"> churnedRevenue)</w:t>
       </w:r>
     </w:p>
     <w:p>
@@ -4187,55 +3251,7 @@
           <w:highlight w:val="white"/>
           <w:lang w:eastAsia="en-US"/>
         </w:rPr>
-        <w:t xml:space="preserve">        </w:t>
-      </w:r>
-      <w:proofErr w:type="spellStart"/>
-      <w:r>
-        <w:rPr>
-          <w:rFonts w:ascii="Cascadia Mono" w:hAnsi="Cascadia Mono" w:cs="Cascadia Mono"/>
-          <w:color w:val="000000"/>
-          <w:sz w:val="19"/>
-          <w:szCs w:val="19"/>
-          <w:highlight w:val="white"/>
-          <w:lang w:eastAsia="en-US"/>
-        </w:rPr>
-        <w:t>ActiveMrr</w:t>
-      </w:r>
-      <w:proofErr w:type="spellEnd"/>
-      <w:r>
-        <w:rPr>
-          <w:rFonts w:ascii="Cascadia Mono" w:hAnsi="Cascadia Mono" w:cs="Cascadia Mono"/>
-          <w:color w:val="000000"/>
-          <w:sz w:val="19"/>
-          <w:szCs w:val="19"/>
-          <w:highlight w:val="white"/>
-          <w:lang w:eastAsia="en-US"/>
-        </w:rPr>
-        <w:t xml:space="preserve"> = </w:t>
-      </w:r>
-      <w:proofErr w:type="spellStart"/>
-      <w:r>
-        <w:rPr>
-          <w:rFonts w:ascii="Cascadia Mono" w:hAnsi="Cascadia Mono" w:cs="Cascadia Mono"/>
-          <w:color w:val="000000"/>
-          <w:sz w:val="19"/>
-          <w:szCs w:val="19"/>
-          <w:highlight w:val="white"/>
-          <w:lang w:eastAsia="en-US"/>
-        </w:rPr>
-        <w:t>activeMrr</w:t>
-      </w:r>
-      <w:proofErr w:type="spellEnd"/>
-      <w:r>
-        <w:rPr>
-          <w:rFonts w:ascii="Cascadia Mono" w:hAnsi="Cascadia Mono" w:cs="Cascadia Mono"/>
-          <w:color w:val="000000"/>
-          <w:sz w:val="19"/>
-          <w:szCs w:val="19"/>
-          <w:highlight w:val="white"/>
-          <w:lang w:eastAsia="en-US"/>
-        </w:rPr>
-        <w:t>;</w:t>
+        <w:t xml:space="preserve">        ActiveMrr = activeMrr;</w:t>
       </w:r>
     </w:p>
     <w:p>
@@ -4264,55 +3280,7 @@
           <w:highlight w:val="white"/>
           <w:lang w:eastAsia="en-US"/>
         </w:rPr>
-        <w:t xml:space="preserve">        </w:t>
-      </w:r>
-      <w:proofErr w:type="spellStart"/>
-      <w:r>
-        <w:rPr>
-          <w:rFonts w:ascii="Cascadia Mono" w:hAnsi="Cascadia Mono" w:cs="Cascadia Mono"/>
-          <w:color w:val="000000"/>
-          <w:sz w:val="19"/>
-          <w:szCs w:val="19"/>
-          <w:highlight w:val="white"/>
-          <w:lang w:eastAsia="en-US"/>
-        </w:rPr>
-        <w:t>ChurnedRevenue</w:t>
-      </w:r>
-      <w:proofErr w:type="spellEnd"/>
-      <w:r>
-        <w:rPr>
-          <w:rFonts w:ascii="Cascadia Mono" w:hAnsi="Cascadia Mono" w:cs="Cascadia Mono"/>
-          <w:color w:val="000000"/>
-          <w:sz w:val="19"/>
-          <w:szCs w:val="19"/>
-          <w:highlight w:val="white"/>
-          <w:lang w:eastAsia="en-US"/>
-        </w:rPr>
-        <w:t xml:space="preserve"> = </w:t>
-      </w:r>
-      <w:proofErr w:type="spellStart"/>
-      <w:r>
-        <w:rPr>
-          <w:rFonts w:ascii="Cascadia Mono" w:hAnsi="Cascadia Mono" w:cs="Cascadia Mono"/>
-          <w:color w:val="000000"/>
-          <w:sz w:val="19"/>
-          <w:szCs w:val="19"/>
-          <w:highlight w:val="white"/>
-          <w:lang w:eastAsia="en-US"/>
-        </w:rPr>
-        <w:t>churnedRevenue</w:t>
-      </w:r>
-      <w:proofErr w:type="spellEnd"/>
-      <w:r>
-        <w:rPr>
-          <w:rFonts w:ascii="Cascadia Mono" w:hAnsi="Cascadia Mono" w:cs="Cascadia Mono"/>
-          <w:color w:val="000000"/>
-          <w:sz w:val="19"/>
-          <w:szCs w:val="19"/>
-          <w:highlight w:val="white"/>
-          <w:lang w:eastAsia="en-US"/>
-        </w:rPr>
-        <w:t>;</w:t>
+        <w:t xml:space="preserve">        ChurnedRevenue = churnedRevenue;</w:t>
       </w:r>
     </w:p>
     <w:p>
@@ -4474,7 +3442,6 @@
         </w:rPr>
         <w:t xml:space="preserve"> </w:t>
       </w:r>
-      <w:proofErr w:type="spellStart"/>
       <w:r>
         <w:rPr>
           <w:rFonts w:ascii="Cascadia Mono" w:hAnsi="Cascadia Mono" w:cs="Cascadia Mono"/>
@@ -4486,7 +3453,6 @@
         </w:rPr>
         <w:t>RevenueCalculator</w:t>
       </w:r>
-      <w:proofErr w:type="spellEnd"/>
     </w:p>
     <w:p>
       <w:pPr>
@@ -4589,7 +3555,6 @@
         </w:rPr>
         <w:t xml:space="preserve"> </w:t>
       </w:r>
-      <w:proofErr w:type="spellStart"/>
       <w:r>
         <w:rPr>
           <w:rFonts w:ascii="Cascadia Mono" w:hAnsi="Cascadia Mono" w:cs="Cascadia Mono"/>
@@ -4601,7 +3566,6 @@
         </w:rPr>
         <w:t>RevenueSummary</w:t>
       </w:r>
-      <w:proofErr w:type="spellEnd"/>
       <w:r>
         <w:rPr>
           <w:rFonts w:ascii="Cascadia Mono" w:hAnsi="Cascadia Mono" w:cs="Cascadia Mono"/>
@@ -4657,7 +3621,6 @@
         </w:rPr>
         <w:tab/>
       </w:r>
-      <w:proofErr w:type="spellStart"/>
       <w:r>
         <w:rPr>
           <w:rFonts w:ascii="Cascadia Mono" w:hAnsi="Cascadia Mono" w:cs="Cascadia Mono"/>
@@ -4669,65 +3632,16 @@
         </w:rPr>
         <w:t>IEnumerable</w:t>
       </w:r>
-      <w:proofErr w:type="spellEnd"/>
-      <w:r>
-        <w:rPr>
-          <w:rFonts w:ascii="Cascadia Mono" w:hAnsi="Cascadia Mono" w:cs="Cascadia Mono"/>
-          <w:color w:val="000000"/>
-          <w:sz w:val="19"/>
-          <w:szCs w:val="19"/>
-          <w:highlight w:val="white"/>
-          <w:lang w:eastAsia="en-US"/>
-        </w:rPr>
-        <w:t>&lt;</w:t>
-      </w:r>
-      <w:proofErr w:type="spellStart"/>
-      <w:r>
-        <w:rPr>
-          <w:rFonts w:ascii="Cascadia Mono" w:hAnsi="Cascadia Mono" w:cs="Cascadia Mono"/>
-          <w:color w:val="000000"/>
-          <w:sz w:val="19"/>
-          <w:szCs w:val="19"/>
-          <w:highlight w:val="white"/>
-          <w:lang w:eastAsia="en-US"/>
-        </w:rPr>
-        <w:t>CustomerSubscription</w:t>
-      </w:r>
-      <w:proofErr w:type="spellEnd"/>
-      <w:r>
-        <w:rPr>
-          <w:rFonts w:ascii="Cascadia Mono" w:hAnsi="Cascadia Mono" w:cs="Cascadia Mono"/>
-          <w:color w:val="000000"/>
-          <w:sz w:val="19"/>
-          <w:szCs w:val="19"/>
-          <w:highlight w:val="white"/>
-          <w:lang w:eastAsia="en-US"/>
-        </w:rPr>
-        <w:t xml:space="preserve">&gt; </w:t>
-      </w:r>
-      <w:proofErr w:type="spellStart"/>
-      <w:r>
-        <w:rPr>
-          <w:rFonts w:ascii="Cascadia Mono" w:hAnsi="Cascadia Mono" w:cs="Cascadia Mono"/>
-          <w:color w:val="000000"/>
-          <w:sz w:val="19"/>
-          <w:szCs w:val="19"/>
-          <w:highlight w:val="white"/>
-          <w:lang w:eastAsia="en-US"/>
-        </w:rPr>
-        <w:t>subscriptionsBefore</w:t>
-      </w:r>
-      <w:proofErr w:type="spellEnd"/>
-      <w:r>
-        <w:rPr>
-          <w:rFonts w:ascii="Cascadia Mono" w:hAnsi="Cascadia Mono" w:cs="Cascadia Mono"/>
-          <w:color w:val="000000"/>
-          <w:sz w:val="19"/>
-          <w:szCs w:val="19"/>
-          <w:highlight w:val="white"/>
-          <w:lang w:eastAsia="en-US"/>
-        </w:rPr>
-        <w:t>,</w:t>
+      <w:r>
+        <w:rPr>
+          <w:rFonts w:ascii="Cascadia Mono" w:hAnsi="Cascadia Mono" w:cs="Cascadia Mono"/>
+          <w:color w:val="000000"/>
+          <w:sz w:val="19"/>
+          <w:szCs w:val="19"/>
+          <w:highlight w:val="white"/>
+          <w:lang w:eastAsia="en-US"/>
+        </w:rPr>
+        <w:t>&lt;CustomerSubscription&gt; subscriptionsBefore,</w:t>
       </w:r>
     </w:p>
     <w:p>
@@ -4748,7 +3662,6 @@
           <w:lang w:eastAsia="en-US"/>
         </w:rPr>
       </w:pPr>
-      <w:proofErr w:type="spellStart"/>
       <w:r>
         <w:rPr>
           <w:rFonts w:ascii="Cascadia Mono" w:hAnsi="Cascadia Mono" w:cs="Cascadia Mono"/>
@@ -4760,65 +3673,16 @@
         </w:rPr>
         <w:t>IEnumerable</w:t>
       </w:r>
-      <w:proofErr w:type="spellEnd"/>
-      <w:r>
-        <w:rPr>
-          <w:rFonts w:ascii="Cascadia Mono" w:hAnsi="Cascadia Mono" w:cs="Cascadia Mono"/>
-          <w:color w:val="000000"/>
-          <w:sz w:val="19"/>
-          <w:szCs w:val="19"/>
-          <w:highlight w:val="white"/>
-          <w:lang w:eastAsia="en-US"/>
-        </w:rPr>
-        <w:t>&lt;</w:t>
-      </w:r>
-      <w:proofErr w:type="spellStart"/>
-      <w:r>
-        <w:rPr>
-          <w:rFonts w:ascii="Cascadia Mono" w:hAnsi="Cascadia Mono" w:cs="Cascadia Mono"/>
-          <w:color w:val="000000"/>
-          <w:sz w:val="19"/>
-          <w:szCs w:val="19"/>
-          <w:highlight w:val="white"/>
-          <w:lang w:eastAsia="en-US"/>
-        </w:rPr>
-        <w:t>CustomerSubscription</w:t>
-      </w:r>
-      <w:proofErr w:type="spellEnd"/>
-      <w:r>
-        <w:rPr>
-          <w:rFonts w:ascii="Cascadia Mono" w:hAnsi="Cascadia Mono" w:cs="Cascadia Mono"/>
-          <w:color w:val="000000"/>
-          <w:sz w:val="19"/>
-          <w:szCs w:val="19"/>
-          <w:highlight w:val="white"/>
-          <w:lang w:eastAsia="en-US"/>
-        </w:rPr>
-        <w:t xml:space="preserve">&gt; </w:t>
-      </w:r>
-      <w:proofErr w:type="spellStart"/>
-      <w:r>
-        <w:rPr>
-          <w:rFonts w:ascii="Cascadia Mono" w:hAnsi="Cascadia Mono" w:cs="Cascadia Mono"/>
-          <w:color w:val="000000"/>
-          <w:sz w:val="19"/>
-          <w:szCs w:val="19"/>
-          <w:highlight w:val="white"/>
-          <w:lang w:eastAsia="en-US"/>
-        </w:rPr>
-        <w:t>subscriptionsAfter</w:t>
-      </w:r>
-      <w:proofErr w:type="spellEnd"/>
-      <w:r>
-        <w:rPr>
-          <w:rFonts w:ascii="Cascadia Mono" w:hAnsi="Cascadia Mono" w:cs="Cascadia Mono"/>
-          <w:color w:val="000000"/>
-          <w:sz w:val="19"/>
-          <w:szCs w:val="19"/>
-          <w:highlight w:val="white"/>
-          <w:lang w:eastAsia="en-US"/>
-        </w:rPr>
-        <w:t>)</w:t>
+      <w:r>
+        <w:rPr>
+          <w:rFonts w:ascii="Cascadia Mono" w:hAnsi="Cascadia Mono" w:cs="Cascadia Mono"/>
+          <w:color w:val="000000"/>
+          <w:sz w:val="19"/>
+          <w:szCs w:val="19"/>
+          <w:highlight w:val="white"/>
+          <w:lang w:eastAsia="en-US"/>
+        </w:rPr>
+        <w:t>&lt;CustomerSubscription&gt; subscriptionsAfter)</w:t>
       </w:r>
     </w:p>
     <w:p>
@@ -4898,79 +3762,7 @@
           <w:highlight w:val="white"/>
           <w:lang w:eastAsia="en-US"/>
         </w:rPr>
-        <w:t xml:space="preserve"> </w:t>
-      </w:r>
-      <w:proofErr w:type="spellStart"/>
-      <w:r>
-        <w:rPr>
-          <w:rFonts w:ascii="Cascadia Mono" w:hAnsi="Cascadia Mono" w:cs="Cascadia Mono"/>
-          <w:color w:val="000000"/>
-          <w:sz w:val="19"/>
-          <w:szCs w:val="19"/>
-          <w:highlight w:val="white"/>
-          <w:lang w:eastAsia="en-US"/>
-        </w:rPr>
-        <w:t>beforeActive</w:t>
-      </w:r>
-      <w:proofErr w:type="spellEnd"/>
-      <w:r>
-        <w:rPr>
-          <w:rFonts w:ascii="Cascadia Mono" w:hAnsi="Cascadia Mono" w:cs="Cascadia Mono"/>
-          <w:color w:val="000000"/>
-          <w:sz w:val="19"/>
-          <w:szCs w:val="19"/>
-          <w:highlight w:val="white"/>
-          <w:lang w:eastAsia="en-US"/>
-        </w:rPr>
-        <w:t xml:space="preserve"> = </w:t>
-      </w:r>
-      <w:proofErr w:type="spellStart"/>
-      <w:r>
-        <w:rPr>
-          <w:rFonts w:ascii="Cascadia Mono" w:hAnsi="Cascadia Mono" w:cs="Cascadia Mono"/>
-          <w:color w:val="000000"/>
-          <w:sz w:val="19"/>
-          <w:szCs w:val="19"/>
-          <w:highlight w:val="white"/>
-          <w:lang w:eastAsia="en-US"/>
-        </w:rPr>
-        <w:t>subscriptionsBefore.Where</w:t>
-      </w:r>
-      <w:proofErr w:type="spellEnd"/>
-      <w:r>
-        <w:rPr>
-          <w:rFonts w:ascii="Cascadia Mono" w:hAnsi="Cascadia Mono" w:cs="Cascadia Mono"/>
-          <w:color w:val="000000"/>
-          <w:sz w:val="19"/>
-          <w:szCs w:val="19"/>
-          <w:highlight w:val="white"/>
-          <w:lang w:eastAsia="en-US"/>
-        </w:rPr>
-        <w:t xml:space="preserve">(s =&gt; </w:t>
-      </w:r>
-      <w:proofErr w:type="spellStart"/>
-      <w:r>
-        <w:rPr>
-          <w:rFonts w:ascii="Cascadia Mono" w:hAnsi="Cascadia Mono" w:cs="Cascadia Mono"/>
-          <w:color w:val="000000"/>
-          <w:sz w:val="19"/>
-          <w:szCs w:val="19"/>
-          <w:highlight w:val="white"/>
-          <w:lang w:eastAsia="en-US"/>
-        </w:rPr>
-        <w:t>s.IsActive</w:t>
-      </w:r>
-      <w:proofErr w:type="spellEnd"/>
-      <w:r>
-        <w:rPr>
-          <w:rFonts w:ascii="Cascadia Mono" w:hAnsi="Cascadia Mono" w:cs="Cascadia Mono"/>
-          <w:color w:val="000000"/>
-          <w:sz w:val="19"/>
-          <w:szCs w:val="19"/>
-          <w:highlight w:val="white"/>
-          <w:lang w:eastAsia="en-US"/>
-        </w:rPr>
-        <w:t xml:space="preserve">).Sum(s =&gt; </w:t>
+        <w:t xml:space="preserve"> beforeActive = subscriptionsBefore.Where(s =&gt; s.IsActive).Sum(s =&gt; </w:t>
       </w:r>
       <w:r>
         <w:rPr>
@@ -5070,30 +3862,7 @@
           <w:lang w:eastAsia="en-US"/>
         </w:rPr>
         <w:tab/>
-      </w:r>
-      <w:proofErr w:type="spellStart"/>
-      <w:r>
-        <w:rPr>
-          <w:rFonts w:ascii="Cascadia Mono" w:hAnsi="Cascadia Mono" w:cs="Cascadia Mono"/>
-          <w:color w:val="000000"/>
-          <w:sz w:val="19"/>
-          <w:szCs w:val="19"/>
-          <w:highlight w:val="white"/>
-          <w:lang w:eastAsia="en-US"/>
-        </w:rPr>
-        <w:t>s.MonthlyAmount</w:t>
-      </w:r>
-      <w:proofErr w:type="spellEnd"/>
-      <w:r>
-        <w:rPr>
-          <w:rFonts w:ascii="Cascadia Mono" w:hAnsi="Cascadia Mono" w:cs="Cascadia Mono"/>
-          <w:color w:val="000000"/>
-          <w:sz w:val="19"/>
-          <w:szCs w:val="19"/>
-          <w:highlight w:val="white"/>
-          <w:lang w:eastAsia="en-US"/>
-        </w:rPr>
-        <w:t>);</w:t>
+        <w:t>s.MonthlyAmount);</w:t>
       </w:r>
     </w:p>
     <w:p>
@@ -5144,79 +3913,7 @@
           <w:highlight w:val="white"/>
           <w:lang w:eastAsia="en-US"/>
         </w:rPr>
-        <w:t xml:space="preserve"> </w:t>
-      </w:r>
-      <w:proofErr w:type="spellStart"/>
-      <w:r>
-        <w:rPr>
-          <w:rFonts w:ascii="Cascadia Mono" w:hAnsi="Cascadia Mono" w:cs="Cascadia Mono"/>
-          <w:color w:val="000000"/>
-          <w:sz w:val="19"/>
-          <w:szCs w:val="19"/>
-          <w:highlight w:val="white"/>
-          <w:lang w:eastAsia="en-US"/>
-        </w:rPr>
-        <w:t>afterActive</w:t>
-      </w:r>
-      <w:proofErr w:type="spellEnd"/>
-      <w:r>
-        <w:rPr>
-          <w:rFonts w:ascii="Cascadia Mono" w:hAnsi="Cascadia Mono" w:cs="Cascadia Mono"/>
-          <w:color w:val="000000"/>
-          <w:sz w:val="19"/>
-          <w:szCs w:val="19"/>
-          <w:highlight w:val="white"/>
-          <w:lang w:eastAsia="en-US"/>
-        </w:rPr>
-        <w:t xml:space="preserve"> = </w:t>
-      </w:r>
-      <w:proofErr w:type="spellStart"/>
-      <w:r>
-        <w:rPr>
-          <w:rFonts w:ascii="Cascadia Mono" w:hAnsi="Cascadia Mono" w:cs="Cascadia Mono"/>
-          <w:color w:val="000000"/>
-          <w:sz w:val="19"/>
-          <w:szCs w:val="19"/>
-          <w:highlight w:val="white"/>
-          <w:lang w:eastAsia="en-US"/>
-        </w:rPr>
-        <w:t>subscriptionsAfter.Where</w:t>
-      </w:r>
-      <w:proofErr w:type="spellEnd"/>
-      <w:r>
-        <w:rPr>
-          <w:rFonts w:ascii="Cascadia Mono" w:hAnsi="Cascadia Mono" w:cs="Cascadia Mono"/>
-          <w:color w:val="000000"/>
-          <w:sz w:val="19"/>
-          <w:szCs w:val="19"/>
-          <w:highlight w:val="white"/>
-          <w:lang w:eastAsia="en-US"/>
-        </w:rPr>
-        <w:t xml:space="preserve">(s =&gt; </w:t>
-      </w:r>
-      <w:proofErr w:type="spellStart"/>
-      <w:r>
-        <w:rPr>
-          <w:rFonts w:ascii="Cascadia Mono" w:hAnsi="Cascadia Mono" w:cs="Cascadia Mono"/>
-          <w:color w:val="000000"/>
-          <w:sz w:val="19"/>
-          <w:szCs w:val="19"/>
-          <w:highlight w:val="white"/>
-          <w:lang w:eastAsia="en-US"/>
-        </w:rPr>
-        <w:t>s.IsActive</w:t>
-      </w:r>
-      <w:proofErr w:type="spellEnd"/>
-      <w:r>
-        <w:rPr>
-          <w:rFonts w:ascii="Cascadia Mono" w:hAnsi="Cascadia Mono" w:cs="Cascadia Mono"/>
-          <w:color w:val="000000"/>
-          <w:sz w:val="19"/>
-          <w:szCs w:val="19"/>
-          <w:highlight w:val="white"/>
-          <w:lang w:eastAsia="en-US"/>
-        </w:rPr>
-        <w:t xml:space="preserve">).Sum(s =&gt; </w:t>
+        <w:t xml:space="preserve"> afterActive = subscriptionsAfter.Where(s =&gt; s.IsActive).Sum(s =&gt; </w:t>
       </w:r>
       <w:r>
         <w:rPr>
@@ -5327,30 +4024,7 @@
           <w:lang w:eastAsia="en-US"/>
         </w:rPr>
         <w:tab/>
-      </w:r>
-      <w:proofErr w:type="spellStart"/>
-      <w:r>
-        <w:rPr>
-          <w:rFonts w:ascii="Cascadia Mono" w:hAnsi="Cascadia Mono" w:cs="Cascadia Mono"/>
-          <w:color w:val="000000"/>
-          <w:sz w:val="19"/>
-          <w:szCs w:val="19"/>
-          <w:highlight w:val="white"/>
-          <w:lang w:eastAsia="en-US"/>
-        </w:rPr>
-        <w:t>s.MonthlyAmount</w:t>
-      </w:r>
-      <w:proofErr w:type="spellEnd"/>
-      <w:r>
-        <w:rPr>
-          <w:rFonts w:ascii="Cascadia Mono" w:hAnsi="Cascadia Mono" w:cs="Cascadia Mono"/>
-          <w:color w:val="000000"/>
-          <w:sz w:val="19"/>
-          <w:szCs w:val="19"/>
-          <w:highlight w:val="white"/>
-          <w:lang w:eastAsia="en-US"/>
-        </w:rPr>
-        <w:t>);</w:t>
+        <w:t>s.MonthlyAmount);</w:t>
       </w:r>
     </w:p>
     <w:p>
@@ -5419,79 +4093,7 @@
           <w:highlight w:val="white"/>
           <w:lang w:eastAsia="en-US"/>
         </w:rPr>
-        <w:t xml:space="preserve"> </w:t>
-      </w:r>
-      <w:proofErr w:type="spellStart"/>
-      <w:r>
-        <w:rPr>
-          <w:rFonts w:ascii="Cascadia Mono" w:hAnsi="Cascadia Mono" w:cs="Cascadia Mono"/>
-          <w:color w:val="000000"/>
-          <w:sz w:val="19"/>
-          <w:szCs w:val="19"/>
-          <w:highlight w:val="white"/>
-          <w:lang w:eastAsia="en-US"/>
-        </w:rPr>
-        <w:t>churnedRevenue</w:t>
-      </w:r>
-      <w:proofErr w:type="spellEnd"/>
-      <w:r>
-        <w:rPr>
-          <w:rFonts w:ascii="Cascadia Mono" w:hAnsi="Cascadia Mono" w:cs="Cascadia Mono"/>
-          <w:color w:val="000000"/>
-          <w:sz w:val="19"/>
-          <w:szCs w:val="19"/>
-          <w:highlight w:val="white"/>
-          <w:lang w:eastAsia="en-US"/>
-        </w:rPr>
-        <w:t xml:space="preserve"> = </w:t>
-      </w:r>
-      <w:proofErr w:type="spellStart"/>
-      <w:r>
-        <w:rPr>
-          <w:rFonts w:ascii="Cascadia Mono" w:hAnsi="Cascadia Mono" w:cs="Cascadia Mono"/>
-          <w:color w:val="000000"/>
-          <w:sz w:val="19"/>
-          <w:szCs w:val="19"/>
-          <w:highlight w:val="white"/>
-          <w:lang w:eastAsia="en-US"/>
-        </w:rPr>
-        <w:t>beforeActive</w:t>
-      </w:r>
-      <w:proofErr w:type="spellEnd"/>
-      <w:r>
-        <w:rPr>
-          <w:rFonts w:ascii="Cascadia Mono" w:hAnsi="Cascadia Mono" w:cs="Cascadia Mono"/>
-          <w:color w:val="000000"/>
-          <w:sz w:val="19"/>
-          <w:szCs w:val="19"/>
-          <w:highlight w:val="white"/>
-          <w:lang w:eastAsia="en-US"/>
-        </w:rPr>
-        <w:t xml:space="preserve"> - </w:t>
-      </w:r>
-      <w:proofErr w:type="spellStart"/>
-      <w:r>
-        <w:rPr>
-          <w:rFonts w:ascii="Cascadia Mono" w:hAnsi="Cascadia Mono" w:cs="Cascadia Mono"/>
-          <w:color w:val="000000"/>
-          <w:sz w:val="19"/>
-          <w:szCs w:val="19"/>
-          <w:highlight w:val="white"/>
-          <w:lang w:eastAsia="en-US"/>
-        </w:rPr>
-        <w:t>afterActive</w:t>
-      </w:r>
-      <w:proofErr w:type="spellEnd"/>
-      <w:r>
-        <w:rPr>
-          <w:rFonts w:ascii="Cascadia Mono" w:hAnsi="Cascadia Mono" w:cs="Cascadia Mono"/>
-          <w:color w:val="000000"/>
-          <w:sz w:val="19"/>
-          <w:szCs w:val="19"/>
-          <w:highlight w:val="white"/>
-          <w:lang w:eastAsia="en-US"/>
-        </w:rPr>
-        <w:t>;</w:t>
+        <w:t xml:space="preserve"> churnedRevenue = beforeActive - afterActive;</w:t>
       </w:r>
     </w:p>
     <w:p>
@@ -5542,31 +4144,7 @@
           <w:highlight w:val="white"/>
           <w:lang w:eastAsia="en-US"/>
         </w:rPr>
-        <w:t xml:space="preserve"> (</w:t>
-      </w:r>
-      <w:proofErr w:type="spellStart"/>
-      <w:r>
-        <w:rPr>
-          <w:rFonts w:ascii="Cascadia Mono" w:hAnsi="Cascadia Mono" w:cs="Cascadia Mono"/>
-          <w:color w:val="000000"/>
-          <w:sz w:val="19"/>
-          <w:szCs w:val="19"/>
-          <w:highlight w:val="white"/>
-          <w:lang w:eastAsia="en-US"/>
-        </w:rPr>
-        <w:t>churnedRevenue</w:t>
-      </w:r>
-      <w:proofErr w:type="spellEnd"/>
-      <w:r>
-        <w:rPr>
-          <w:rFonts w:ascii="Cascadia Mono" w:hAnsi="Cascadia Mono" w:cs="Cascadia Mono"/>
-          <w:color w:val="000000"/>
-          <w:sz w:val="19"/>
-          <w:szCs w:val="19"/>
-          <w:highlight w:val="white"/>
-          <w:lang w:eastAsia="en-US"/>
-        </w:rPr>
-        <w:t xml:space="preserve"> &lt; 0) </w:t>
+        <w:t xml:space="preserve"> (churnedRevenue &lt; 0) </w:t>
       </w:r>
       <w:r>
         <w:rPr>
@@ -5611,30 +4189,7 @@
           <w:lang w:eastAsia="en-US"/>
         </w:rPr>
         <w:tab/>
-      </w:r>
-      <w:proofErr w:type="spellStart"/>
-      <w:r>
-        <w:rPr>
-          <w:rFonts w:ascii="Cascadia Mono" w:hAnsi="Cascadia Mono" w:cs="Cascadia Mono"/>
-          <w:color w:val="000000"/>
-          <w:sz w:val="19"/>
-          <w:szCs w:val="19"/>
-          <w:highlight w:val="white"/>
-          <w:lang w:eastAsia="en-US"/>
-        </w:rPr>
-        <w:t>churnedRevenue</w:t>
-      </w:r>
-      <w:proofErr w:type="spellEnd"/>
-      <w:r>
-        <w:rPr>
-          <w:rFonts w:ascii="Cascadia Mono" w:hAnsi="Cascadia Mono" w:cs="Cascadia Mono"/>
-          <w:color w:val="000000"/>
-          <w:sz w:val="19"/>
-          <w:szCs w:val="19"/>
-          <w:highlight w:val="white"/>
-          <w:lang w:eastAsia="en-US"/>
-        </w:rPr>
-        <w:t xml:space="preserve"> = 0;</w:t>
+        <w:t>churnedRevenue = 0;</w:t>
       </w:r>
     </w:p>
     <w:p>
@@ -5727,7 +4282,6 @@
         </w:rPr>
         <w:t xml:space="preserve"> </w:t>
       </w:r>
-      <w:proofErr w:type="spellStart"/>
       <w:r>
         <w:rPr>
           <w:rFonts w:ascii="Cascadia Mono" w:hAnsi="Cascadia Mono" w:cs="Cascadia Mono"/>
@@ -5739,65 +4293,16 @@
         </w:rPr>
         <w:t>RevenueSummary</w:t>
       </w:r>
-      <w:proofErr w:type="spellEnd"/>
-      <w:r>
-        <w:rPr>
-          <w:rFonts w:ascii="Cascadia Mono" w:hAnsi="Cascadia Mono" w:cs="Cascadia Mono"/>
-          <w:color w:val="000000"/>
-          <w:sz w:val="19"/>
-          <w:szCs w:val="19"/>
-          <w:highlight w:val="white"/>
-          <w:lang w:eastAsia="en-US"/>
-        </w:rPr>
-        <w:t>(</w:t>
-      </w:r>
-      <w:proofErr w:type="spellStart"/>
-      <w:r>
-        <w:rPr>
-          <w:rFonts w:ascii="Cascadia Mono" w:hAnsi="Cascadia Mono" w:cs="Cascadia Mono"/>
-          <w:color w:val="000000"/>
-          <w:sz w:val="19"/>
-          <w:szCs w:val="19"/>
-          <w:highlight w:val="white"/>
-          <w:lang w:eastAsia="en-US"/>
-        </w:rPr>
-        <w:t>afterActive</w:t>
-      </w:r>
-      <w:proofErr w:type="spellEnd"/>
-      <w:r>
-        <w:rPr>
-          <w:rFonts w:ascii="Cascadia Mono" w:hAnsi="Cascadia Mono" w:cs="Cascadia Mono"/>
-          <w:color w:val="000000"/>
-          <w:sz w:val="19"/>
-          <w:szCs w:val="19"/>
-          <w:highlight w:val="white"/>
-          <w:lang w:eastAsia="en-US"/>
-        </w:rPr>
-        <w:t xml:space="preserve">, </w:t>
-      </w:r>
-      <w:proofErr w:type="spellStart"/>
-      <w:r>
-        <w:rPr>
-          <w:rFonts w:ascii="Cascadia Mono" w:hAnsi="Cascadia Mono" w:cs="Cascadia Mono"/>
-          <w:color w:val="000000"/>
-          <w:sz w:val="19"/>
-          <w:szCs w:val="19"/>
-          <w:highlight w:val="white"/>
-          <w:lang w:eastAsia="en-US"/>
-        </w:rPr>
-        <w:t>churnedRevenue</w:t>
-      </w:r>
-      <w:proofErr w:type="spellEnd"/>
-      <w:r>
-        <w:rPr>
-          <w:rFonts w:ascii="Cascadia Mono" w:hAnsi="Cascadia Mono" w:cs="Cascadia Mono"/>
-          <w:color w:val="000000"/>
-          <w:sz w:val="19"/>
-          <w:szCs w:val="19"/>
-          <w:highlight w:val="white"/>
-          <w:lang w:eastAsia="en-US"/>
-        </w:rPr>
-        <w:t>);</w:t>
+      <w:r>
+        <w:rPr>
+          <w:rFonts w:ascii="Cascadia Mono" w:hAnsi="Cascadia Mono" w:cs="Cascadia Mono"/>
+          <w:color w:val="000000"/>
+          <w:sz w:val="19"/>
+          <w:szCs w:val="19"/>
+          <w:highlight w:val="white"/>
+          <w:lang w:eastAsia="en-US"/>
+        </w:rPr>
+        <w:t>(afterActive, churnedRevenue);</w:t>
       </w:r>
     </w:p>
     <w:p>
@@ -5876,7 +4381,6 @@
         <w:lastRenderedPageBreak/>
         <w:t xml:space="preserve">Update </w:t>
       </w:r>
-      <w:proofErr w:type="spellStart"/>
       <w:r>
         <w:rPr>
           <w:b/>
@@ -5885,7 +4389,6 @@
         </w:rPr>
         <w:t>Program.cs</w:t>
       </w:r>
-      <w:proofErr w:type="spellEnd"/>
       <w:r>
         <w:rPr>
           <w:b/>
@@ -5919,15 +4422,7 @@
         </w:rPr>
       </w:pPr>
       <w:r>
-        <w:t>Replace the default template (</w:t>
-      </w:r>
-      <w:proofErr w:type="spellStart"/>
-      <w:r>
-        <w:t>Program.cs</w:t>
-      </w:r>
-      <w:proofErr w:type="spellEnd"/>
-      <w:r>
-        <w:t>) with:</w:t>
+        <w:t>Replace the default template (Program.cs) with:</w:t>
       </w:r>
       <w:r>
         <w:br/>
@@ -5958,31 +4453,7 @@
           <w:highlight w:val="white"/>
           <w:lang w:eastAsia="en-US"/>
         </w:rPr>
-        <w:t xml:space="preserve"> </w:t>
-      </w:r>
-      <w:proofErr w:type="spellStart"/>
-      <w:r>
-        <w:rPr>
-          <w:rFonts w:ascii="Cascadia Mono" w:hAnsi="Cascadia Mono" w:cs="Cascadia Mono"/>
-          <w:color w:val="000000"/>
-          <w:sz w:val="19"/>
-          <w:szCs w:val="19"/>
-          <w:highlight w:val="white"/>
-          <w:lang w:eastAsia="en-US"/>
-        </w:rPr>
-        <w:t>SubscriptionMetrics.App</w:t>
-      </w:r>
-      <w:proofErr w:type="spellEnd"/>
-      <w:r>
-        <w:rPr>
-          <w:rFonts w:ascii="Cascadia Mono" w:hAnsi="Cascadia Mono" w:cs="Cascadia Mono"/>
-          <w:color w:val="000000"/>
-          <w:sz w:val="19"/>
-          <w:szCs w:val="19"/>
-          <w:highlight w:val="white"/>
-          <w:lang w:eastAsia="en-US"/>
-        </w:rPr>
-        <w:t>;</w:t>
+        <w:t xml:space="preserve"> SubscriptionMetrics.App;</w:t>
       </w:r>
     </w:p>
     <w:p>
@@ -6040,31 +4511,7 @@
           <w:highlight w:val="white"/>
           <w:lang w:eastAsia="en-US"/>
         </w:rPr>
-        <w:t xml:space="preserve"> </w:t>
-      </w:r>
-      <w:proofErr w:type="spellStart"/>
-      <w:r>
-        <w:rPr>
-          <w:rFonts w:ascii="Cascadia Mono" w:hAnsi="Cascadia Mono" w:cs="Cascadia Mono"/>
-          <w:color w:val="000000"/>
-          <w:sz w:val="19"/>
-          <w:szCs w:val="19"/>
-          <w:highlight w:val="white"/>
-          <w:lang w:eastAsia="en-US"/>
-        </w:rPr>
-        <w:t>lastMonth</w:t>
-      </w:r>
-      <w:proofErr w:type="spellEnd"/>
-      <w:r>
-        <w:rPr>
-          <w:rFonts w:ascii="Cascadia Mono" w:hAnsi="Cascadia Mono" w:cs="Cascadia Mono"/>
-          <w:color w:val="000000"/>
-          <w:sz w:val="19"/>
-          <w:szCs w:val="19"/>
-          <w:highlight w:val="white"/>
-          <w:lang w:eastAsia="en-US"/>
-        </w:rPr>
-        <w:t xml:space="preserve"> = </w:t>
+        <w:t xml:space="preserve"> lastMonth = </w:t>
       </w:r>
       <w:r>
         <w:rPr>
@@ -6166,31 +4613,7 @@
           <w:highlight w:val="white"/>
           <w:lang w:eastAsia="en-US"/>
         </w:rPr>
-        <w:t xml:space="preserve"> </w:t>
-      </w:r>
-      <w:proofErr w:type="spellStart"/>
-      <w:r>
-        <w:rPr>
-          <w:rFonts w:ascii="Cascadia Mono" w:hAnsi="Cascadia Mono" w:cs="Cascadia Mono"/>
-          <w:color w:val="000000"/>
-          <w:sz w:val="19"/>
-          <w:szCs w:val="19"/>
-          <w:highlight w:val="white"/>
-          <w:lang w:eastAsia="en-US"/>
-        </w:rPr>
-        <w:t>CustomerSubscription</w:t>
-      </w:r>
-      <w:proofErr w:type="spellEnd"/>
-      <w:r>
-        <w:rPr>
-          <w:rFonts w:ascii="Cascadia Mono" w:hAnsi="Cascadia Mono" w:cs="Cascadia Mono"/>
-          <w:color w:val="000000"/>
-          <w:sz w:val="19"/>
-          <w:szCs w:val="19"/>
-          <w:highlight w:val="white"/>
-          <w:lang w:eastAsia="en-US"/>
-        </w:rPr>
-        <w:t>(</w:t>
+        <w:t xml:space="preserve"> CustomerSubscription(</w:t>
       </w:r>
       <w:r>
         <w:rPr>
@@ -6285,31 +4708,7 @@
           <w:highlight w:val="white"/>
           <w:lang w:eastAsia="en-US"/>
         </w:rPr>
-        <w:t xml:space="preserve"> </w:t>
-      </w:r>
-      <w:proofErr w:type="spellStart"/>
-      <w:r>
-        <w:rPr>
-          <w:rFonts w:ascii="Cascadia Mono" w:hAnsi="Cascadia Mono" w:cs="Cascadia Mono"/>
-          <w:color w:val="000000"/>
-          <w:sz w:val="19"/>
-          <w:szCs w:val="19"/>
-          <w:highlight w:val="white"/>
-          <w:lang w:eastAsia="en-US"/>
-        </w:rPr>
-        <w:t>CustomerSubscription</w:t>
-      </w:r>
-      <w:proofErr w:type="spellEnd"/>
-      <w:r>
-        <w:rPr>
-          <w:rFonts w:ascii="Cascadia Mono" w:hAnsi="Cascadia Mono" w:cs="Cascadia Mono"/>
-          <w:color w:val="000000"/>
-          <w:sz w:val="19"/>
-          <w:szCs w:val="19"/>
-          <w:highlight w:val="white"/>
-          <w:lang w:eastAsia="en-US"/>
-        </w:rPr>
-        <w:t>(</w:t>
+        <w:t xml:space="preserve"> CustomerSubscription(</w:t>
       </w:r>
       <w:r>
         <w:rPr>
@@ -6404,31 +4803,7 @@
           <w:highlight w:val="white"/>
           <w:lang w:eastAsia="en-US"/>
         </w:rPr>
-        <w:t xml:space="preserve"> </w:t>
-      </w:r>
-      <w:proofErr w:type="spellStart"/>
-      <w:r>
-        <w:rPr>
-          <w:rFonts w:ascii="Cascadia Mono" w:hAnsi="Cascadia Mono" w:cs="Cascadia Mono"/>
-          <w:color w:val="000000"/>
-          <w:sz w:val="19"/>
-          <w:szCs w:val="19"/>
-          <w:highlight w:val="white"/>
-          <w:lang w:eastAsia="en-US"/>
-        </w:rPr>
-        <w:t>CustomerSubscription</w:t>
-      </w:r>
-      <w:proofErr w:type="spellEnd"/>
-      <w:r>
-        <w:rPr>
-          <w:rFonts w:ascii="Cascadia Mono" w:hAnsi="Cascadia Mono" w:cs="Cascadia Mono"/>
-          <w:color w:val="000000"/>
-          <w:sz w:val="19"/>
-          <w:szCs w:val="19"/>
-          <w:highlight w:val="white"/>
-          <w:lang w:eastAsia="en-US"/>
-        </w:rPr>
-        <w:t>(</w:t>
+        <w:t xml:space="preserve"> CustomerSubscription(</w:t>
       </w:r>
       <w:r>
         <w:rPr>
@@ -6559,31 +4934,7 @@
           <w:highlight w:val="white"/>
           <w:lang w:eastAsia="en-US"/>
         </w:rPr>
-        <w:t xml:space="preserve"> </w:t>
-      </w:r>
-      <w:proofErr w:type="spellStart"/>
-      <w:r>
-        <w:rPr>
-          <w:rFonts w:ascii="Cascadia Mono" w:hAnsi="Cascadia Mono" w:cs="Cascadia Mono"/>
-          <w:color w:val="000000"/>
-          <w:sz w:val="19"/>
-          <w:szCs w:val="19"/>
-          <w:highlight w:val="white"/>
-          <w:lang w:eastAsia="en-US"/>
-        </w:rPr>
-        <w:t>thisMonth</w:t>
-      </w:r>
-      <w:proofErr w:type="spellEnd"/>
-      <w:r>
-        <w:rPr>
-          <w:rFonts w:ascii="Cascadia Mono" w:hAnsi="Cascadia Mono" w:cs="Cascadia Mono"/>
-          <w:color w:val="000000"/>
-          <w:sz w:val="19"/>
-          <w:szCs w:val="19"/>
-          <w:highlight w:val="white"/>
-          <w:lang w:eastAsia="en-US"/>
-        </w:rPr>
-        <w:t xml:space="preserve"> = </w:t>
+        <w:t xml:space="preserve"> thisMonth = </w:t>
       </w:r>
       <w:r>
         <w:rPr>
@@ -6685,31 +5036,7 @@
           <w:highlight w:val="white"/>
           <w:lang w:eastAsia="en-US"/>
         </w:rPr>
-        <w:t xml:space="preserve"> </w:t>
-      </w:r>
-      <w:proofErr w:type="spellStart"/>
-      <w:r>
-        <w:rPr>
-          <w:rFonts w:ascii="Cascadia Mono" w:hAnsi="Cascadia Mono" w:cs="Cascadia Mono"/>
-          <w:color w:val="000000"/>
-          <w:sz w:val="19"/>
-          <w:szCs w:val="19"/>
-          <w:highlight w:val="white"/>
-          <w:lang w:eastAsia="en-US"/>
-        </w:rPr>
-        <w:t>CustomerSubscription</w:t>
-      </w:r>
-      <w:proofErr w:type="spellEnd"/>
-      <w:r>
-        <w:rPr>
-          <w:rFonts w:ascii="Cascadia Mono" w:hAnsi="Cascadia Mono" w:cs="Cascadia Mono"/>
-          <w:color w:val="000000"/>
-          <w:sz w:val="19"/>
-          <w:szCs w:val="19"/>
-          <w:highlight w:val="white"/>
-          <w:lang w:eastAsia="en-US"/>
-        </w:rPr>
-        <w:t>(</w:t>
+        <w:t xml:space="preserve"> CustomerSubscription(</w:t>
       </w:r>
       <w:r>
         <w:rPr>
@@ -6804,31 +5131,7 @@
           <w:highlight w:val="white"/>
           <w:lang w:eastAsia="en-US"/>
         </w:rPr>
-        <w:t xml:space="preserve"> </w:t>
-      </w:r>
-      <w:proofErr w:type="spellStart"/>
-      <w:r>
-        <w:rPr>
-          <w:rFonts w:ascii="Cascadia Mono" w:hAnsi="Cascadia Mono" w:cs="Cascadia Mono"/>
-          <w:color w:val="000000"/>
-          <w:sz w:val="19"/>
-          <w:szCs w:val="19"/>
-          <w:highlight w:val="white"/>
-          <w:lang w:eastAsia="en-US"/>
-        </w:rPr>
-        <w:t>CustomerSubscription</w:t>
-      </w:r>
-      <w:proofErr w:type="spellEnd"/>
-      <w:r>
-        <w:rPr>
-          <w:rFonts w:ascii="Cascadia Mono" w:hAnsi="Cascadia Mono" w:cs="Cascadia Mono"/>
-          <w:color w:val="000000"/>
-          <w:sz w:val="19"/>
-          <w:szCs w:val="19"/>
-          <w:highlight w:val="white"/>
-          <w:lang w:eastAsia="en-US"/>
-        </w:rPr>
-        <w:t>(</w:t>
+        <w:t xml:space="preserve"> CustomerSubscription(</w:t>
       </w:r>
       <w:r>
         <w:rPr>
@@ -6934,31 +5237,7 @@
           <w:highlight w:val="white"/>
           <w:lang w:eastAsia="en-US"/>
         </w:rPr>
-        <w:t xml:space="preserve"> </w:t>
-      </w:r>
-      <w:proofErr w:type="spellStart"/>
-      <w:r>
-        <w:rPr>
-          <w:rFonts w:ascii="Cascadia Mono" w:hAnsi="Cascadia Mono" w:cs="Cascadia Mono"/>
-          <w:color w:val="000000"/>
-          <w:sz w:val="19"/>
-          <w:szCs w:val="19"/>
-          <w:highlight w:val="white"/>
-          <w:lang w:eastAsia="en-US"/>
-        </w:rPr>
-        <w:t>CustomerSubscription</w:t>
-      </w:r>
-      <w:proofErr w:type="spellEnd"/>
-      <w:r>
-        <w:rPr>
-          <w:rFonts w:ascii="Cascadia Mono" w:hAnsi="Cascadia Mono" w:cs="Cascadia Mono"/>
-          <w:color w:val="000000"/>
-          <w:sz w:val="19"/>
-          <w:szCs w:val="19"/>
-          <w:highlight w:val="white"/>
-          <w:lang w:eastAsia="en-US"/>
-        </w:rPr>
-        <w:t>(</w:t>
+        <w:t xml:space="preserve"> CustomerSubscription(</w:t>
       </w:r>
       <w:r>
         <w:rPr>
@@ -7100,79 +5379,7 @@
           <w:highlight w:val="white"/>
           <w:lang w:eastAsia="en-US"/>
         </w:rPr>
-        <w:t xml:space="preserve"> summary = </w:t>
-      </w:r>
-      <w:proofErr w:type="spellStart"/>
-      <w:r>
-        <w:rPr>
-          <w:rFonts w:ascii="Cascadia Mono" w:hAnsi="Cascadia Mono" w:cs="Cascadia Mono"/>
-          <w:color w:val="000000"/>
-          <w:sz w:val="19"/>
-          <w:szCs w:val="19"/>
-          <w:highlight w:val="white"/>
-          <w:lang w:eastAsia="en-US"/>
-        </w:rPr>
-        <w:t>RevenueCalculator.Calculate</w:t>
-      </w:r>
-      <w:proofErr w:type="spellEnd"/>
-      <w:r>
-        <w:rPr>
-          <w:rFonts w:ascii="Cascadia Mono" w:hAnsi="Cascadia Mono" w:cs="Cascadia Mono"/>
-          <w:color w:val="000000"/>
-          <w:sz w:val="19"/>
-          <w:szCs w:val="19"/>
-          <w:highlight w:val="white"/>
-          <w:lang w:eastAsia="en-US"/>
-        </w:rPr>
-        <w:t>(</w:t>
-      </w:r>
-      <w:proofErr w:type="spellStart"/>
-      <w:r>
-        <w:rPr>
-          <w:rFonts w:ascii="Cascadia Mono" w:hAnsi="Cascadia Mono" w:cs="Cascadia Mono"/>
-          <w:color w:val="000000"/>
-          <w:sz w:val="19"/>
-          <w:szCs w:val="19"/>
-          <w:highlight w:val="white"/>
-          <w:lang w:eastAsia="en-US"/>
-        </w:rPr>
-        <w:t>lastMonth</w:t>
-      </w:r>
-      <w:proofErr w:type="spellEnd"/>
-      <w:r>
-        <w:rPr>
-          <w:rFonts w:ascii="Cascadia Mono" w:hAnsi="Cascadia Mono" w:cs="Cascadia Mono"/>
-          <w:color w:val="000000"/>
-          <w:sz w:val="19"/>
-          <w:szCs w:val="19"/>
-          <w:highlight w:val="white"/>
-          <w:lang w:eastAsia="en-US"/>
-        </w:rPr>
-        <w:t xml:space="preserve">, </w:t>
-      </w:r>
-      <w:proofErr w:type="spellStart"/>
-      <w:r>
-        <w:rPr>
-          <w:rFonts w:ascii="Cascadia Mono" w:hAnsi="Cascadia Mono" w:cs="Cascadia Mono"/>
-          <w:color w:val="000000"/>
-          <w:sz w:val="19"/>
-          <w:szCs w:val="19"/>
-          <w:highlight w:val="white"/>
-          <w:lang w:eastAsia="en-US"/>
-        </w:rPr>
-        <w:t>thisMonth</w:t>
-      </w:r>
-      <w:proofErr w:type="spellEnd"/>
-      <w:r>
-        <w:rPr>
-          <w:rFonts w:ascii="Cascadia Mono" w:hAnsi="Cascadia Mono" w:cs="Cascadia Mono"/>
-          <w:color w:val="000000"/>
-          <w:sz w:val="19"/>
-          <w:szCs w:val="19"/>
-          <w:highlight w:val="white"/>
-          <w:lang w:eastAsia="en-US"/>
-        </w:rPr>
-        <w:t>);</w:t>
+        <w:t xml:space="preserve"> summary = RevenueCalculator.Calculate(lastMonth, thisMonth);</w:t>
       </w:r>
     </w:p>
     <w:p>
@@ -7210,7 +5417,6 @@
           <w:lang w:eastAsia="en-US"/>
         </w:rPr>
       </w:pPr>
-      <w:proofErr w:type="spellStart"/>
       <w:r>
         <w:rPr>
           <w:rFonts w:ascii="Cascadia Mono" w:hAnsi="Cascadia Mono" w:cs="Cascadia Mono"/>
@@ -7231,19 +5437,7 @@
           <w:highlight w:val="white"/>
           <w:lang w:eastAsia="en-US"/>
         </w:rPr>
-        <w:t>.WriteLine</w:t>
-      </w:r>
-      <w:proofErr w:type="spellEnd"/>
-      <w:r>
-        <w:rPr>
-          <w:rFonts w:ascii="Cascadia Mono" w:hAnsi="Cascadia Mono" w:cs="Cascadia Mono"/>
-          <w:color w:val="000000"/>
-          <w:sz w:val="19"/>
-          <w:szCs w:val="19"/>
-          <w:highlight w:val="white"/>
-          <w:lang w:eastAsia="en-US"/>
-        </w:rPr>
-        <w:t>(</w:t>
+        <w:t>.WriteLine(</w:t>
       </w:r>
       <w:r>
         <w:rPr>
@@ -7285,7 +5479,6 @@
           <w:lang w:eastAsia="en-US"/>
         </w:rPr>
       </w:pPr>
-      <w:proofErr w:type="spellStart"/>
       <w:r>
         <w:rPr>
           <w:rFonts w:ascii="Cascadia Mono" w:hAnsi="Cascadia Mono" w:cs="Cascadia Mono"/>
@@ -7306,19 +5499,7 @@
           <w:highlight w:val="white"/>
           <w:lang w:eastAsia="en-US"/>
         </w:rPr>
-        <w:t>.WriteLine</w:t>
-      </w:r>
-      <w:proofErr w:type="spellEnd"/>
-      <w:r>
-        <w:rPr>
-          <w:rFonts w:ascii="Cascadia Mono" w:hAnsi="Cascadia Mono" w:cs="Cascadia Mono"/>
-          <w:color w:val="000000"/>
-          <w:sz w:val="19"/>
-          <w:szCs w:val="19"/>
-          <w:highlight w:val="white"/>
-          <w:lang w:eastAsia="en-US"/>
-        </w:rPr>
-        <w:t>(</w:t>
+        <w:t>.WriteLine(</w:t>
       </w:r>
       <w:r>
         <w:rPr>
@@ -7360,7 +5541,6 @@
           <w:lang w:eastAsia="en-US"/>
         </w:rPr>
       </w:pPr>
-      <w:proofErr w:type="spellStart"/>
       <w:r>
         <w:rPr>
           <w:rFonts w:ascii="Cascadia Mono" w:hAnsi="Cascadia Mono" w:cs="Cascadia Mono"/>
@@ -7381,19 +5561,7 @@
           <w:highlight w:val="white"/>
           <w:lang w:eastAsia="en-US"/>
         </w:rPr>
-        <w:t>.WriteLine</w:t>
-      </w:r>
-      <w:proofErr w:type="spellEnd"/>
-      <w:r>
-        <w:rPr>
-          <w:rFonts w:ascii="Cascadia Mono" w:hAnsi="Cascadia Mono" w:cs="Cascadia Mono"/>
-          <w:color w:val="000000"/>
-          <w:sz w:val="19"/>
-          <w:szCs w:val="19"/>
-          <w:highlight w:val="white"/>
-          <w:lang w:eastAsia="en-US"/>
-        </w:rPr>
-        <w:t>(</w:t>
+        <w:t>.WriteLine(</w:t>
       </w:r>
       <w:r>
         <w:rPr>
@@ -7415,19 +5583,7 @@
           <w:highlight w:val="white"/>
           <w:lang w:eastAsia="en-US"/>
         </w:rPr>
-        <w:t>{</w:t>
-      </w:r>
-      <w:proofErr w:type="spellStart"/>
-      <w:r>
-        <w:rPr>
-          <w:rFonts w:ascii="Cascadia Mono" w:hAnsi="Cascadia Mono" w:cs="Cascadia Mono"/>
-          <w:color w:val="000000"/>
-          <w:sz w:val="19"/>
-          <w:szCs w:val="19"/>
-          <w:highlight w:val="white"/>
-          <w:lang w:eastAsia="en-US"/>
-        </w:rPr>
-        <w:t>summary.ActiveMrr:</w:t>
+        <w:t>{summary.ActiveMrr:</w:t>
       </w:r>
       <w:r>
         <w:rPr>
@@ -7440,7 +5596,6 @@
         </w:rPr>
         <w:t>C</w:t>
       </w:r>
-      <w:proofErr w:type="spellEnd"/>
       <w:r>
         <w:rPr>
           <w:rFonts w:ascii="Cascadia Mono" w:hAnsi="Cascadia Mono" w:cs="Cascadia Mono"/>
@@ -7492,7 +5647,6 @@
           <w:lang w:eastAsia="en-US"/>
         </w:rPr>
       </w:pPr>
-      <w:proofErr w:type="spellStart"/>
       <w:r>
         <w:rPr>
           <w:rFonts w:ascii="Cascadia Mono" w:hAnsi="Cascadia Mono" w:cs="Cascadia Mono"/>
@@ -7513,19 +5667,7 @@
           <w:highlight w:val="white"/>
           <w:lang w:eastAsia="en-US"/>
         </w:rPr>
-        <w:t>.WriteLine</w:t>
-      </w:r>
-      <w:proofErr w:type="spellEnd"/>
-      <w:r>
-        <w:rPr>
-          <w:rFonts w:ascii="Cascadia Mono" w:hAnsi="Cascadia Mono" w:cs="Cascadia Mono"/>
-          <w:color w:val="000000"/>
-          <w:sz w:val="19"/>
-          <w:szCs w:val="19"/>
-          <w:highlight w:val="white"/>
-          <w:lang w:eastAsia="en-US"/>
-        </w:rPr>
-        <w:t>(</w:t>
+        <w:t>.WriteLine(</w:t>
       </w:r>
       <w:r>
         <w:rPr>
@@ -7547,19 +5689,7 @@
           <w:highlight w:val="white"/>
           <w:lang w:eastAsia="en-US"/>
         </w:rPr>
-        <w:t>{</w:t>
-      </w:r>
-      <w:proofErr w:type="spellStart"/>
-      <w:r>
-        <w:rPr>
-          <w:rFonts w:ascii="Cascadia Mono" w:hAnsi="Cascadia Mono" w:cs="Cascadia Mono"/>
-          <w:color w:val="000000"/>
-          <w:sz w:val="19"/>
-          <w:szCs w:val="19"/>
-          <w:highlight w:val="white"/>
-          <w:lang w:eastAsia="en-US"/>
-        </w:rPr>
-        <w:t>summary.ChurnedRevenue:</w:t>
+        <w:t>{summary.ChurnedRevenue:</w:t>
       </w:r>
       <w:r>
         <w:rPr>
@@ -7572,7 +5702,6 @@
         </w:rPr>
         <w:t>C</w:t>
       </w:r>
-      <w:proofErr w:type="spellEnd"/>
       <w:r>
         <w:rPr>
           <w:rFonts w:ascii="Cascadia Mono" w:hAnsi="Cascadia Mono" w:cs="Cascadia Mono"/>
@@ -7624,7 +5753,6 @@
           <w:lang w:eastAsia="en-US"/>
         </w:rPr>
       </w:pPr>
-      <w:proofErr w:type="spellStart"/>
       <w:r>
         <w:rPr>
           <w:rFonts w:ascii="Cascadia Mono" w:hAnsi="Cascadia Mono" w:cs="Cascadia Mono"/>
@@ -7645,19 +5773,7 @@
           <w:highlight w:val="white"/>
           <w:lang w:eastAsia="en-US"/>
         </w:rPr>
-        <w:t>.WriteLine</w:t>
-      </w:r>
-      <w:proofErr w:type="spellEnd"/>
-      <w:r>
-        <w:rPr>
-          <w:rFonts w:ascii="Cascadia Mono" w:hAnsi="Cascadia Mono" w:cs="Cascadia Mono"/>
-          <w:color w:val="000000"/>
-          <w:sz w:val="19"/>
-          <w:szCs w:val="19"/>
-          <w:highlight w:val="white"/>
-          <w:lang w:eastAsia="en-US"/>
-        </w:rPr>
-        <w:t>(</w:t>
+        <w:t>.WriteLine(</w:t>
       </w:r>
       <w:r>
         <w:rPr>
@@ -7679,19 +5795,7 @@
           <w:highlight w:val="white"/>
           <w:lang w:eastAsia="en-US"/>
         </w:rPr>
-        <w:t>{</w:t>
-      </w:r>
-      <w:proofErr w:type="spellStart"/>
-      <w:r>
-        <w:rPr>
-          <w:rFonts w:ascii="Cascadia Mono" w:hAnsi="Cascadia Mono" w:cs="Cascadia Mono"/>
-          <w:color w:val="000000"/>
-          <w:sz w:val="19"/>
-          <w:szCs w:val="19"/>
-          <w:highlight w:val="white"/>
-          <w:lang w:eastAsia="en-US"/>
-        </w:rPr>
-        <w:t>summary.NetMrr:</w:t>
+        <w:t>{summary.NetMrr:</w:t>
       </w:r>
       <w:r>
         <w:rPr>
@@ -7704,7 +5808,6 @@
         </w:rPr>
         <w:t>C</w:t>
       </w:r>
-      <w:proofErr w:type="spellEnd"/>
       <w:r>
         <w:rPr>
           <w:rFonts w:ascii="Cascadia Mono" w:hAnsi="Cascadia Mono" w:cs="Cascadia Mono"/>
@@ -7800,7 +5903,6 @@
         </w:rPr>
         <w:t xml:space="preserve">cd </w:t>
       </w:r>
-      <w:proofErr w:type="spellStart"/>
       <w:r>
         <w:rPr>
           <w:rFonts w:ascii="Courier New" w:hAnsi="Courier New" w:cs="Courier New"/>
@@ -7811,7 +5913,6 @@
         </w:rPr>
         <w:t>SubscriptionMetrics.App</w:t>
       </w:r>
-      <w:proofErr w:type="spellEnd"/>
     </w:p>
     <w:p>
       <w:pPr>
@@ -7993,104 +6094,38 @@
           <w:b/>
           <w:bCs/>
         </w:rPr>
-        <w:t xml:space="preserve">new </w:t>
-      </w:r>
-      <w:proofErr w:type="spellStart"/>
+        <w:t>new xunit -n SubscriptionMetrics.Tests</w:t>
+      </w:r>
+    </w:p>
+    <w:p>
+      <w:pPr>
+        <w:ind w:left="1080"/>
+      </w:pPr>
       <w:r>
         <w:rPr>
           <w:rFonts w:ascii="Courier New" w:hAnsi="Courier New" w:cs="Courier New"/>
           <w:b/>
           <w:bCs/>
-        </w:rPr>
-        <w:t>xunit</w:t>
-      </w:r>
-      <w:proofErr w:type="spellEnd"/>
+          <w:color w:val="0070C0"/>
+        </w:rPr>
+        <w:t>dotnet</w:t>
+      </w:r>
       <w:r>
         <w:rPr>
           <w:rFonts w:ascii="Courier New" w:hAnsi="Courier New" w:cs="Courier New"/>
           <w:b/>
           <w:bCs/>
         </w:rPr>
-        <w:t xml:space="preserve"> -n </w:t>
-      </w:r>
-      <w:proofErr w:type="spellStart"/>
-      <w:r>
-        <w:rPr>
-          <w:rFonts w:ascii="Courier New" w:hAnsi="Courier New" w:cs="Courier New"/>
-          <w:b/>
-          <w:bCs/>
-        </w:rPr>
-        <w:t>SubscriptionMetrics.Tests</w:t>
-      </w:r>
-      <w:proofErr w:type="spellEnd"/>
-    </w:p>
-    <w:p>
-      <w:pPr>
-        <w:ind w:left="1080"/>
-      </w:pPr>
-      <w:r>
-        <w:rPr>
-          <w:rFonts w:ascii="Courier New" w:hAnsi="Courier New" w:cs="Courier New"/>
-          <w:b/>
-          <w:bCs/>
-          <w:color w:val="0070C0"/>
-        </w:rPr>
-        <w:t>dotnet</w:t>
-      </w:r>
-      <w:r>
-        <w:rPr>
-          <w:rFonts w:ascii="Courier New" w:hAnsi="Courier New" w:cs="Courier New"/>
-          <w:b/>
-          <w:bCs/>
-        </w:rPr>
-        <w:t xml:space="preserve"> </w:t>
-      </w:r>
-      <w:proofErr w:type="spellStart"/>
-      <w:r>
-        <w:rPr>
-          <w:rFonts w:ascii="Courier New" w:hAnsi="Courier New" w:cs="Courier New"/>
-          <w:b/>
-          <w:bCs/>
-        </w:rPr>
-        <w:t>sln</w:t>
-      </w:r>
-      <w:proofErr w:type="spellEnd"/>
-      <w:r>
-        <w:rPr>
-          <w:rFonts w:ascii="Courier New" w:hAnsi="Courier New" w:cs="Courier New"/>
-          <w:b/>
-          <w:bCs/>
-        </w:rPr>
-        <w:t xml:space="preserve"> add </w:t>
-      </w:r>
-      <w:proofErr w:type="spellStart"/>
+        <w:t xml:space="preserve"> sln add </w:t>
+      </w:r>
       <w:r>
         <w:rPr>
           <w:rFonts w:ascii="Courier New" w:hAnsi="Courier New" w:cs="Courier New"/>
           <w:sz w:val="16"/>
           <w:szCs w:val="16"/>
         </w:rPr>
-        <w:t>SubscriptionMetrics.Tests</w:t>
-      </w:r>
-      <w:proofErr w:type="spellEnd"/>
-      <w:r>
-        <w:rPr>
-          <w:rFonts w:ascii="Courier New" w:hAnsi="Courier New" w:cs="Courier New"/>
-          <w:sz w:val="16"/>
-          <w:szCs w:val="16"/>
-        </w:rPr>
-        <w:t>/</w:t>
-      </w:r>
-      <w:proofErr w:type="spellStart"/>
-      <w:r>
-        <w:rPr>
-          <w:rFonts w:ascii="Courier New" w:hAnsi="Courier New" w:cs="Courier New"/>
-          <w:sz w:val="16"/>
-          <w:szCs w:val="16"/>
-        </w:rPr>
-        <w:t>SubscriptionMetrics.Tests.csproj</w:t>
-      </w:r>
-      <w:proofErr w:type="spellEnd"/>
+        <w:t>SubscriptionMetrics.Tests/SubscriptionMetrics.Tests.csproj</w:t>
+      </w:r>
       <w:r>
         <w:rPr>
           <w:rFonts w:ascii="Courier New" w:hAnsi="Courier New" w:cs="Courier New"/>
@@ -8183,70 +6218,13 @@
           <w:sz w:val="24"/>
           <w:szCs w:val="24"/>
         </w:rPr>
-        <w:t xml:space="preserve"> </w:t>
-      </w:r>
-      <w:proofErr w:type="spellStart"/>
+        <w:t xml:space="preserve"> SubscriptionMetrics.Tests/SubscriptionMetrics.Tests.csproj reference SubscriptionMetrics.App/SubscriptionMetrics.App.csproj</w:t>
+      </w:r>
       <w:r>
         <w:rPr>
           <w:sz w:val="24"/>
           <w:szCs w:val="24"/>
         </w:rPr>
-        <w:t>SubscriptionMetrics.Tests</w:t>
-      </w:r>
-      <w:proofErr w:type="spellEnd"/>
-      <w:r>
-        <w:rPr>
-          <w:sz w:val="24"/>
-          <w:szCs w:val="24"/>
-        </w:rPr>
-        <w:t>/</w:t>
-      </w:r>
-      <w:proofErr w:type="spellStart"/>
-      <w:r>
-        <w:rPr>
-          <w:sz w:val="24"/>
-          <w:szCs w:val="24"/>
-        </w:rPr>
-        <w:t>SubscriptionMetrics.Tests.csproj</w:t>
-      </w:r>
-      <w:proofErr w:type="spellEnd"/>
-      <w:r>
-        <w:rPr>
-          <w:sz w:val="24"/>
-          <w:szCs w:val="24"/>
-        </w:rPr>
-        <w:t xml:space="preserve"> reference S</w:t>
-      </w:r>
-      <w:proofErr w:type="spellStart"/>
-      <w:r>
-        <w:rPr>
-          <w:sz w:val="24"/>
-          <w:szCs w:val="24"/>
-        </w:rPr>
-        <w:t>ubscriptionMetrics.App</w:t>
-      </w:r>
-      <w:proofErr w:type="spellEnd"/>
-      <w:r>
-        <w:rPr>
-          <w:sz w:val="24"/>
-          <w:szCs w:val="24"/>
-        </w:rPr>
-        <w:t>/</w:t>
-      </w:r>
-      <w:proofErr w:type="spellStart"/>
-      <w:r>
-        <w:rPr>
-          <w:sz w:val="24"/>
-          <w:szCs w:val="24"/>
-        </w:rPr>
-        <w:t>SubscriptionMetrics.App.csproj</w:t>
-      </w:r>
-      <w:proofErr w:type="spellEnd"/>
-      <w:r>
-        <w:rPr>
-          <w:sz w:val="24"/>
-          <w:szCs w:val="24"/>
-        </w:rPr>
         <w:br/>
       </w:r>
       <w:r>
@@ -8300,31 +6278,13 @@
       <w:r>
         <w:t xml:space="preserve">In </w:t>
       </w:r>
-      <w:proofErr w:type="spellStart"/>
-      <w:r>
-        <w:rPr>
-          <w:b/>
-          <w:bCs/>
-        </w:rPr>
-        <w:t>SubscriptionMetrics.Tests</w:t>
-      </w:r>
-      <w:proofErr w:type="spellEnd"/>
-      <w:r>
-        <w:rPr>
-          <w:b/>
-          <w:bCs/>
-        </w:rPr>
-        <w:t>/</w:t>
-      </w:r>
-      <w:proofErr w:type="spellStart"/>
-      <w:r>
-        <w:rPr>
-          <w:b/>
-          <w:bCs/>
-        </w:rPr>
-        <w:t>RevenueCalculatorTests.cs</w:t>
-      </w:r>
-      <w:proofErr w:type="spellEnd"/>
+      <w:r>
+        <w:rPr>
+          <w:b/>
+          <w:bCs/>
+        </w:rPr>
+        <w:t>SubscriptionMetrics.Tests/RevenueCalculatorTests.cs</w:t>
+      </w:r>
       <w:r>
         <w:t>:</w:t>
       </w:r>
@@ -8369,31 +6329,7 @@
           <w:highlight w:val="white"/>
           <w:lang w:eastAsia="en-US"/>
         </w:rPr>
-        <w:t xml:space="preserve"> </w:t>
-      </w:r>
-      <w:proofErr w:type="spellStart"/>
-      <w:r>
-        <w:rPr>
-          <w:rFonts w:ascii="Cascadia Mono" w:hAnsi="Cascadia Mono" w:cs="Cascadia Mono"/>
-          <w:color w:val="000000"/>
-          <w:sz w:val="19"/>
-          <w:szCs w:val="19"/>
-          <w:highlight w:val="white"/>
-          <w:lang w:eastAsia="en-US"/>
-        </w:rPr>
-        <w:t>SubscriptionMetrics.App</w:t>
-      </w:r>
-      <w:proofErr w:type="spellEnd"/>
-      <w:r>
-        <w:rPr>
-          <w:rFonts w:ascii="Cascadia Mono" w:hAnsi="Cascadia Mono" w:cs="Cascadia Mono"/>
-          <w:color w:val="000000"/>
-          <w:sz w:val="19"/>
-          <w:szCs w:val="19"/>
-          <w:highlight w:val="white"/>
-          <w:lang w:eastAsia="en-US"/>
-        </w:rPr>
-        <w:t>;</w:t>
+        <w:t xml:space="preserve"> SubscriptionMetrics.App;</w:t>
       </w:r>
     </w:p>
     <w:p>
@@ -8451,31 +6387,7 @@
           <w:highlight w:val="white"/>
           <w:lang w:eastAsia="en-US"/>
         </w:rPr>
-        <w:t xml:space="preserve"> </w:t>
-      </w:r>
-      <w:proofErr w:type="spellStart"/>
-      <w:r>
-        <w:rPr>
-          <w:rFonts w:ascii="Cascadia Mono" w:hAnsi="Cascadia Mono" w:cs="Cascadia Mono"/>
-          <w:color w:val="000000"/>
-          <w:sz w:val="19"/>
-          <w:szCs w:val="19"/>
-          <w:highlight w:val="white"/>
-          <w:lang w:eastAsia="en-US"/>
-        </w:rPr>
-        <w:t>SubscriptionMetrics.Tests</w:t>
-      </w:r>
-      <w:proofErr w:type="spellEnd"/>
-      <w:r>
-        <w:rPr>
-          <w:rFonts w:ascii="Cascadia Mono" w:hAnsi="Cascadia Mono" w:cs="Cascadia Mono"/>
-          <w:color w:val="000000"/>
-          <w:sz w:val="19"/>
-          <w:szCs w:val="19"/>
-          <w:highlight w:val="white"/>
-          <w:lang w:eastAsia="en-US"/>
-        </w:rPr>
-        <w:t>;</w:t>
+        <w:t xml:space="preserve"> SubscriptionMetrics.Tests;</w:t>
       </w:r>
     </w:p>
     <w:p>
@@ -8557,7 +6469,6 @@
         </w:rPr>
         <w:t xml:space="preserve"> </w:t>
       </w:r>
-      <w:proofErr w:type="spellStart"/>
       <w:r>
         <w:rPr>
           <w:rFonts w:ascii="Cascadia Mono" w:hAnsi="Cascadia Mono" w:cs="Cascadia Mono"/>
@@ -8569,7 +6480,6 @@
         </w:rPr>
         <w:t>RevenueCalculatorTests</w:t>
       </w:r>
-      <w:proofErr w:type="spellEnd"/>
     </w:p>
     <w:p>
       <w:pPr>
@@ -8779,31 +6689,7 @@
           <w:highlight w:val="white"/>
           <w:lang w:eastAsia="en-US"/>
         </w:rPr>
-        <w:t xml:space="preserve"> </w:t>
-      </w:r>
-      <w:proofErr w:type="spellStart"/>
-      <w:r>
-        <w:rPr>
-          <w:rFonts w:ascii="Cascadia Mono" w:hAnsi="Cascadia Mono" w:cs="Cascadia Mono"/>
-          <w:color w:val="000000"/>
-          <w:sz w:val="19"/>
-          <w:szCs w:val="19"/>
-          <w:highlight w:val="white"/>
-          <w:lang w:eastAsia="en-US"/>
-        </w:rPr>
-        <w:t>lastMonth</w:t>
-      </w:r>
-      <w:proofErr w:type="spellEnd"/>
-      <w:r>
-        <w:rPr>
-          <w:rFonts w:ascii="Cascadia Mono" w:hAnsi="Cascadia Mono" w:cs="Cascadia Mono"/>
-          <w:color w:val="000000"/>
-          <w:sz w:val="19"/>
-          <w:szCs w:val="19"/>
-          <w:highlight w:val="white"/>
-          <w:lang w:eastAsia="en-US"/>
-        </w:rPr>
-        <w:t xml:space="preserve"> = </w:t>
+        <w:t xml:space="preserve"> lastMonth = </w:t>
       </w:r>
       <w:r>
         <w:rPr>
@@ -8905,31 +6791,7 @@
           <w:highlight w:val="white"/>
           <w:lang w:eastAsia="en-US"/>
         </w:rPr>
-        <w:t xml:space="preserve"> </w:t>
-      </w:r>
-      <w:proofErr w:type="spellStart"/>
-      <w:r>
-        <w:rPr>
-          <w:rFonts w:ascii="Cascadia Mono" w:hAnsi="Cascadia Mono" w:cs="Cascadia Mono"/>
-          <w:color w:val="000000"/>
-          <w:sz w:val="19"/>
-          <w:szCs w:val="19"/>
-          <w:highlight w:val="white"/>
-          <w:lang w:eastAsia="en-US"/>
-        </w:rPr>
-        <w:t>CustomerSubscription</w:t>
-      </w:r>
-      <w:proofErr w:type="spellEnd"/>
-      <w:r>
-        <w:rPr>
-          <w:rFonts w:ascii="Cascadia Mono" w:hAnsi="Cascadia Mono" w:cs="Cascadia Mono"/>
-          <w:color w:val="000000"/>
-          <w:sz w:val="19"/>
-          <w:szCs w:val="19"/>
-          <w:highlight w:val="white"/>
-          <w:lang w:eastAsia="en-US"/>
-        </w:rPr>
-        <w:t>(</w:t>
+        <w:t xml:space="preserve"> CustomerSubscription(</w:t>
       </w:r>
       <w:r>
         <w:rPr>
@@ -9024,31 +6886,7 @@
           <w:highlight w:val="white"/>
           <w:lang w:eastAsia="en-US"/>
         </w:rPr>
-        <w:t xml:space="preserve"> </w:t>
-      </w:r>
-      <w:proofErr w:type="spellStart"/>
-      <w:r>
-        <w:rPr>
-          <w:rFonts w:ascii="Cascadia Mono" w:hAnsi="Cascadia Mono" w:cs="Cascadia Mono"/>
-          <w:color w:val="000000"/>
-          <w:sz w:val="19"/>
-          <w:szCs w:val="19"/>
-          <w:highlight w:val="white"/>
-          <w:lang w:eastAsia="en-US"/>
-        </w:rPr>
-        <w:t>CustomerSubscription</w:t>
-      </w:r>
-      <w:proofErr w:type="spellEnd"/>
-      <w:r>
-        <w:rPr>
-          <w:rFonts w:ascii="Cascadia Mono" w:hAnsi="Cascadia Mono" w:cs="Cascadia Mono"/>
-          <w:color w:val="000000"/>
-          <w:sz w:val="19"/>
-          <w:szCs w:val="19"/>
-          <w:highlight w:val="white"/>
-          <w:lang w:eastAsia="en-US"/>
-        </w:rPr>
-        <w:t>(</w:t>
+        <w:t xml:space="preserve"> CustomerSubscription(</w:t>
       </w:r>
       <w:r>
         <w:rPr>
@@ -9184,31 +7022,7 @@
           <w:highlight w:val="white"/>
           <w:lang w:eastAsia="en-US"/>
         </w:rPr>
-        <w:t xml:space="preserve"> </w:t>
-      </w:r>
-      <w:proofErr w:type="spellStart"/>
-      <w:r>
-        <w:rPr>
-          <w:rFonts w:ascii="Cascadia Mono" w:hAnsi="Cascadia Mono" w:cs="Cascadia Mono"/>
-          <w:color w:val="000000"/>
-          <w:sz w:val="19"/>
-          <w:szCs w:val="19"/>
-          <w:highlight w:val="white"/>
-          <w:lang w:eastAsia="en-US"/>
-        </w:rPr>
-        <w:t>thisMonth</w:t>
-      </w:r>
-      <w:proofErr w:type="spellEnd"/>
-      <w:r>
-        <w:rPr>
-          <w:rFonts w:ascii="Cascadia Mono" w:hAnsi="Cascadia Mono" w:cs="Cascadia Mono"/>
-          <w:color w:val="000000"/>
-          <w:sz w:val="19"/>
-          <w:szCs w:val="19"/>
-          <w:highlight w:val="white"/>
-          <w:lang w:eastAsia="en-US"/>
-        </w:rPr>
-        <w:t xml:space="preserve"> = </w:t>
+        <w:t xml:space="preserve"> thisMonth = </w:t>
       </w:r>
       <w:r>
         <w:rPr>
@@ -9306,31 +7120,7 @@
           <w:highlight w:val="white"/>
           <w:lang w:eastAsia="en-US"/>
         </w:rPr>
-        <w:t xml:space="preserve"> </w:t>
-      </w:r>
-      <w:proofErr w:type="spellStart"/>
-      <w:r>
-        <w:rPr>
-          <w:rFonts w:ascii="Cascadia Mono" w:hAnsi="Cascadia Mono" w:cs="Cascadia Mono"/>
-          <w:color w:val="000000"/>
-          <w:sz w:val="19"/>
-          <w:szCs w:val="19"/>
-          <w:highlight w:val="white"/>
-          <w:lang w:eastAsia="en-US"/>
-        </w:rPr>
-        <w:t>CustomerSubscription</w:t>
-      </w:r>
-      <w:proofErr w:type="spellEnd"/>
-      <w:r>
-        <w:rPr>
-          <w:rFonts w:ascii="Cascadia Mono" w:hAnsi="Cascadia Mono" w:cs="Cascadia Mono"/>
-          <w:color w:val="000000"/>
-          <w:sz w:val="19"/>
-          <w:szCs w:val="19"/>
-          <w:highlight w:val="white"/>
-          <w:lang w:eastAsia="en-US"/>
-        </w:rPr>
-        <w:t>(</w:t>
+        <w:t xml:space="preserve"> CustomerSubscription(</w:t>
       </w:r>
       <w:r>
         <w:rPr>
@@ -9434,31 +7224,7 @@
           <w:highlight w:val="white"/>
           <w:lang w:eastAsia="en-US"/>
         </w:rPr>
-        <w:t xml:space="preserve"> </w:t>
-      </w:r>
-      <w:proofErr w:type="spellStart"/>
-      <w:r>
-        <w:rPr>
-          <w:rFonts w:ascii="Cascadia Mono" w:hAnsi="Cascadia Mono" w:cs="Cascadia Mono"/>
-          <w:color w:val="000000"/>
-          <w:sz w:val="19"/>
-          <w:szCs w:val="19"/>
-          <w:highlight w:val="white"/>
-          <w:lang w:eastAsia="en-US"/>
-        </w:rPr>
-        <w:t>CustomerSubscription</w:t>
-      </w:r>
-      <w:proofErr w:type="spellEnd"/>
-      <w:r>
-        <w:rPr>
-          <w:rFonts w:ascii="Cascadia Mono" w:hAnsi="Cascadia Mono" w:cs="Cascadia Mono"/>
-          <w:color w:val="000000"/>
-          <w:sz w:val="19"/>
-          <w:szCs w:val="19"/>
-          <w:highlight w:val="white"/>
-          <w:lang w:eastAsia="en-US"/>
-        </w:rPr>
-        <w:t>(</w:t>
+        <w:t xml:space="preserve"> CustomerSubscription(</w:t>
       </w:r>
       <w:r>
         <w:rPr>
@@ -9562,31 +7328,7 @@
           <w:highlight w:val="white"/>
           <w:lang w:eastAsia="en-US"/>
         </w:rPr>
-        <w:t xml:space="preserve"> </w:t>
-      </w:r>
-      <w:proofErr w:type="spellStart"/>
-      <w:r>
-        <w:rPr>
-          <w:rFonts w:ascii="Cascadia Mono" w:hAnsi="Cascadia Mono" w:cs="Cascadia Mono"/>
-          <w:color w:val="000000"/>
-          <w:sz w:val="19"/>
-          <w:szCs w:val="19"/>
-          <w:highlight w:val="white"/>
-          <w:lang w:eastAsia="en-US"/>
-        </w:rPr>
-        <w:t>CustomerSubscription</w:t>
-      </w:r>
-      <w:proofErr w:type="spellEnd"/>
-      <w:r>
-        <w:rPr>
-          <w:rFonts w:ascii="Cascadia Mono" w:hAnsi="Cascadia Mono" w:cs="Cascadia Mono"/>
-          <w:color w:val="000000"/>
-          <w:sz w:val="19"/>
-          <w:szCs w:val="19"/>
-          <w:highlight w:val="white"/>
-          <w:lang w:eastAsia="en-US"/>
-        </w:rPr>
-        <w:t>(</w:t>
+        <w:t xml:space="preserve"> CustomerSubscription(</w:t>
       </w:r>
       <w:r>
         <w:rPr>
@@ -9733,79 +7475,7 @@
           <w:highlight w:val="white"/>
           <w:lang w:eastAsia="en-US"/>
         </w:rPr>
-        <w:t xml:space="preserve"> summary = </w:t>
-      </w:r>
-      <w:proofErr w:type="spellStart"/>
-      <w:r>
-        <w:rPr>
-          <w:rFonts w:ascii="Cascadia Mono" w:hAnsi="Cascadia Mono" w:cs="Cascadia Mono"/>
-          <w:color w:val="000000"/>
-          <w:sz w:val="19"/>
-          <w:szCs w:val="19"/>
-          <w:highlight w:val="white"/>
-          <w:lang w:eastAsia="en-US"/>
-        </w:rPr>
-        <w:t>RevenueCalculator.Calculate</w:t>
-      </w:r>
-      <w:proofErr w:type="spellEnd"/>
-      <w:r>
-        <w:rPr>
-          <w:rFonts w:ascii="Cascadia Mono" w:hAnsi="Cascadia Mono" w:cs="Cascadia Mono"/>
-          <w:color w:val="000000"/>
-          <w:sz w:val="19"/>
-          <w:szCs w:val="19"/>
-          <w:highlight w:val="white"/>
-          <w:lang w:eastAsia="en-US"/>
-        </w:rPr>
-        <w:t>(</w:t>
-      </w:r>
-      <w:proofErr w:type="spellStart"/>
-      <w:r>
-        <w:rPr>
-          <w:rFonts w:ascii="Cascadia Mono" w:hAnsi="Cascadia Mono" w:cs="Cascadia Mono"/>
-          <w:color w:val="000000"/>
-          <w:sz w:val="19"/>
-          <w:szCs w:val="19"/>
-          <w:highlight w:val="white"/>
-          <w:lang w:eastAsia="en-US"/>
-        </w:rPr>
-        <w:t>lastMonth</w:t>
-      </w:r>
-      <w:proofErr w:type="spellEnd"/>
-      <w:r>
-        <w:rPr>
-          <w:rFonts w:ascii="Cascadia Mono" w:hAnsi="Cascadia Mono" w:cs="Cascadia Mono"/>
-          <w:color w:val="000000"/>
-          <w:sz w:val="19"/>
-          <w:szCs w:val="19"/>
-          <w:highlight w:val="white"/>
-          <w:lang w:eastAsia="en-US"/>
-        </w:rPr>
-        <w:t xml:space="preserve">, </w:t>
-      </w:r>
-      <w:proofErr w:type="spellStart"/>
-      <w:r>
-        <w:rPr>
-          <w:rFonts w:ascii="Cascadia Mono" w:hAnsi="Cascadia Mono" w:cs="Cascadia Mono"/>
-          <w:color w:val="000000"/>
-          <w:sz w:val="19"/>
-          <w:szCs w:val="19"/>
-          <w:highlight w:val="white"/>
-          <w:lang w:eastAsia="en-US"/>
-        </w:rPr>
-        <w:t>thisMonth</w:t>
-      </w:r>
-      <w:proofErr w:type="spellEnd"/>
-      <w:r>
-        <w:rPr>
-          <w:rFonts w:ascii="Cascadia Mono" w:hAnsi="Cascadia Mono" w:cs="Cascadia Mono"/>
-          <w:color w:val="000000"/>
-          <w:sz w:val="19"/>
-          <w:szCs w:val="19"/>
-          <w:highlight w:val="white"/>
-          <w:lang w:eastAsia="en-US"/>
-        </w:rPr>
-        <w:t>);</w:t>
+        <w:t xml:space="preserve"> summary = RevenueCalculator.Calculate(lastMonth, thisMonth);</w:t>
       </w:r>
     </w:p>
     <w:p>
@@ -9848,55 +7518,7 @@
           <w:highlight w:val="white"/>
           <w:lang w:eastAsia="en-US"/>
         </w:rPr>
-        <w:t xml:space="preserve">        </w:t>
-      </w:r>
-      <w:proofErr w:type="spellStart"/>
-      <w:r>
-        <w:rPr>
-          <w:rFonts w:ascii="Cascadia Mono" w:hAnsi="Cascadia Mono" w:cs="Cascadia Mono"/>
-          <w:color w:val="000000"/>
-          <w:sz w:val="19"/>
-          <w:szCs w:val="19"/>
-          <w:highlight w:val="white"/>
-          <w:lang w:eastAsia="en-US"/>
-        </w:rPr>
-        <w:t>Assert.Equal</w:t>
-      </w:r>
-      <w:proofErr w:type="spellEnd"/>
-      <w:r>
-        <w:rPr>
-          <w:rFonts w:ascii="Cascadia Mono" w:hAnsi="Cascadia Mono" w:cs="Cascadia Mono"/>
-          <w:color w:val="000000"/>
-          <w:sz w:val="19"/>
-          <w:szCs w:val="19"/>
-          <w:highlight w:val="white"/>
-          <w:lang w:eastAsia="en-US"/>
-        </w:rPr>
-        <w:t xml:space="preserve">(125m, </w:t>
-      </w:r>
-      <w:proofErr w:type="spellStart"/>
-      <w:r>
-        <w:rPr>
-          <w:rFonts w:ascii="Cascadia Mono" w:hAnsi="Cascadia Mono" w:cs="Cascadia Mono"/>
-          <w:color w:val="000000"/>
-          <w:sz w:val="19"/>
-          <w:szCs w:val="19"/>
-          <w:highlight w:val="white"/>
-          <w:lang w:eastAsia="en-US"/>
-        </w:rPr>
-        <w:t>summary.ActiveMrr</w:t>
-      </w:r>
-      <w:proofErr w:type="spellEnd"/>
-      <w:r>
-        <w:rPr>
-          <w:rFonts w:ascii="Cascadia Mono" w:hAnsi="Cascadia Mono" w:cs="Cascadia Mono"/>
-          <w:color w:val="000000"/>
-          <w:sz w:val="19"/>
-          <w:szCs w:val="19"/>
-          <w:highlight w:val="white"/>
-          <w:lang w:eastAsia="en-US"/>
-        </w:rPr>
-        <w:t xml:space="preserve">);       </w:t>
+        <w:t xml:space="preserve">        Assert.Equal(125m, summary.ActiveMrr);       </w:t>
       </w:r>
       <w:r>
         <w:rPr>
@@ -9934,31 +7556,7 @@
           <w:highlight w:val="white"/>
           <w:lang w:eastAsia="en-US"/>
         </w:rPr>
-        <w:t xml:space="preserve">        </w:t>
-      </w:r>
-      <w:proofErr w:type="spellStart"/>
-      <w:r>
-        <w:rPr>
-          <w:rFonts w:ascii="Cascadia Mono" w:hAnsi="Cascadia Mono" w:cs="Cascadia Mono"/>
-          <w:color w:val="000000"/>
-          <w:sz w:val="19"/>
-          <w:szCs w:val="19"/>
-          <w:highlight w:val="white"/>
-          <w:lang w:eastAsia="en-US"/>
-        </w:rPr>
-        <w:t>Assert.Equal</w:t>
-      </w:r>
-      <w:proofErr w:type="spellEnd"/>
-      <w:r>
-        <w:rPr>
-          <w:rFonts w:ascii="Cascadia Mono" w:hAnsi="Cascadia Mono" w:cs="Cascadia Mono"/>
-          <w:color w:val="000000"/>
-          <w:sz w:val="19"/>
-          <w:szCs w:val="19"/>
-          <w:highlight w:val="white"/>
-          <w:lang w:eastAsia="en-US"/>
-        </w:rPr>
-        <w:t>(</w:t>
+        <w:t xml:space="preserve">        Assert.Equal(</w:t>
       </w:r>
       <w:r>
         <w:rPr>
@@ -9980,31 +7578,7 @@
           <w:highlight w:val="white"/>
           <w:lang w:eastAsia="en-US"/>
         </w:rPr>
-        <w:t xml:space="preserve">m, </w:t>
-      </w:r>
-      <w:proofErr w:type="spellStart"/>
-      <w:r>
-        <w:rPr>
-          <w:rFonts w:ascii="Cascadia Mono" w:hAnsi="Cascadia Mono" w:cs="Cascadia Mono"/>
-          <w:color w:val="000000"/>
-          <w:sz w:val="19"/>
-          <w:szCs w:val="19"/>
-          <w:highlight w:val="white"/>
-          <w:lang w:eastAsia="en-US"/>
-        </w:rPr>
-        <w:t>summary.ChurnedRevenue</w:t>
-      </w:r>
-      <w:proofErr w:type="spellEnd"/>
-      <w:r>
-        <w:rPr>
-          <w:rFonts w:ascii="Cascadia Mono" w:hAnsi="Cascadia Mono" w:cs="Cascadia Mono"/>
-          <w:color w:val="000000"/>
-          <w:sz w:val="19"/>
-          <w:szCs w:val="19"/>
-          <w:highlight w:val="white"/>
-          <w:lang w:eastAsia="en-US"/>
-        </w:rPr>
-        <w:t xml:space="preserve">);  </w:t>
+        <w:t xml:space="preserve">m, summary.ChurnedRevenue);  </w:t>
       </w:r>
       <w:r>
         <w:rPr>
@@ -10042,31 +7616,7 @@
           <w:highlight w:val="white"/>
           <w:lang w:eastAsia="en-US"/>
         </w:rPr>
-        <w:t xml:space="preserve">        </w:t>
-      </w:r>
-      <w:proofErr w:type="spellStart"/>
-      <w:r>
-        <w:rPr>
-          <w:rFonts w:ascii="Cascadia Mono" w:hAnsi="Cascadia Mono" w:cs="Cascadia Mono"/>
-          <w:color w:val="000000"/>
-          <w:sz w:val="19"/>
-          <w:szCs w:val="19"/>
-          <w:highlight w:val="white"/>
-          <w:lang w:eastAsia="en-US"/>
-        </w:rPr>
-        <w:t>Assert.Equal</w:t>
-      </w:r>
-      <w:proofErr w:type="spellEnd"/>
-      <w:r>
-        <w:rPr>
-          <w:rFonts w:ascii="Cascadia Mono" w:hAnsi="Cascadia Mono" w:cs="Cascadia Mono"/>
-          <w:color w:val="000000"/>
-          <w:sz w:val="19"/>
-          <w:szCs w:val="19"/>
-          <w:highlight w:val="white"/>
-          <w:lang w:eastAsia="en-US"/>
-        </w:rPr>
-        <w:t>(</w:t>
+        <w:t xml:space="preserve">        Assert.Equal(</w:t>
       </w:r>
       <w:r>
         <w:rPr>
@@ -10088,31 +7638,7 @@
           <w:highlight w:val="white"/>
           <w:lang w:eastAsia="en-US"/>
         </w:rPr>
-        <w:t xml:space="preserve">m, </w:t>
-      </w:r>
-      <w:proofErr w:type="spellStart"/>
-      <w:r>
-        <w:rPr>
-          <w:rFonts w:ascii="Cascadia Mono" w:hAnsi="Cascadia Mono" w:cs="Cascadia Mono"/>
-          <w:color w:val="000000"/>
-          <w:sz w:val="19"/>
-          <w:szCs w:val="19"/>
-          <w:highlight w:val="white"/>
-          <w:lang w:eastAsia="en-US"/>
-        </w:rPr>
-        <w:t>summary.NetMrr</w:t>
-      </w:r>
-      <w:proofErr w:type="spellEnd"/>
-      <w:r>
-        <w:rPr>
-          <w:rFonts w:ascii="Cascadia Mono" w:hAnsi="Cascadia Mono" w:cs="Cascadia Mono"/>
-          <w:color w:val="000000"/>
-          <w:sz w:val="19"/>
-          <w:szCs w:val="19"/>
-          <w:highlight w:val="white"/>
-          <w:lang w:eastAsia="en-US"/>
-        </w:rPr>
-        <w:t xml:space="preserve">);           </w:t>
+        <w:t xml:space="preserve">m, summary.NetMrr);           </w:t>
       </w:r>
       <w:r>
         <w:rPr>
@@ -10264,31 +7790,7 @@
           <w:highlight w:val="white"/>
           <w:lang w:eastAsia="en-US"/>
         </w:rPr>
-        <w:t xml:space="preserve"> </w:t>
-      </w:r>
-      <w:proofErr w:type="spellStart"/>
-      <w:r>
-        <w:rPr>
-          <w:rFonts w:ascii="Cascadia Mono" w:hAnsi="Cascadia Mono" w:cs="Cascadia Mono"/>
-          <w:color w:val="000000"/>
-          <w:sz w:val="19"/>
-          <w:szCs w:val="19"/>
-          <w:highlight w:val="white"/>
-          <w:lang w:eastAsia="en-US"/>
-        </w:rPr>
-        <w:t>Ctor_ThrowsForNegativeAmount</w:t>
-      </w:r>
-      <w:proofErr w:type="spellEnd"/>
-      <w:r>
-        <w:rPr>
-          <w:rFonts w:ascii="Cascadia Mono" w:hAnsi="Cascadia Mono" w:cs="Cascadia Mono"/>
-          <w:color w:val="000000"/>
-          <w:sz w:val="19"/>
-          <w:szCs w:val="19"/>
-          <w:highlight w:val="white"/>
-          <w:lang w:eastAsia="en-US"/>
-        </w:rPr>
-        <w:t>()</w:t>
+        <w:t xml:space="preserve"> Ctor_ThrowsForNegativeAmount()</w:t>
       </w:r>
     </w:p>
     <w:p>
@@ -10342,33 +7844,8 @@
           <w:highlight w:val="white"/>
           <w:lang w:eastAsia="en-US"/>
         </w:rPr>
-        <w:t xml:space="preserve">        </w:t>
-      </w:r>
-      <w:proofErr w:type="spellStart"/>
-      <w:r>
-        <w:rPr>
-          <w:rFonts w:ascii="Cascadia Mono" w:hAnsi="Cascadia Mono" w:cs="Cascadia Mono"/>
-          <w:color w:val="000000"/>
-          <w:sz w:val="19"/>
-          <w:szCs w:val="19"/>
-          <w:highlight w:val="white"/>
-          <w:lang w:eastAsia="en-US"/>
-        </w:rPr>
-        <w:t>Assert.Throws</w:t>
-      </w:r>
-      <w:proofErr w:type="spellEnd"/>
-      <w:r>
-        <w:rPr>
-          <w:rFonts w:ascii="Cascadia Mono" w:hAnsi="Cascadia Mono" w:cs="Cascadia Mono"/>
-          <w:color w:val="000000"/>
-          <w:sz w:val="19"/>
-          <w:szCs w:val="19"/>
-          <w:highlight w:val="white"/>
-          <w:lang w:eastAsia="en-US"/>
-        </w:rPr>
-        <w:t>&lt;</w:t>
-      </w:r>
-      <w:proofErr w:type="spellStart"/>
+        <w:t xml:space="preserve">        Assert.Throws&lt;</w:t>
+      </w:r>
       <w:r>
         <w:rPr>
           <w:rFonts w:ascii="Cascadia Mono" w:hAnsi="Cascadia Mono" w:cs="Cascadia Mono"/>
@@ -10380,7 +7857,6 @@
         </w:rPr>
         <w:t>ArgumentException</w:t>
       </w:r>
-      <w:proofErr w:type="spellEnd"/>
       <w:r>
         <w:rPr>
           <w:rFonts w:ascii="Cascadia Mono" w:hAnsi="Cascadia Mono" w:cs="Cascadia Mono"/>
@@ -10439,31 +7915,7 @@
           <w:highlight w:val="white"/>
           <w:lang w:eastAsia="en-US"/>
         </w:rPr>
-        <w:t xml:space="preserve"> </w:t>
-      </w:r>
-      <w:proofErr w:type="spellStart"/>
-      <w:r>
-        <w:rPr>
-          <w:rFonts w:ascii="Cascadia Mono" w:hAnsi="Cascadia Mono" w:cs="Cascadia Mono"/>
-          <w:color w:val="000000"/>
-          <w:sz w:val="19"/>
-          <w:szCs w:val="19"/>
-          <w:highlight w:val="white"/>
-          <w:lang w:eastAsia="en-US"/>
-        </w:rPr>
-        <w:t>CustomerSubscription</w:t>
-      </w:r>
-      <w:proofErr w:type="spellEnd"/>
-      <w:r>
-        <w:rPr>
-          <w:rFonts w:ascii="Cascadia Mono" w:hAnsi="Cascadia Mono" w:cs="Cascadia Mono"/>
-          <w:color w:val="000000"/>
-          <w:sz w:val="19"/>
-          <w:szCs w:val="19"/>
-          <w:highlight w:val="white"/>
-          <w:lang w:eastAsia="en-US"/>
-        </w:rPr>
-        <w:t>(</w:t>
+        <w:t xml:space="preserve"> CustomerSubscription(</w:t>
       </w:r>
       <w:r>
         <w:rPr>
@@ -10755,15 +8207,7 @@
         </w:numPr>
       </w:pPr>
       <w:r>
-        <w:t>Do not initialize with a README or .</w:t>
-      </w:r>
-      <w:proofErr w:type="spellStart"/>
-      <w:r>
-        <w:t>gitignore</w:t>
-      </w:r>
-      <w:proofErr w:type="spellEnd"/>
-      <w:r>
-        <w:t xml:space="preserve"> if you want to keep the local folder as the source of truth.</w:t>
+        <w:t>Do not initialize with a README or .gitignore if you want to keep the local folder as the source of truth.</w:t>
       </w:r>
       <w:r>
         <w:br/>
@@ -10802,15 +8246,7 @@
         <w:tab/>
       </w:r>
       <w:r>
-        <w:t xml:space="preserve">From the root </w:t>
-      </w:r>
-      <w:proofErr w:type="spellStart"/>
-      <w:r>
-        <w:t>SubscriptionMetrics</w:t>
-      </w:r>
-      <w:proofErr w:type="spellEnd"/>
-      <w:r>
-        <w:t xml:space="preserve"> folder:</w:t>
+        <w:t>From the root SubscriptionMetrics folder:</w:t>
       </w:r>
     </w:p>
     <w:p>
@@ -10847,18 +8283,8 @@
           <w:b/>
           <w:bCs/>
         </w:rPr>
-        <w:t xml:space="preserve"> </w:t>
-      </w:r>
-      <w:proofErr w:type="spellStart"/>
-      <w:r>
-        <w:rPr>
-          <w:rFonts w:ascii="Courier New" w:hAnsi="Courier New" w:cs="Courier New"/>
-          <w:b/>
-          <w:bCs/>
-        </w:rPr>
-        <w:t>init</w:t>
-      </w:r>
-      <w:proofErr w:type="spellEnd"/>
+        <w:t xml:space="preserve"> init</w:t>
+      </w:r>
     </w:p>
     <w:p>
       <w:pPr>
@@ -11081,7 +8507,6 @@
           <w:bCs/>
         </w:rPr>
       </w:pPr>
-      <w:proofErr w:type="spellStart"/>
       <w:r>
         <w:rPr>
           <w:rFonts w:ascii="Courier New" w:hAnsi="Courier New" w:cs="Courier New"/>
@@ -11091,51 +8516,17 @@
           <w:sz w:val="24"/>
           <w:szCs w:val="24"/>
         </w:rPr>
-        <w:t>mkdir</w:t>
-      </w:r>
-      <w:proofErr w:type="spellEnd"/>
+        <w:t xml:space="preserve">mkdir </w:t>
+      </w:r>
       <w:r>
         <w:rPr>
           <w:rFonts w:ascii="Courier New" w:hAnsi="Courier New" w:cs="Courier New"/>
           <w:b/>
           <w:bCs/>
-          <w:color w:val="0070C0"/>
           <w:sz w:val="24"/>
           <w:szCs w:val="24"/>
         </w:rPr>
-        <w:t xml:space="preserve"> </w:t>
-      </w:r>
-      <w:r>
-        <w:rPr>
-          <w:rFonts w:ascii="Courier New" w:hAnsi="Courier New" w:cs="Courier New"/>
-          <w:b/>
-          <w:bCs/>
-          <w:sz w:val="24"/>
-          <w:szCs w:val="24"/>
-        </w:rPr>
-        <w:t>-p .</w:t>
-      </w:r>
-      <w:proofErr w:type="spellStart"/>
-      <w:r>
-        <w:rPr>
-          <w:rFonts w:ascii="Courier New" w:hAnsi="Courier New" w:cs="Courier New"/>
-          <w:b/>
-          <w:bCs/>
-          <w:sz w:val="24"/>
-          <w:szCs w:val="24"/>
-        </w:rPr>
-        <w:t>github</w:t>
-      </w:r>
-      <w:proofErr w:type="spellEnd"/>
-      <w:r>
-        <w:rPr>
-          <w:rFonts w:ascii="Courier New" w:hAnsi="Courier New" w:cs="Courier New"/>
-          <w:b/>
-          <w:bCs/>
-          <w:sz w:val="24"/>
-          <w:szCs w:val="24"/>
-        </w:rPr>
-        <w:t>/workflows</w:t>
+        <w:t>-p .github/workflows</w:t>
       </w:r>
     </w:p>
     <w:p>
@@ -11155,17 +8546,8 @@
           <w:b/>
           <w:bCs/>
         </w:rPr>
-        <w:t>Create dotnet-</w:t>
-      </w:r>
-      <w:proofErr w:type="spellStart"/>
-      <w:r>
-        <w:rPr>
-          <w:b/>
-          <w:bCs/>
-        </w:rPr>
-        <w:t>ci.yml</w:t>
-      </w:r>
-      <w:proofErr w:type="spellEnd"/>
+        <w:t>Create dotnet-ci.yml</w:t>
+      </w:r>
       <w:r>
         <w:rPr>
           <w:b/>
@@ -11190,39 +8572,8 @@
           <w:sz w:val="24"/>
           <w:szCs w:val="24"/>
         </w:rPr>
-        <w:t>.</w:t>
-      </w:r>
-      <w:proofErr w:type="spellStart"/>
-      <w:r>
-        <w:rPr>
-          <w:b/>
-          <w:bCs/>
-          <w:sz w:val="24"/>
-          <w:szCs w:val="24"/>
-        </w:rPr>
-        <w:t>github</w:t>
-      </w:r>
-      <w:proofErr w:type="spellEnd"/>
-      <w:r>
-        <w:rPr>
-          <w:b/>
-          <w:bCs/>
-          <w:sz w:val="24"/>
-          <w:szCs w:val="24"/>
-        </w:rPr>
-        <w:t>/workflows/dotnet-</w:t>
-      </w:r>
-      <w:proofErr w:type="spellStart"/>
-      <w:r>
-        <w:rPr>
-          <w:b/>
-          <w:bCs/>
-          <w:sz w:val="24"/>
-          <w:szCs w:val="24"/>
-        </w:rPr>
-        <w:t>ci.yml</w:t>
-      </w:r>
-      <w:proofErr w:type="spellEnd"/>
+        <w:t>.github/workflows/dotnet-ci.yml</w:t>
+      </w:r>
       <w:r>
         <w:t>:</w:t>
       </w:r>
@@ -11511,7 +8862,6 @@
         </w:rPr>
         <w:t xml:space="preserve">  </w:t>
       </w:r>
-      <w:proofErr w:type="spellStart"/>
       <w:r>
         <w:rPr>
           <w:rFonts w:ascii="Cascadia Mono" w:hAnsi="Cascadia Mono" w:cs="Cascadia Mono"/>
@@ -11523,21 +8873,7 @@
           <w:highlight w:val="white"/>
           <w:lang w:eastAsia="en-US"/>
         </w:rPr>
-        <w:t>pull_request</w:t>
-      </w:r>
-      <w:proofErr w:type="spellEnd"/>
-      <w:r>
-        <w:rPr>
-          <w:rFonts w:ascii="Cascadia Mono" w:hAnsi="Cascadia Mono" w:cs="Cascadia Mono"/>
-          <w:b/>
-          <w:bCs/>
-          <w:color w:val="0000FF"/>
-          <w:sz w:val="19"/>
-          <w:szCs w:val="19"/>
-          <w:highlight w:val="white"/>
-          <w:lang w:eastAsia="en-US"/>
-        </w:rPr>
-        <w:t>:</w:t>
+        <w:t>pull_request:</w:t>
       </w:r>
     </w:p>
     <w:p>
@@ -12890,15 +10226,7 @@
         <w:tab/>
       </w:r>
       <w:r>
-        <w:t xml:space="preserve">defines triggers (push, </w:t>
-      </w:r>
-      <w:proofErr w:type="spellStart"/>
-      <w:r>
-        <w:t>pull_request</w:t>
-      </w:r>
-      <w:proofErr w:type="spellEnd"/>
-      <w:r>
-        <w:t>).</w:t>
+        <w:t>defines triggers (push, pull_request).</w:t>
       </w:r>
     </w:p>
     <w:p>
@@ -13025,42 +10353,8 @@
           <w:sz w:val="24"/>
           <w:szCs w:val="24"/>
         </w:rPr>
-        <w:t xml:space="preserve"> add .</w:t>
-      </w:r>
-      <w:proofErr w:type="spellStart"/>
-      <w:r>
-        <w:rPr>
-          <w:rFonts w:ascii="Courier New" w:hAnsi="Courier New" w:cs="Courier New"/>
-          <w:b/>
-          <w:bCs/>
-          <w:sz w:val="24"/>
-          <w:szCs w:val="24"/>
-        </w:rPr>
-        <w:t>github</w:t>
-      </w:r>
-      <w:proofErr w:type="spellEnd"/>
-      <w:r>
-        <w:rPr>
-          <w:rFonts w:ascii="Courier New" w:hAnsi="Courier New" w:cs="Courier New"/>
-          <w:b/>
-          <w:bCs/>
-          <w:sz w:val="24"/>
-          <w:szCs w:val="24"/>
-        </w:rPr>
-        <w:t>/workflows/dotnet-</w:t>
-      </w:r>
-      <w:proofErr w:type="spellStart"/>
-      <w:r>
-        <w:rPr>
-          <w:rFonts w:ascii="Courier New" w:hAnsi="Courier New" w:cs="Courier New"/>
-          <w:b/>
-          <w:bCs/>
-          <w:sz w:val="24"/>
-          <w:szCs w:val="24"/>
-        </w:rPr>
-        <w:t>ci.yml</w:t>
-      </w:r>
-      <w:proofErr w:type="spellEnd"/>
+        <w:t xml:space="preserve"> add .github/workflows/dotnet-ci.yml</w:t>
+      </w:r>
     </w:p>
     <w:p>
       <w:pPr>
@@ -13414,31 +10708,7 @@
           <w:highlight w:val="white"/>
           <w:lang w:eastAsia="en-US"/>
         </w:rPr>
-        <w:t xml:space="preserve">${{ </w:t>
-      </w:r>
-      <w:proofErr w:type="spellStart"/>
-      <w:r>
-        <w:rPr>
-          <w:rFonts w:ascii="Cascadia Mono" w:hAnsi="Cascadia Mono" w:cs="Cascadia Mono"/>
-          <w:color w:val="A31515"/>
-          <w:sz w:val="19"/>
-          <w:szCs w:val="19"/>
-          <w:highlight w:val="white"/>
-          <w:lang w:eastAsia="en-US"/>
-        </w:rPr>
-        <w:t>matrix.os</w:t>
-      </w:r>
-      <w:proofErr w:type="spellEnd"/>
-      <w:r>
-        <w:rPr>
-          <w:rFonts w:ascii="Cascadia Mono" w:hAnsi="Cascadia Mono" w:cs="Cascadia Mono"/>
-          <w:color w:val="A31515"/>
-          <w:sz w:val="19"/>
-          <w:szCs w:val="19"/>
-          <w:highlight w:val="white"/>
-          <w:lang w:eastAsia="en-US"/>
-        </w:rPr>
-        <w:t xml:space="preserve"> }}</w:t>
+        <w:t>${{ matrix.os }}</w:t>
       </w:r>
     </w:p>
     <w:p>
@@ -13543,7 +10813,6 @@
         </w:rPr>
         <w:t xml:space="preserve">        </w:t>
       </w:r>
-      <w:proofErr w:type="spellStart"/>
       <w:r>
         <w:rPr>
           <w:rFonts w:ascii="Cascadia Mono" w:hAnsi="Cascadia Mono" w:cs="Cascadia Mono"/>
@@ -13553,19 +10822,7 @@
           <w:highlight w:val="white"/>
           <w:lang w:eastAsia="en-US"/>
         </w:rPr>
-        <w:t>os</w:t>
-      </w:r>
-      <w:proofErr w:type="spellEnd"/>
-      <w:r>
-        <w:rPr>
-          <w:rFonts w:ascii="Cascadia Mono" w:hAnsi="Cascadia Mono" w:cs="Cascadia Mono"/>
-          <w:color w:val="0000FF"/>
-          <w:sz w:val="19"/>
-          <w:szCs w:val="19"/>
-          <w:highlight w:val="white"/>
-          <w:lang w:eastAsia="en-US"/>
-        </w:rPr>
-        <w:t>:</w:t>
+        <w:t>os:</w:t>
       </w:r>
       <w:r>
         <w:rPr>
@@ -13622,7 +10879,6 @@
         </w:rPr>
         <w:t xml:space="preserve">, </w:t>
       </w:r>
-      <w:proofErr w:type="spellStart"/>
       <w:r>
         <w:rPr>
           <w:rFonts w:ascii="Cascadia Mono" w:hAnsi="Cascadia Mono" w:cs="Cascadia Mono"/>
@@ -13632,19 +10888,7 @@
           <w:highlight w:val="white"/>
           <w:lang w:eastAsia="en-US"/>
         </w:rPr>
-        <w:t>macos</w:t>
-      </w:r>
-      <w:proofErr w:type="spellEnd"/>
-      <w:r>
-        <w:rPr>
-          <w:rFonts w:ascii="Cascadia Mono" w:hAnsi="Cascadia Mono" w:cs="Cascadia Mono"/>
-          <w:color w:val="A31515"/>
-          <w:sz w:val="19"/>
-          <w:szCs w:val="19"/>
-          <w:highlight w:val="white"/>
-          <w:lang w:eastAsia="en-US"/>
-        </w:rPr>
-        <w:t>-latest</w:t>
+        <w:t>macos-latest</w:t>
       </w:r>
       <w:r>
         <w:rPr>
@@ -13710,23 +10954,7 @@
           <w:b/>
           <w:bCs/>
         </w:rPr>
-        <w:t xml:space="preserve">Here is a sample </w:t>
-      </w:r>
-      <w:proofErr w:type="spellStart"/>
-      <w:r>
-        <w:rPr>
-          <w:b/>
-          <w:bCs/>
-        </w:rPr>
-        <w:t>yaml</w:t>
-      </w:r>
-      <w:proofErr w:type="spellEnd"/>
-      <w:r>
-        <w:rPr>
-          <w:b/>
-          <w:bCs/>
-        </w:rPr>
-        <w:t xml:space="preserve"> file:</w:t>
+        <w:t>Here is a sample yaml file:</w:t>
       </w:r>
       <w:r>
         <w:rPr>
@@ -13926,7 +11154,6 @@
         </w:rPr>
         <w:t xml:space="preserve">  </w:t>
       </w:r>
-      <w:proofErr w:type="spellStart"/>
       <w:r>
         <w:rPr>
           <w:rFonts w:ascii="Consolas" w:eastAsia="Times New Roman" w:hAnsi="Consolas" w:cs="Times New Roman"/>
@@ -13936,7 +11163,6 @@
         </w:rPr>
         <w:t>pull_request</w:t>
       </w:r>
-      <w:proofErr w:type="spellEnd"/>
       <w:r>
         <w:rPr>
           <w:rFonts w:ascii="Consolas" w:eastAsia="Times New Roman" w:hAnsi="Consolas" w:cs="Times New Roman"/>
@@ -14126,27 +11352,7 @@
           <w:sz w:val="21"/>
           <w:szCs w:val="21"/>
         </w:rPr>
-        <w:t xml:space="preserve">: ${{ </w:t>
-      </w:r>
-      <w:proofErr w:type="spellStart"/>
-      <w:r>
-        <w:rPr>
-          <w:rFonts w:ascii="Consolas" w:eastAsia="Times New Roman" w:hAnsi="Consolas" w:cs="Times New Roman"/>
-          <w:color w:val="000000"/>
-          <w:sz w:val="21"/>
-          <w:szCs w:val="21"/>
-        </w:rPr>
-        <w:t>matrix.os</w:t>
-      </w:r>
-      <w:proofErr w:type="spellEnd"/>
-      <w:r>
-        <w:rPr>
-          <w:rFonts w:ascii="Consolas" w:eastAsia="Times New Roman" w:hAnsi="Consolas" w:cs="Times New Roman"/>
-          <w:color w:val="000000"/>
-          <w:sz w:val="21"/>
-          <w:szCs w:val="21"/>
-        </w:rPr>
-        <w:t xml:space="preserve"> }}</w:t>
+        <w:t>: ${{ matrix.os }}</w:t>
       </w:r>
     </w:p>
     <w:p>
@@ -14263,7 +11469,6 @@
         </w:rPr>
         <w:t xml:space="preserve">        </w:t>
       </w:r>
-      <w:proofErr w:type="spellStart"/>
       <w:r>
         <w:rPr>
           <w:rFonts w:ascii="Consolas" w:eastAsia="Times New Roman" w:hAnsi="Consolas" w:cs="Times New Roman"/>
@@ -14273,7 +11478,6 @@
         </w:rPr>
         <w:t>os</w:t>
       </w:r>
-      <w:proofErr w:type="spellEnd"/>
       <w:r>
         <w:rPr>
           <w:rFonts w:ascii="Consolas" w:eastAsia="Times New Roman" w:hAnsi="Consolas" w:cs="Times New Roman"/>
@@ -14319,7 +11523,6 @@
         </w:rPr>
         <w:t xml:space="preserve">, </w:t>
       </w:r>
-      <w:proofErr w:type="spellStart"/>
       <w:r>
         <w:rPr>
           <w:rFonts w:ascii="Consolas" w:eastAsia="Times New Roman" w:hAnsi="Consolas" w:cs="Times New Roman"/>
@@ -14327,9 +11530,110 @@
           <w:sz w:val="21"/>
           <w:szCs w:val="21"/>
         </w:rPr>
-        <w:t>macos</w:t>
-      </w:r>
-      <w:proofErr w:type="spellEnd"/>
+        <w:t>macos-latest</w:t>
+      </w:r>
+      <w:r>
+        <w:rPr>
+          <w:rFonts w:ascii="Consolas" w:eastAsia="Times New Roman" w:hAnsi="Consolas" w:cs="Times New Roman"/>
+          <w:color w:val="000000"/>
+          <w:sz w:val="21"/>
+          <w:szCs w:val="21"/>
+        </w:rPr>
+        <w:t xml:space="preserve"> ]</w:t>
+      </w:r>
+    </w:p>
+    <w:p>
+      <w:pPr>
+        <w:shd w:val="clear" w:color="auto" w:fill="FFFFFF"/>
+        <w:suppressAutoHyphens w:val="0"/>
+        <w:spacing w:line="285" w:lineRule="atLeast"/>
+        <w:rPr>
+          <w:rFonts w:ascii="Consolas" w:eastAsia="Times New Roman" w:hAnsi="Consolas" w:cs="Times New Roman"/>
+          <w:color w:val="000000"/>
+          <w:sz w:val="21"/>
+          <w:szCs w:val="21"/>
+        </w:rPr>
+      </w:pPr>
+    </w:p>
+    <w:p>
+      <w:pPr>
+        <w:shd w:val="clear" w:color="auto" w:fill="FFFFFF"/>
+        <w:suppressAutoHyphens w:val="0"/>
+        <w:spacing w:line="285" w:lineRule="atLeast"/>
+        <w:rPr>
+          <w:rFonts w:ascii="Consolas" w:eastAsia="Times New Roman" w:hAnsi="Consolas" w:cs="Times New Roman"/>
+          <w:color w:val="000000"/>
+          <w:sz w:val="21"/>
+          <w:szCs w:val="21"/>
+        </w:rPr>
+      </w:pPr>
+      <w:r>
+        <w:rPr>
+          <w:rFonts w:ascii="Consolas" w:eastAsia="Times New Roman" w:hAnsi="Consolas" w:cs="Times New Roman"/>
+          <w:color w:val="000000"/>
+          <w:sz w:val="21"/>
+          <w:szCs w:val="21"/>
+        </w:rPr>
+        <w:t xml:space="preserve">    </w:t>
+      </w:r>
+      <w:r>
+        <w:rPr>
+          <w:rFonts w:ascii="Consolas" w:eastAsia="Times New Roman" w:hAnsi="Consolas" w:cs="Times New Roman"/>
+          <w:color w:val="800000"/>
+          <w:sz w:val="21"/>
+          <w:szCs w:val="21"/>
+        </w:rPr>
+        <w:t>steps</w:t>
+      </w:r>
+      <w:r>
+        <w:rPr>
+          <w:rFonts w:ascii="Consolas" w:eastAsia="Times New Roman" w:hAnsi="Consolas" w:cs="Times New Roman"/>
+          <w:color w:val="000000"/>
+          <w:sz w:val="21"/>
+          <w:szCs w:val="21"/>
+        </w:rPr>
+        <w:t>:</w:t>
+      </w:r>
+    </w:p>
+    <w:p>
+      <w:pPr>
+        <w:shd w:val="clear" w:color="auto" w:fill="FFFFFF"/>
+        <w:suppressAutoHyphens w:val="0"/>
+        <w:spacing w:line="285" w:lineRule="atLeast"/>
+        <w:rPr>
+          <w:rFonts w:ascii="Consolas" w:eastAsia="Times New Roman" w:hAnsi="Consolas" w:cs="Times New Roman"/>
+          <w:color w:val="000000"/>
+          <w:sz w:val="21"/>
+          <w:szCs w:val="21"/>
+        </w:rPr>
+      </w:pPr>
+      <w:r>
+        <w:rPr>
+          <w:rFonts w:ascii="Consolas" w:eastAsia="Times New Roman" w:hAnsi="Consolas" w:cs="Times New Roman"/>
+          <w:color w:val="000000"/>
+          <w:sz w:val="21"/>
+          <w:szCs w:val="21"/>
+        </w:rPr>
+        <w:t xml:space="preserve">      - </w:t>
+      </w:r>
+      <w:r>
+        <w:rPr>
+          <w:rFonts w:ascii="Consolas" w:eastAsia="Times New Roman" w:hAnsi="Consolas" w:cs="Times New Roman"/>
+          <w:color w:val="800000"/>
+          <w:sz w:val="21"/>
+          <w:szCs w:val="21"/>
+        </w:rPr>
+        <w:t>name</w:t>
+      </w:r>
+      <w:r>
+        <w:rPr>
+          <w:rFonts w:ascii="Consolas" w:eastAsia="Times New Roman" w:hAnsi="Consolas" w:cs="Times New Roman"/>
+          <w:color w:val="000000"/>
+          <w:sz w:val="21"/>
+          <w:szCs w:val="21"/>
+        </w:rPr>
+        <w:t xml:space="preserve">: </w:t>
+      </w:r>
       <w:r>
         <w:rPr>
           <w:rFonts w:ascii="Consolas" w:eastAsia="Times New Roman" w:hAnsi="Consolas" w:cs="Times New Roman"/>
@@ -14337,51 +11641,29 @@
           <w:sz w:val="21"/>
           <w:szCs w:val="21"/>
         </w:rPr>
-        <w:t>-latest</w:t>
-      </w:r>
-      <w:r>
+        <w:t>Checkout code</w:t>
+      </w:r>
+    </w:p>
+    <w:p>
+      <w:pPr>
+        <w:shd w:val="clear" w:color="auto" w:fill="FFFFFF"/>
+        <w:suppressAutoHyphens w:val="0"/>
+        <w:spacing w:line="285" w:lineRule="atLeast"/>
         <w:rPr>
           <w:rFonts w:ascii="Consolas" w:eastAsia="Times New Roman" w:hAnsi="Consolas" w:cs="Times New Roman"/>
           <w:color w:val="000000"/>
           <w:sz w:val="21"/>
           <w:szCs w:val="21"/>
         </w:rPr>
-        <w:t xml:space="preserve"> ]</w:t>
-      </w:r>
-    </w:p>
-    <w:p>
-      <w:pPr>
-        <w:shd w:val="clear" w:color="auto" w:fill="FFFFFF"/>
-        <w:suppressAutoHyphens w:val="0"/>
-        <w:spacing w:line="285" w:lineRule="atLeast"/>
+      </w:pPr>
+      <w:r>
         <w:rPr>
           <w:rFonts w:ascii="Consolas" w:eastAsia="Times New Roman" w:hAnsi="Consolas" w:cs="Times New Roman"/>
           <w:color w:val="000000"/>
           <w:sz w:val="21"/>
           <w:szCs w:val="21"/>
         </w:rPr>
-      </w:pPr>
-    </w:p>
-    <w:p>
-      <w:pPr>
-        <w:shd w:val="clear" w:color="auto" w:fill="FFFFFF"/>
-        <w:suppressAutoHyphens w:val="0"/>
-        <w:spacing w:line="285" w:lineRule="atLeast"/>
-        <w:rPr>
-          <w:rFonts w:ascii="Consolas" w:eastAsia="Times New Roman" w:hAnsi="Consolas" w:cs="Times New Roman"/>
-          <w:color w:val="000000"/>
-          <w:sz w:val="21"/>
-          <w:szCs w:val="21"/>
-        </w:rPr>
-      </w:pPr>
-      <w:r>
-        <w:rPr>
-          <w:rFonts w:ascii="Consolas" w:eastAsia="Times New Roman" w:hAnsi="Consolas" w:cs="Times New Roman"/>
-          <w:color w:val="000000"/>
-          <w:sz w:val="21"/>
-          <w:szCs w:val="21"/>
-        </w:rPr>
-        <w:t xml:space="preserve">    </w:t>
+        <w:t xml:space="preserve">        </w:t>
       </w:r>
       <w:r>
         <w:rPr>
@@ -14390,7 +11672,7 @@
           <w:sz w:val="21"/>
           <w:szCs w:val="21"/>
         </w:rPr>
-        <w:t>steps</w:t>
+        <w:t>uses</w:t>
       </w:r>
       <w:r>
         <w:rPr>
@@ -14399,8 +11681,30 @@
           <w:sz w:val="21"/>
           <w:szCs w:val="21"/>
         </w:rPr>
-        <w:t>:</w:t>
-      </w:r>
+        <w:t xml:space="preserve">: </w:t>
+      </w:r>
+      <w:r>
+        <w:rPr>
+          <w:rFonts w:ascii="Consolas" w:eastAsia="Times New Roman" w:hAnsi="Consolas" w:cs="Times New Roman"/>
+          <w:color w:val="0000FF"/>
+          <w:sz w:val="21"/>
+          <w:szCs w:val="21"/>
+        </w:rPr>
+        <w:t>actions/checkout@v4</w:t>
+      </w:r>
+    </w:p>
+    <w:p>
+      <w:pPr>
+        <w:shd w:val="clear" w:color="auto" w:fill="FFFFFF"/>
+        <w:suppressAutoHyphens w:val="0"/>
+        <w:spacing w:line="285" w:lineRule="atLeast"/>
+        <w:rPr>
+          <w:rFonts w:ascii="Consolas" w:eastAsia="Times New Roman" w:hAnsi="Consolas" w:cs="Times New Roman"/>
+          <w:color w:val="000000"/>
+          <w:sz w:val="21"/>
+          <w:szCs w:val="21"/>
+        </w:rPr>
+      </w:pPr>
     </w:p>
     <w:p>
       <w:pPr>
@@ -14448,7 +11752,7 @@
           <w:sz w:val="21"/>
           <w:szCs w:val="21"/>
         </w:rPr>
-        <w:t>Checkout code</w:t>
+        <w:t>Setup .NET</w:t>
       </w:r>
     </w:p>
     <w:p>
@@ -14497,7 +11801,7 @@
           <w:sz w:val="21"/>
           <w:szCs w:val="21"/>
         </w:rPr>
-        <w:t>actions/checkout@v4</w:t>
+        <w:t>actions/setup-dotnet@v4</w:t>
       </w:r>
     </w:p>
     <w:p>
@@ -14512,27 +11816,14 @@
           <w:szCs w:val="21"/>
         </w:rPr>
       </w:pPr>
-    </w:p>
-    <w:p>
-      <w:pPr>
-        <w:shd w:val="clear" w:color="auto" w:fill="FFFFFF"/>
-        <w:suppressAutoHyphens w:val="0"/>
-        <w:spacing w:line="285" w:lineRule="atLeast"/>
+      <w:r>
         <w:rPr>
           <w:rFonts w:ascii="Consolas" w:eastAsia="Times New Roman" w:hAnsi="Consolas" w:cs="Times New Roman"/>
           <w:color w:val="000000"/>
           <w:sz w:val="21"/>
           <w:szCs w:val="21"/>
         </w:rPr>
-      </w:pPr>
-      <w:r>
-        <w:rPr>
-          <w:rFonts w:ascii="Consolas" w:eastAsia="Times New Roman" w:hAnsi="Consolas" w:cs="Times New Roman"/>
-          <w:color w:val="000000"/>
-          <w:sz w:val="21"/>
-          <w:szCs w:val="21"/>
-        </w:rPr>
-        <w:t xml:space="preserve">      - </w:t>
+        <w:t xml:space="preserve">        </w:t>
       </w:r>
       <w:r>
         <w:rPr>
@@ -14541,6 +11832,108 @@
           <w:sz w:val="21"/>
           <w:szCs w:val="21"/>
         </w:rPr>
+        <w:t>with</w:t>
+      </w:r>
+      <w:r>
+        <w:rPr>
+          <w:rFonts w:ascii="Consolas" w:eastAsia="Times New Roman" w:hAnsi="Consolas" w:cs="Times New Roman"/>
+          <w:color w:val="000000"/>
+          <w:sz w:val="21"/>
+          <w:szCs w:val="21"/>
+        </w:rPr>
+        <w:t>:</w:t>
+      </w:r>
+    </w:p>
+    <w:p>
+      <w:pPr>
+        <w:shd w:val="clear" w:color="auto" w:fill="FFFFFF"/>
+        <w:suppressAutoHyphens w:val="0"/>
+        <w:spacing w:line="285" w:lineRule="atLeast"/>
+        <w:rPr>
+          <w:rFonts w:ascii="Consolas" w:eastAsia="Times New Roman" w:hAnsi="Consolas" w:cs="Times New Roman"/>
+          <w:color w:val="000000"/>
+          <w:sz w:val="21"/>
+          <w:szCs w:val="21"/>
+        </w:rPr>
+      </w:pPr>
+      <w:r>
+        <w:rPr>
+          <w:rFonts w:ascii="Consolas" w:eastAsia="Times New Roman" w:hAnsi="Consolas" w:cs="Times New Roman"/>
+          <w:color w:val="000000"/>
+          <w:sz w:val="21"/>
+          <w:szCs w:val="21"/>
+        </w:rPr>
+        <w:t xml:space="preserve">          </w:t>
+      </w:r>
+      <w:r>
+        <w:rPr>
+          <w:rFonts w:ascii="Consolas" w:eastAsia="Times New Roman" w:hAnsi="Consolas" w:cs="Times New Roman"/>
+          <w:color w:val="800000"/>
+          <w:sz w:val="21"/>
+          <w:szCs w:val="21"/>
+        </w:rPr>
+        <w:t>dotnet-version</w:t>
+      </w:r>
+      <w:r>
+        <w:rPr>
+          <w:rFonts w:ascii="Consolas" w:eastAsia="Times New Roman" w:hAnsi="Consolas" w:cs="Times New Roman"/>
+          <w:color w:val="000000"/>
+          <w:sz w:val="21"/>
+          <w:szCs w:val="21"/>
+        </w:rPr>
+        <w:t xml:space="preserve">: </w:t>
+      </w:r>
+      <w:r>
+        <w:rPr>
+          <w:rFonts w:ascii="Consolas" w:eastAsia="Times New Roman" w:hAnsi="Consolas" w:cs="Times New Roman"/>
+          <w:color w:val="A31515"/>
+          <w:sz w:val="21"/>
+          <w:szCs w:val="21"/>
+        </w:rPr>
+        <w:t>"9.0.x"</w:t>
+      </w:r>
+    </w:p>
+    <w:p>
+      <w:pPr>
+        <w:shd w:val="clear" w:color="auto" w:fill="FFFFFF"/>
+        <w:suppressAutoHyphens w:val="0"/>
+        <w:spacing w:line="285" w:lineRule="atLeast"/>
+        <w:rPr>
+          <w:rFonts w:ascii="Consolas" w:eastAsia="Times New Roman" w:hAnsi="Consolas" w:cs="Times New Roman"/>
+          <w:color w:val="000000"/>
+          <w:sz w:val="21"/>
+          <w:szCs w:val="21"/>
+        </w:rPr>
+      </w:pPr>
+    </w:p>
+    <w:p>
+      <w:pPr>
+        <w:shd w:val="clear" w:color="auto" w:fill="FFFFFF"/>
+        <w:suppressAutoHyphens w:val="0"/>
+        <w:spacing w:line="285" w:lineRule="atLeast"/>
+        <w:rPr>
+          <w:rFonts w:ascii="Consolas" w:eastAsia="Times New Roman" w:hAnsi="Consolas" w:cs="Times New Roman"/>
+          <w:color w:val="000000"/>
+          <w:sz w:val="21"/>
+          <w:szCs w:val="21"/>
+        </w:rPr>
+      </w:pPr>
+      <w:r>
+        <w:rPr>
+          <w:rFonts w:ascii="Consolas" w:eastAsia="Times New Roman" w:hAnsi="Consolas" w:cs="Times New Roman"/>
+          <w:color w:val="000000"/>
+          <w:sz w:val="21"/>
+          <w:szCs w:val="21"/>
+        </w:rPr>
+        <w:t xml:space="preserve">      - </w:t>
+      </w:r>
+      <w:r>
+        <w:rPr>
+          <w:rFonts w:ascii="Consolas" w:eastAsia="Times New Roman" w:hAnsi="Consolas" w:cs="Times New Roman"/>
+          <w:color w:val="800000"/>
+          <w:sz w:val="21"/>
+          <w:szCs w:val="21"/>
+        </w:rPr>
         <w:t>name</w:t>
       </w:r>
       <w:r>
@@ -14559,7 +11952,7 @@
           <w:sz w:val="21"/>
           <w:szCs w:val="21"/>
         </w:rPr>
-        <w:t>Setup .NET</w:t>
+        <w:t>Restore dependencies</w:t>
       </w:r>
     </w:p>
     <w:p>
@@ -14590,7 +11983,7 @@
           <w:sz w:val="21"/>
           <w:szCs w:val="21"/>
         </w:rPr>
-        <w:t>uses</w:t>
+        <w:t>run</w:t>
       </w:r>
       <w:r>
         <w:rPr>
@@ -14608,7 +12001,7 @@
           <w:sz w:val="21"/>
           <w:szCs w:val="21"/>
         </w:rPr>
-        <w:t>actions/setup-dotnet@v4</w:t>
+        <w:t>dotnet restore</w:t>
       </w:r>
     </w:p>
     <w:p>
@@ -14623,14 +12016,27 @@
           <w:szCs w:val="21"/>
         </w:rPr>
       </w:pPr>
-      <w:r>
+    </w:p>
+    <w:p>
+      <w:pPr>
+        <w:shd w:val="clear" w:color="auto" w:fill="FFFFFF"/>
+        <w:suppressAutoHyphens w:val="0"/>
+        <w:spacing w:line="285" w:lineRule="atLeast"/>
         <w:rPr>
           <w:rFonts w:ascii="Consolas" w:eastAsia="Times New Roman" w:hAnsi="Consolas" w:cs="Times New Roman"/>
           <w:color w:val="000000"/>
           <w:sz w:val="21"/>
           <w:szCs w:val="21"/>
         </w:rPr>
-        <w:t xml:space="preserve">        </w:t>
+      </w:pPr>
+      <w:r>
+        <w:rPr>
+          <w:rFonts w:ascii="Consolas" w:eastAsia="Times New Roman" w:hAnsi="Consolas" w:cs="Times New Roman"/>
+          <w:color w:val="000000"/>
+          <w:sz w:val="21"/>
+          <w:szCs w:val="21"/>
+        </w:rPr>
+        <w:t xml:space="preserve">      - </w:t>
       </w:r>
       <w:r>
         <w:rPr>
@@ -14639,7 +12045,7 @@
           <w:sz w:val="21"/>
           <w:szCs w:val="21"/>
         </w:rPr>
-        <w:t>with</w:t>
+        <w:t>name</w:t>
       </w:r>
       <w:r>
         <w:rPr>
@@ -14648,29 +12054,38 @@
           <w:sz w:val="21"/>
           <w:szCs w:val="21"/>
         </w:rPr>
-        <w:t>:</w:t>
-      </w:r>
-    </w:p>
-    <w:p>
-      <w:pPr>
-        <w:shd w:val="clear" w:color="auto" w:fill="FFFFFF"/>
-        <w:suppressAutoHyphens w:val="0"/>
-        <w:spacing w:line="285" w:lineRule="atLeast"/>
+        <w:t xml:space="preserve">: </w:t>
+      </w:r>
+      <w:r>
         <w:rPr>
           <w:rFonts w:ascii="Consolas" w:eastAsia="Times New Roman" w:hAnsi="Consolas" w:cs="Times New Roman"/>
-          <w:color w:val="000000"/>
+          <w:color w:val="0000FF"/>
           <w:sz w:val="21"/>
           <w:szCs w:val="21"/>
         </w:rPr>
-      </w:pPr>
-      <w:r>
+        <w:t>Build</w:t>
+      </w:r>
+    </w:p>
+    <w:p>
+      <w:pPr>
+        <w:shd w:val="clear" w:color="auto" w:fill="FFFFFF"/>
+        <w:suppressAutoHyphens w:val="0"/>
+        <w:spacing w:line="285" w:lineRule="atLeast"/>
         <w:rPr>
           <w:rFonts w:ascii="Consolas" w:eastAsia="Times New Roman" w:hAnsi="Consolas" w:cs="Times New Roman"/>
           <w:color w:val="000000"/>
           <w:sz w:val="21"/>
           <w:szCs w:val="21"/>
         </w:rPr>
-        <w:t xml:space="preserve">          </w:t>
+      </w:pPr>
+      <w:r>
+        <w:rPr>
+          <w:rFonts w:ascii="Consolas" w:eastAsia="Times New Roman" w:hAnsi="Consolas" w:cs="Times New Roman"/>
+          <w:color w:val="000000"/>
+          <w:sz w:val="21"/>
+          <w:szCs w:val="21"/>
+        </w:rPr>
+        <w:t xml:space="preserve">        </w:t>
       </w:r>
       <w:r>
         <w:rPr>
@@ -14679,7 +12094,7 @@
           <w:sz w:val="21"/>
           <w:szCs w:val="21"/>
         </w:rPr>
-        <w:t>dotnet-version</w:t>
+        <w:t>run</w:t>
       </w:r>
       <w:r>
         <w:rPr>
@@ -14693,11 +12108,11 @@
       <w:r>
         <w:rPr>
           <w:rFonts w:ascii="Consolas" w:eastAsia="Times New Roman" w:hAnsi="Consolas" w:cs="Times New Roman"/>
-          <w:color w:val="A31515"/>
+          <w:color w:val="0000FF"/>
           <w:sz w:val="21"/>
           <w:szCs w:val="21"/>
         </w:rPr>
-        <w:t>"9.0.x"</w:t>
+        <w:t>dotnet build --no-restore --configuration Release</w:t>
       </w:r>
     </w:p>
     <w:p>
@@ -14732,6 +12147,7 @@
           <w:sz w:val="21"/>
           <w:szCs w:val="21"/>
         </w:rPr>
+        <w:lastRenderedPageBreak/>
         <w:t xml:space="preserve">      - </w:t>
       </w:r>
       <w:r>
@@ -14759,7 +12175,7 @@
           <w:sz w:val="21"/>
           <w:szCs w:val="21"/>
         </w:rPr>
-        <w:t>Restore dependencies</w:t>
+        <w:t>Test</w:t>
       </w:r>
     </w:p>
     <w:p>
@@ -14808,229 +12224,6 @@
           <w:sz w:val="21"/>
           <w:szCs w:val="21"/>
         </w:rPr>
-        <w:t>dotnet restore</w:t>
-      </w:r>
-    </w:p>
-    <w:p>
-      <w:pPr>
-        <w:shd w:val="clear" w:color="auto" w:fill="FFFFFF"/>
-        <w:suppressAutoHyphens w:val="0"/>
-        <w:spacing w:line="285" w:lineRule="atLeast"/>
-        <w:rPr>
-          <w:rFonts w:ascii="Consolas" w:eastAsia="Times New Roman" w:hAnsi="Consolas" w:cs="Times New Roman"/>
-          <w:color w:val="000000"/>
-          <w:sz w:val="21"/>
-          <w:szCs w:val="21"/>
-        </w:rPr>
-      </w:pPr>
-    </w:p>
-    <w:p>
-      <w:pPr>
-        <w:shd w:val="clear" w:color="auto" w:fill="FFFFFF"/>
-        <w:suppressAutoHyphens w:val="0"/>
-        <w:spacing w:line="285" w:lineRule="atLeast"/>
-        <w:rPr>
-          <w:rFonts w:ascii="Consolas" w:eastAsia="Times New Roman" w:hAnsi="Consolas" w:cs="Times New Roman"/>
-          <w:color w:val="000000"/>
-          <w:sz w:val="21"/>
-          <w:szCs w:val="21"/>
-        </w:rPr>
-      </w:pPr>
-      <w:r>
-        <w:rPr>
-          <w:rFonts w:ascii="Consolas" w:eastAsia="Times New Roman" w:hAnsi="Consolas" w:cs="Times New Roman"/>
-          <w:color w:val="000000"/>
-          <w:sz w:val="21"/>
-          <w:szCs w:val="21"/>
-        </w:rPr>
-        <w:t xml:space="preserve">      - </w:t>
-      </w:r>
-      <w:r>
-        <w:rPr>
-          <w:rFonts w:ascii="Consolas" w:eastAsia="Times New Roman" w:hAnsi="Consolas" w:cs="Times New Roman"/>
-          <w:color w:val="800000"/>
-          <w:sz w:val="21"/>
-          <w:szCs w:val="21"/>
-        </w:rPr>
-        <w:t>name</w:t>
-      </w:r>
-      <w:r>
-        <w:rPr>
-          <w:rFonts w:ascii="Consolas" w:eastAsia="Times New Roman" w:hAnsi="Consolas" w:cs="Times New Roman"/>
-          <w:color w:val="000000"/>
-          <w:sz w:val="21"/>
-          <w:szCs w:val="21"/>
-        </w:rPr>
-        <w:t xml:space="preserve">: </w:t>
-      </w:r>
-      <w:r>
-        <w:rPr>
-          <w:rFonts w:ascii="Consolas" w:eastAsia="Times New Roman" w:hAnsi="Consolas" w:cs="Times New Roman"/>
-          <w:color w:val="0000FF"/>
-          <w:sz w:val="21"/>
-          <w:szCs w:val="21"/>
-        </w:rPr>
-        <w:t>Build</w:t>
-      </w:r>
-    </w:p>
-    <w:p>
-      <w:pPr>
-        <w:shd w:val="clear" w:color="auto" w:fill="FFFFFF"/>
-        <w:suppressAutoHyphens w:val="0"/>
-        <w:spacing w:line="285" w:lineRule="atLeast"/>
-        <w:rPr>
-          <w:rFonts w:ascii="Consolas" w:eastAsia="Times New Roman" w:hAnsi="Consolas" w:cs="Times New Roman"/>
-          <w:color w:val="000000"/>
-          <w:sz w:val="21"/>
-          <w:szCs w:val="21"/>
-        </w:rPr>
-      </w:pPr>
-      <w:r>
-        <w:rPr>
-          <w:rFonts w:ascii="Consolas" w:eastAsia="Times New Roman" w:hAnsi="Consolas" w:cs="Times New Roman"/>
-          <w:color w:val="000000"/>
-          <w:sz w:val="21"/>
-          <w:szCs w:val="21"/>
-        </w:rPr>
-        <w:t xml:space="preserve">        </w:t>
-      </w:r>
-      <w:r>
-        <w:rPr>
-          <w:rFonts w:ascii="Consolas" w:eastAsia="Times New Roman" w:hAnsi="Consolas" w:cs="Times New Roman"/>
-          <w:color w:val="800000"/>
-          <w:sz w:val="21"/>
-          <w:szCs w:val="21"/>
-        </w:rPr>
-        <w:t>run</w:t>
-      </w:r>
-      <w:r>
-        <w:rPr>
-          <w:rFonts w:ascii="Consolas" w:eastAsia="Times New Roman" w:hAnsi="Consolas" w:cs="Times New Roman"/>
-          <w:color w:val="000000"/>
-          <w:sz w:val="21"/>
-          <w:szCs w:val="21"/>
-        </w:rPr>
-        <w:t xml:space="preserve">: </w:t>
-      </w:r>
-      <w:r>
-        <w:rPr>
-          <w:rFonts w:ascii="Consolas" w:eastAsia="Times New Roman" w:hAnsi="Consolas" w:cs="Times New Roman"/>
-          <w:color w:val="0000FF"/>
-          <w:sz w:val="21"/>
-          <w:szCs w:val="21"/>
-        </w:rPr>
-        <w:t>dotnet build --no-restore --configuration Release</w:t>
-      </w:r>
-    </w:p>
-    <w:p>
-      <w:pPr>
-        <w:shd w:val="clear" w:color="auto" w:fill="FFFFFF"/>
-        <w:suppressAutoHyphens w:val="0"/>
-        <w:spacing w:line="285" w:lineRule="atLeast"/>
-        <w:rPr>
-          <w:rFonts w:ascii="Consolas" w:eastAsia="Times New Roman" w:hAnsi="Consolas" w:cs="Times New Roman"/>
-          <w:color w:val="000000"/>
-          <w:sz w:val="21"/>
-          <w:szCs w:val="21"/>
-        </w:rPr>
-      </w:pPr>
-    </w:p>
-    <w:p>
-      <w:pPr>
-        <w:shd w:val="clear" w:color="auto" w:fill="FFFFFF"/>
-        <w:suppressAutoHyphens w:val="0"/>
-        <w:spacing w:line="285" w:lineRule="atLeast"/>
-        <w:rPr>
-          <w:rFonts w:ascii="Consolas" w:eastAsia="Times New Roman" w:hAnsi="Consolas" w:cs="Times New Roman"/>
-          <w:color w:val="000000"/>
-          <w:sz w:val="21"/>
-          <w:szCs w:val="21"/>
-        </w:rPr>
-      </w:pPr>
-      <w:r>
-        <w:rPr>
-          <w:rFonts w:ascii="Consolas" w:eastAsia="Times New Roman" w:hAnsi="Consolas" w:cs="Times New Roman"/>
-          <w:color w:val="000000"/>
-          <w:sz w:val="21"/>
-          <w:szCs w:val="21"/>
-        </w:rPr>
-        <w:lastRenderedPageBreak/>
-        <w:t xml:space="preserve">      - </w:t>
-      </w:r>
-      <w:r>
-        <w:rPr>
-          <w:rFonts w:ascii="Consolas" w:eastAsia="Times New Roman" w:hAnsi="Consolas" w:cs="Times New Roman"/>
-          <w:color w:val="800000"/>
-          <w:sz w:val="21"/>
-          <w:szCs w:val="21"/>
-        </w:rPr>
-        <w:t>name</w:t>
-      </w:r>
-      <w:r>
-        <w:rPr>
-          <w:rFonts w:ascii="Consolas" w:eastAsia="Times New Roman" w:hAnsi="Consolas" w:cs="Times New Roman"/>
-          <w:color w:val="000000"/>
-          <w:sz w:val="21"/>
-          <w:szCs w:val="21"/>
-        </w:rPr>
-        <w:t xml:space="preserve">: </w:t>
-      </w:r>
-      <w:r>
-        <w:rPr>
-          <w:rFonts w:ascii="Consolas" w:eastAsia="Times New Roman" w:hAnsi="Consolas" w:cs="Times New Roman"/>
-          <w:color w:val="0000FF"/>
-          <w:sz w:val="21"/>
-          <w:szCs w:val="21"/>
-        </w:rPr>
-        <w:t>Test</w:t>
-      </w:r>
-    </w:p>
-    <w:p>
-      <w:pPr>
-        <w:shd w:val="clear" w:color="auto" w:fill="FFFFFF"/>
-        <w:suppressAutoHyphens w:val="0"/>
-        <w:spacing w:line="285" w:lineRule="atLeast"/>
-        <w:rPr>
-          <w:rFonts w:ascii="Consolas" w:eastAsia="Times New Roman" w:hAnsi="Consolas" w:cs="Times New Roman"/>
-          <w:color w:val="000000"/>
-          <w:sz w:val="21"/>
-          <w:szCs w:val="21"/>
-        </w:rPr>
-      </w:pPr>
-      <w:r>
-        <w:rPr>
-          <w:rFonts w:ascii="Consolas" w:eastAsia="Times New Roman" w:hAnsi="Consolas" w:cs="Times New Roman"/>
-          <w:color w:val="000000"/>
-          <w:sz w:val="21"/>
-          <w:szCs w:val="21"/>
-        </w:rPr>
-        <w:t xml:space="preserve">        </w:t>
-      </w:r>
-      <w:r>
-        <w:rPr>
-          <w:rFonts w:ascii="Consolas" w:eastAsia="Times New Roman" w:hAnsi="Consolas" w:cs="Times New Roman"/>
-          <w:color w:val="800000"/>
-          <w:sz w:val="21"/>
-          <w:szCs w:val="21"/>
-        </w:rPr>
-        <w:t>run</w:t>
-      </w:r>
-      <w:r>
-        <w:rPr>
-          <w:rFonts w:ascii="Consolas" w:eastAsia="Times New Roman" w:hAnsi="Consolas" w:cs="Times New Roman"/>
-          <w:color w:val="000000"/>
-          <w:sz w:val="21"/>
-          <w:szCs w:val="21"/>
-        </w:rPr>
-        <w:t xml:space="preserve">: </w:t>
-      </w:r>
-      <w:r>
-        <w:rPr>
-          <w:rFonts w:ascii="Consolas" w:eastAsia="Times New Roman" w:hAnsi="Consolas" w:cs="Times New Roman"/>
-          <w:color w:val="0000FF"/>
-          <w:sz w:val="21"/>
-          <w:szCs w:val="21"/>
-        </w:rPr>
         <w:t>dotnet test --no-build --verbosity normal</w:t>
       </w:r>
     </w:p>
@@ -15220,28 +12413,7 @@
           <w:sz w:val="20"/>
           <w:szCs w:val="20"/>
         </w:rPr>
-        <w:t xml:space="preserve">The SVG part is what a </w:t>
-      </w:r>
-      <w:r>
-        <w:rPr>
-          <w:sz w:val="20"/>
-          <w:szCs w:val="20"/>
-        </w:rPr>
-        <w:t>GitHub generate</w:t>
-      </w:r>
-      <w:r>
-        <w:rPr>
-          <w:sz w:val="20"/>
-          <w:szCs w:val="20"/>
-        </w:rPr>
-        <w:t xml:space="preserve">d image </w:t>
-      </w:r>
-      <w:r>
-        <w:rPr>
-          <w:sz w:val="20"/>
-          <w:szCs w:val="20"/>
-        </w:rPr>
-        <w:t>that reflects the current status of your workflow</w:t>
+        <w:t>The SVG part is what a GitHub generated image that reflects the current status of your workflow</w:t>
       </w:r>
     </w:p>
     <w:p>
@@ -15347,6 +12519,9 @@
         <w:br/>
       </w:r>
       <w:r>
+        <w:rPr>
+          <w:noProof/>
+        </w:rPr>
         <w:drawing>
           <wp:inline distT="0" distB="0" distL="0" distR="0" wp14:anchorId="44909217" wp14:editId="64E9EF16">
             <wp:extent cx="2207602" cy="1978175"/>
@@ -18021,6 +15196,7 @@
   <w:style w:type="character" w:default="1" w:styleId="DefaultParagraphFont">
     <w:name w:val="Default Paragraph Font"/>
     <w:uiPriority w:val="1"/>
+    <w:semiHidden/>
     <w:unhideWhenUsed/>
   </w:style>
   <w:style w:type="table" w:default="1" w:styleId="TableNormal">
